--- a/00-首页/题组Word/习题书/第三篇-有机化学/4-芳香化合物与亲电取代-学生版.docx
+++ b/00-首页/题组Word/习题书/第三篇-有机化学/4-芳香化合物与亲电取代-学生版.docx
@@ -3,6 +3,239 @@
 <w:document xmlns:w="http://schemas.openxmlformats.org/wordprocessingml/2006/main" xmlns:m="http://schemas.openxmlformats.org/officeDocument/2006/math" xmlns:r="http://schemas.openxmlformats.org/officeDocument/2006/relationships" xmlns:o="urn:schemas-microsoft-com:office:office" xmlns:v="urn:schemas-microsoft-com:vml" xmlns:w10="urn:schemas-microsoft-com:office:word" xmlns:a="http://schemas.openxmlformats.org/drawingml/2006/main" xmlns:pic="http://schemas.openxmlformats.org/drawingml/2006/picture" xmlns:wp="http://schemas.openxmlformats.org/drawingml/2006/wordprocessingDrawing">
   <w:body>
     <w:bookmarkStart w:id="250" w:name="第-4-章-芳香化合物与亲电取代"/>
+    <w:p>
+      <w:pPr>
+        <w:spacing w:after="1800" w:before="1200" w:line="276" w:lineRule="auto"/>
+        <w:jc w:val="center"/>
+      </w:pPr>
+    </w:p>
+    <w:p>
+      <w:pPr>
+        <w:spacing w:after="320" w:before="0" w:line="276" w:lineRule="auto"/>
+        <w:jc w:val="center"/>
+      </w:pPr>
+      <w:r>
+        <w:rPr>
+          <w:rFonts w:ascii="Times New Roman" w:hAnsi="Times New Roman" w:eastAsia="SimHei" w:cs="Times New Roman"/>
+          <w:b/>
+          <w:color w:val="17324D"/>
+          <w:sz w:val="64"/>
+        </w:rPr>
+        <w:t>化学竞赛习题册</w:t>
+      </w:r>
+    </w:p>
+    <w:p>
+      <w:pPr>
+        <w:spacing w:after="120" w:before="0" w:line="276" w:lineRule="auto"/>
+        <w:jc w:val="center"/>
+      </w:pPr>
+      <w:r>
+        <w:rPr>
+          <w:rFonts w:ascii="Times New Roman" w:hAnsi="Times New Roman" w:eastAsia="SimHei" w:cs="Times New Roman"/>
+          <w:b w:val="0"/>
+          <w:color w:val="5B6975"/>
+          <w:sz w:val="32"/>
+        </w:rPr>
+        <w:t>第三篇</w:t>
+      </w:r>
+      <w:r>
+        <w:rPr>
+          <w:rFonts w:ascii="Times New Roman" w:hAnsi="Times New Roman" w:eastAsia="Times New Roman" w:cs="Times New Roman"/>
+          <w:b w:val="0"/>
+          <w:color w:val="5B6975"/>
+          <w:sz w:val="32"/>
+        </w:rPr>
+        <w:t xml:space="preserve"> </w:t>
+      </w:r>
+      <w:r>
+        <w:rPr>
+          <w:rFonts w:ascii="Times New Roman" w:hAnsi="Times New Roman" w:eastAsia="SimHei" w:cs="Times New Roman"/>
+          <w:b w:val="0"/>
+          <w:color w:val="5B6975"/>
+          <w:sz w:val="32"/>
+        </w:rPr>
+        <w:t>有机化学</w:t>
+      </w:r>
+    </w:p>
+    <w:p>
+      <w:pPr>
+        <w:spacing w:after="600" w:before="0" w:line="276" w:lineRule="auto"/>
+        <w:jc w:val="center"/>
+      </w:pPr>
+      <w:r>
+        <w:rPr>
+          <w:rFonts w:ascii="Times New Roman" w:hAnsi="Times New Roman" w:eastAsia="SimHei" w:cs="Times New Roman"/>
+          <w:b/>
+          <w:color w:val="17324D"/>
+          <w:sz w:val="44"/>
+        </w:rPr>
+        <w:t>第</w:t>
+      </w:r>
+      <w:r>
+        <w:rPr>
+          <w:rFonts w:ascii="Times New Roman" w:hAnsi="Times New Roman" w:eastAsia="Times New Roman" w:cs="Times New Roman"/>
+          <w:b/>
+          <w:color w:val="17324D"/>
+          <w:sz w:val="44"/>
+        </w:rPr>
+        <w:t xml:space="preserve"> 4 </w:t>
+      </w:r>
+      <w:r>
+        <w:rPr>
+          <w:rFonts w:ascii="Times New Roman" w:hAnsi="Times New Roman" w:eastAsia="SimHei" w:cs="Times New Roman"/>
+          <w:b/>
+          <w:color w:val="17324D"/>
+          <w:sz w:val="44"/>
+        </w:rPr>
+        <w:t>章</w:t>
+      </w:r>
+      <w:r>
+        <w:rPr>
+          <w:rFonts w:ascii="Times New Roman" w:hAnsi="Times New Roman" w:eastAsia="Times New Roman" w:cs="Times New Roman"/>
+          <w:b/>
+          <w:color w:val="17324D"/>
+          <w:sz w:val="44"/>
+        </w:rPr>
+        <w:t xml:space="preserve"> </w:t>
+      </w:r>
+      <w:r>
+        <w:rPr>
+          <w:rFonts w:ascii="Times New Roman" w:hAnsi="Times New Roman" w:eastAsia="SimHei" w:cs="Times New Roman"/>
+          <w:b/>
+          <w:color w:val="17324D"/>
+          <w:sz w:val="44"/>
+        </w:rPr>
+        <w:t>芳香化合物与亲电取代</w:t>
+      </w:r>
+    </w:p>
+    <w:p>
+      <w:pPr>
+        <w:spacing w:after="600" w:before="120" w:line="276" w:lineRule="auto"/>
+        <w:jc w:val="center"/>
+        <w:pBdr>
+          <w:bottom w:val="single" w:sz="8" w:space="4" w:color="4A6577"/>
+        </w:pBdr>
+      </w:pPr>
+    </w:p>
+    <w:p>
+      <w:pPr>
+        <w:spacing w:after="160" w:before="0" w:line="276" w:lineRule="auto"/>
+        <w:jc w:val="center"/>
+      </w:pPr>
+      <w:r>
+        <w:rPr>
+          <w:rFonts w:ascii="Times New Roman" w:hAnsi="Times New Roman" w:eastAsia="FangSong" w:cs="Times New Roman"/>
+          <w:b w:val="0"/>
+          <w:color w:val="5B6975"/>
+          <w:sz w:val="24"/>
+        </w:rPr>
+        <w:t>题量</w:t>
+      </w:r>
+      <w:r>
+        <w:rPr>
+          <w:rFonts w:ascii="Times New Roman" w:hAnsi="Times New Roman" w:eastAsia="Times New Roman" w:cs="Times New Roman"/>
+          <w:b w:val="0"/>
+          <w:color w:val="5B6975"/>
+          <w:sz w:val="24"/>
+        </w:rPr>
+        <w:t>：45</w:t>
+      </w:r>
+    </w:p>
+    <w:p>
+      <w:pPr>
+        <w:spacing w:after="160" w:before="0" w:line="276" w:lineRule="auto"/>
+        <w:jc w:val="center"/>
+      </w:pPr>
+      <w:r>
+        <w:rPr>
+          <w:rFonts w:ascii="Times New Roman" w:hAnsi="Times New Roman" w:eastAsia="FangSong" w:cs="Times New Roman"/>
+          <w:b w:val="0"/>
+          <w:color w:val="5B6975"/>
+          <w:sz w:val="24"/>
+        </w:rPr>
+        <w:t>版本</w:t>
+      </w:r>
+      <w:r>
+        <w:rPr>
+          <w:rFonts w:ascii="Times New Roman" w:hAnsi="Times New Roman" w:eastAsia="Times New Roman" w:cs="Times New Roman"/>
+          <w:b w:val="0"/>
+          <w:color w:val="5B6975"/>
+          <w:sz w:val="24"/>
+        </w:rPr>
+        <w:t>：</w:t>
+      </w:r>
+      <w:r>
+        <w:rPr>
+          <w:rFonts w:ascii="Times New Roman" w:hAnsi="Times New Roman" w:eastAsia="FangSong" w:cs="Times New Roman"/>
+          <w:b w:val="0"/>
+          <w:color w:val="5B6975"/>
+          <w:sz w:val="24"/>
+        </w:rPr>
+        <w:t>学生版</w:t>
+      </w:r>
+      <w:r>
+        <w:rPr>
+          <w:rFonts w:ascii="Times New Roman" w:hAnsi="Times New Roman" w:eastAsia="Times New Roman" w:cs="Times New Roman"/>
+          <w:b w:val="0"/>
+          <w:color w:val="5B6975"/>
+          <w:sz w:val="24"/>
+        </w:rPr>
+        <w:t>（</w:t>
+      </w:r>
+      <w:r>
+        <w:rPr>
+          <w:rFonts w:ascii="Times New Roman" w:hAnsi="Times New Roman" w:eastAsia="FangSong" w:cs="Times New Roman"/>
+          <w:b w:val="0"/>
+          <w:color w:val="5B6975"/>
+          <w:sz w:val="24"/>
+        </w:rPr>
+        <w:t>无答案</w:t>
+      </w:r>
+      <w:r>
+        <w:rPr>
+          <w:rFonts w:ascii="Times New Roman" w:hAnsi="Times New Roman" w:eastAsia="Times New Roman" w:cs="Times New Roman"/>
+          <w:b w:val="0"/>
+          <w:color w:val="5B6975"/>
+          <w:sz w:val="24"/>
+        </w:rPr>
+        <w:t>）</w:t>
+      </w:r>
+    </w:p>
+    <w:p>
+      <w:pPr>
+        <w:spacing w:after="160" w:before="0" w:line="276" w:lineRule="auto"/>
+        <w:jc w:val="center"/>
+      </w:pPr>
+      <w:r>
+        <w:rPr>
+          <w:rFonts w:ascii="Times New Roman" w:hAnsi="Times New Roman" w:eastAsia="FangSong" w:cs="Times New Roman"/>
+          <w:b w:val="0"/>
+          <w:color w:val="5B6975"/>
+          <w:sz w:val="24"/>
+        </w:rPr>
+        <w:t>日期</w:t>
+      </w:r>
+      <w:r>
+        <w:rPr>
+          <w:rFonts w:ascii="Times New Roman" w:hAnsi="Times New Roman" w:eastAsia="Times New Roman" w:cs="Times New Roman"/>
+          <w:b w:val="0"/>
+          <w:color w:val="5B6975"/>
+          <w:sz w:val="24"/>
+        </w:rPr>
+        <w:t>：2026-09-10</w:t>
+      </w:r>
+    </w:p>
+    <w:p>
+      <w:pPr>
+        <w:jc w:val="center"/>
+      </w:pPr>
+      <w:r>
+        <w:rPr>
+          <w:rFonts w:ascii="Times New Roman" w:hAnsi="Times New Roman" w:eastAsia="Times New Roman" w:cs="Times New Roman"/>
+        </w:rPr>
+        <w:br w:type="page"/>
+      </w:r>
+    </w:p>
     <w:p>
       <w:pPr>
         <w:pStyle w:val="Heading1"/>

--- a/00-首页/题组Word/习题书/第三篇-有机化学/4-芳香化合物与亲电取代-学生版.docx
+++ b/00-首页/题组Word/习题书/第三篇-有机化学/4-芳香化合物与亲电取代-学生版.docx
@@ -2,240 +2,7 @@
 <file path=word/document.xml><?xml version="1.0" encoding="utf-8"?>
 <w:document xmlns:w="http://schemas.openxmlformats.org/wordprocessingml/2006/main" xmlns:m="http://schemas.openxmlformats.org/officeDocument/2006/math" xmlns:r="http://schemas.openxmlformats.org/officeDocument/2006/relationships" xmlns:o="urn:schemas-microsoft-com:office:office" xmlns:v="urn:schemas-microsoft-com:vml" xmlns:w10="urn:schemas-microsoft-com:office:word" xmlns:a="http://schemas.openxmlformats.org/drawingml/2006/main" xmlns:pic="http://schemas.openxmlformats.org/drawingml/2006/picture" xmlns:wp="http://schemas.openxmlformats.org/drawingml/2006/wordprocessingDrawing">
   <w:body>
-    <w:bookmarkStart w:id="250" w:name="第-4-章-芳香化合物与亲电取代"/>
-    <w:p>
-      <w:pPr>
-        <w:spacing w:after="1800" w:before="1200" w:line="276" w:lineRule="auto"/>
-        <w:jc w:val="center"/>
-      </w:pPr>
-    </w:p>
-    <w:p>
-      <w:pPr>
-        <w:spacing w:after="320" w:before="0" w:line="276" w:lineRule="auto"/>
-        <w:jc w:val="center"/>
-      </w:pPr>
-      <w:r>
-        <w:rPr>
-          <w:rFonts w:ascii="Times New Roman" w:hAnsi="Times New Roman" w:eastAsia="SimHei" w:cs="Times New Roman"/>
-          <w:b/>
-          <w:color w:val="17324D"/>
-          <w:sz w:val="64"/>
-        </w:rPr>
-        <w:t>化学竞赛习题册</w:t>
-      </w:r>
-    </w:p>
-    <w:p>
-      <w:pPr>
-        <w:spacing w:after="120" w:before="0" w:line="276" w:lineRule="auto"/>
-        <w:jc w:val="center"/>
-      </w:pPr>
-      <w:r>
-        <w:rPr>
-          <w:rFonts w:ascii="Times New Roman" w:hAnsi="Times New Roman" w:eastAsia="SimHei" w:cs="Times New Roman"/>
-          <w:b w:val="0"/>
-          <w:color w:val="5B6975"/>
-          <w:sz w:val="32"/>
-        </w:rPr>
-        <w:t>第三篇</w:t>
-      </w:r>
-      <w:r>
-        <w:rPr>
-          <w:rFonts w:ascii="Times New Roman" w:hAnsi="Times New Roman" w:eastAsia="Times New Roman" w:cs="Times New Roman"/>
-          <w:b w:val="0"/>
-          <w:color w:val="5B6975"/>
-          <w:sz w:val="32"/>
-        </w:rPr>
-        <w:t xml:space="preserve"> </w:t>
-      </w:r>
-      <w:r>
-        <w:rPr>
-          <w:rFonts w:ascii="Times New Roman" w:hAnsi="Times New Roman" w:eastAsia="SimHei" w:cs="Times New Roman"/>
-          <w:b w:val="0"/>
-          <w:color w:val="5B6975"/>
-          <w:sz w:val="32"/>
-        </w:rPr>
-        <w:t>有机化学</w:t>
-      </w:r>
-    </w:p>
-    <w:p>
-      <w:pPr>
-        <w:spacing w:after="600" w:before="0" w:line="276" w:lineRule="auto"/>
-        <w:jc w:val="center"/>
-      </w:pPr>
-      <w:r>
-        <w:rPr>
-          <w:rFonts w:ascii="Times New Roman" w:hAnsi="Times New Roman" w:eastAsia="SimHei" w:cs="Times New Roman"/>
-          <w:b/>
-          <w:color w:val="17324D"/>
-          <w:sz w:val="44"/>
-        </w:rPr>
-        <w:t>第</w:t>
-      </w:r>
-      <w:r>
-        <w:rPr>
-          <w:rFonts w:ascii="Times New Roman" w:hAnsi="Times New Roman" w:eastAsia="Times New Roman" w:cs="Times New Roman"/>
-          <w:b/>
-          <w:color w:val="17324D"/>
-          <w:sz w:val="44"/>
-        </w:rPr>
-        <w:t xml:space="preserve"> 4 </w:t>
-      </w:r>
-      <w:r>
-        <w:rPr>
-          <w:rFonts w:ascii="Times New Roman" w:hAnsi="Times New Roman" w:eastAsia="SimHei" w:cs="Times New Roman"/>
-          <w:b/>
-          <w:color w:val="17324D"/>
-          <w:sz w:val="44"/>
-        </w:rPr>
-        <w:t>章</w:t>
-      </w:r>
-      <w:r>
-        <w:rPr>
-          <w:rFonts w:ascii="Times New Roman" w:hAnsi="Times New Roman" w:eastAsia="Times New Roman" w:cs="Times New Roman"/>
-          <w:b/>
-          <w:color w:val="17324D"/>
-          <w:sz w:val="44"/>
-        </w:rPr>
-        <w:t xml:space="preserve"> </w:t>
-      </w:r>
-      <w:r>
-        <w:rPr>
-          <w:rFonts w:ascii="Times New Roman" w:hAnsi="Times New Roman" w:eastAsia="SimHei" w:cs="Times New Roman"/>
-          <w:b/>
-          <w:color w:val="17324D"/>
-          <w:sz w:val="44"/>
-        </w:rPr>
-        <w:t>芳香化合物与亲电取代</w:t>
-      </w:r>
-    </w:p>
-    <w:p>
-      <w:pPr>
-        <w:spacing w:after="600" w:before="120" w:line="276" w:lineRule="auto"/>
-        <w:jc w:val="center"/>
-        <w:pBdr>
-          <w:bottom w:val="single" w:sz="8" w:space="4" w:color="4A6577"/>
-        </w:pBdr>
-      </w:pPr>
-    </w:p>
-    <w:p>
-      <w:pPr>
-        <w:spacing w:after="160" w:before="0" w:line="276" w:lineRule="auto"/>
-        <w:jc w:val="center"/>
-      </w:pPr>
-      <w:r>
-        <w:rPr>
-          <w:rFonts w:ascii="Times New Roman" w:hAnsi="Times New Roman" w:eastAsia="FangSong" w:cs="Times New Roman"/>
-          <w:b w:val="0"/>
-          <w:color w:val="5B6975"/>
-          <w:sz w:val="24"/>
-        </w:rPr>
-        <w:t>题量</w:t>
-      </w:r>
-      <w:r>
-        <w:rPr>
-          <w:rFonts w:ascii="Times New Roman" w:hAnsi="Times New Roman" w:eastAsia="Times New Roman" w:cs="Times New Roman"/>
-          <w:b w:val="0"/>
-          <w:color w:val="5B6975"/>
-          <w:sz w:val="24"/>
-        </w:rPr>
-        <w:t>：45</w:t>
-      </w:r>
-    </w:p>
-    <w:p>
-      <w:pPr>
-        <w:spacing w:after="160" w:before="0" w:line="276" w:lineRule="auto"/>
-        <w:jc w:val="center"/>
-      </w:pPr>
-      <w:r>
-        <w:rPr>
-          <w:rFonts w:ascii="Times New Roman" w:hAnsi="Times New Roman" w:eastAsia="FangSong" w:cs="Times New Roman"/>
-          <w:b w:val="0"/>
-          <w:color w:val="5B6975"/>
-          <w:sz w:val="24"/>
-        </w:rPr>
-        <w:t>版本</w:t>
-      </w:r>
-      <w:r>
-        <w:rPr>
-          <w:rFonts w:ascii="Times New Roman" w:hAnsi="Times New Roman" w:eastAsia="Times New Roman" w:cs="Times New Roman"/>
-          <w:b w:val="0"/>
-          <w:color w:val="5B6975"/>
-          <w:sz w:val="24"/>
-        </w:rPr>
-        <w:t>：</w:t>
-      </w:r>
-      <w:r>
-        <w:rPr>
-          <w:rFonts w:ascii="Times New Roman" w:hAnsi="Times New Roman" w:eastAsia="FangSong" w:cs="Times New Roman"/>
-          <w:b w:val="0"/>
-          <w:color w:val="5B6975"/>
-          <w:sz w:val="24"/>
-        </w:rPr>
-        <w:t>学生版</w:t>
-      </w:r>
-      <w:r>
-        <w:rPr>
-          <w:rFonts w:ascii="Times New Roman" w:hAnsi="Times New Roman" w:eastAsia="Times New Roman" w:cs="Times New Roman"/>
-          <w:b w:val="0"/>
-          <w:color w:val="5B6975"/>
-          <w:sz w:val="24"/>
-        </w:rPr>
-        <w:t>（</w:t>
-      </w:r>
-      <w:r>
-        <w:rPr>
-          <w:rFonts w:ascii="Times New Roman" w:hAnsi="Times New Roman" w:eastAsia="FangSong" w:cs="Times New Roman"/>
-          <w:b w:val="0"/>
-          <w:color w:val="5B6975"/>
-          <w:sz w:val="24"/>
-        </w:rPr>
-        <w:t>无答案</w:t>
-      </w:r>
-      <w:r>
-        <w:rPr>
-          <w:rFonts w:ascii="Times New Roman" w:hAnsi="Times New Roman" w:eastAsia="Times New Roman" w:cs="Times New Roman"/>
-          <w:b w:val="0"/>
-          <w:color w:val="5B6975"/>
-          <w:sz w:val="24"/>
-        </w:rPr>
-        <w:t>）</w:t>
-      </w:r>
-    </w:p>
-    <w:p>
-      <w:pPr>
-        <w:spacing w:after="160" w:before="0" w:line="276" w:lineRule="auto"/>
-        <w:jc w:val="center"/>
-      </w:pPr>
-      <w:r>
-        <w:rPr>
-          <w:rFonts w:ascii="Times New Roman" w:hAnsi="Times New Roman" w:eastAsia="FangSong" w:cs="Times New Roman"/>
-          <w:b w:val="0"/>
-          <w:color w:val="5B6975"/>
-          <w:sz w:val="24"/>
-        </w:rPr>
-        <w:t>日期</w:t>
-      </w:r>
-      <w:r>
-        <w:rPr>
-          <w:rFonts w:ascii="Times New Roman" w:hAnsi="Times New Roman" w:eastAsia="Times New Roman" w:cs="Times New Roman"/>
-          <w:b w:val="0"/>
-          <w:color w:val="5B6975"/>
-          <w:sz w:val="24"/>
-        </w:rPr>
-        <w:t>：2026-09-10</w:t>
-      </w:r>
-    </w:p>
-    <w:p>
-      <w:pPr>
-        <w:jc w:val="center"/>
-      </w:pPr>
-      <w:r>
-        <w:rPr>
-          <w:rFonts w:ascii="Times New Roman" w:hAnsi="Times New Roman" w:eastAsia="Times New Roman" w:cs="Times New Roman"/>
-        </w:rPr>
-        <w:br w:type="page"/>
-      </w:r>
-    </w:p>
+    <w:bookmarkStart w:id="261" w:name="第-4-章-芳香化合物与亲电取代"/>
     <w:p>
       <w:pPr>
         <w:pStyle w:val="Heading1"/>
@@ -297,7 +64,7 @@
       </w:r>
     </w:p>
     <w:bookmarkEnd w:id="9"/>
-    <w:bookmarkStart w:id="13" w:name="ch21-p1-复杂化合物中芳香环识别"/>
+    <w:bookmarkStart w:id="13" w:name="复杂化合物中芳香环识别"/>
     <w:p>
       <w:pPr>
         <w:pStyle w:val="Heading2"/>
@@ -311,15 +78,9 @@
       </w:r>
       <w:r>
         <w:rPr>
-          <w:rFonts w:hint="eastAsia" w:ascii="Times New Roman" w:hAnsi="Times New Roman" w:eastAsia="Times New Roman" w:cs="Times New Roman"/>
-        </w:rPr>
-        <w:t>Ch21-P1-</w:t>
-      </w:r>
-      <w:r>
-        <w:rPr>
           <w:rFonts w:hint="eastAsia" w:ascii="Times New Roman" w:hAnsi="Times New Roman" w:eastAsia="SimHei" w:cs="Times New Roman"/>
         </w:rPr>
-        <w:t>复杂化合物中芳香环识别</w:t>
+        <w:t xml:space="preserve">复杂化合物中芳香环识别</w:t>
       </w:r>
     </w:p>
     <w:p>
@@ -909,7 +670,7 @@
     </w:p>
     <w:bookmarkEnd w:id="14"/>
     <w:bookmarkEnd w:id="15"/>
-    <w:bookmarkStart w:id="22" w:name="ch21-p2-硝化机理和取代苯选择性"/>
+    <w:bookmarkStart w:id="22" w:name="硝化机理和取代苯选择性"/>
     <w:p>
       <w:pPr>
         <w:pStyle w:val="Heading2"/>
@@ -923,15 +684,9 @@
       </w:r>
       <w:r>
         <w:rPr>
-          <w:rFonts w:hint="eastAsia" w:ascii="Times New Roman" w:hAnsi="Times New Roman" w:eastAsia="Times New Roman" w:cs="Times New Roman"/>
-        </w:rPr>
-        <w:t>Ch21-P2-</w:t>
-      </w:r>
-      <w:r>
-        <w:rPr>
           <w:rFonts w:hint="eastAsia" w:ascii="Times New Roman" w:hAnsi="Times New Roman" w:eastAsia="SimHei" w:cs="Times New Roman"/>
         </w:rPr>
-        <w:t>硝化机理和取代苯选择性</w:t>
+        <w:t xml:space="preserve">硝化机理和取代苯选择性</w:t>
       </w:r>
     </w:p>
     <w:p>
@@ -1407,7 +1162,7 @@
       </w:r>
     </w:p>
     <w:bookmarkEnd w:id="22"/>
-    <w:bookmarkStart w:id="26" w:name="ch21-p3-甲苯不同位点反应活性定量评估"/>
+    <w:bookmarkStart w:id="26" w:name="甲苯不同位点反应活性定量评估"/>
     <w:p>
       <w:pPr>
         <w:pStyle w:val="Heading2"/>
@@ -1421,15 +1176,9 @@
       </w:r>
       <w:r>
         <w:rPr>
-          <w:rFonts w:hint="eastAsia" w:ascii="Times New Roman" w:hAnsi="Times New Roman" w:eastAsia="Times New Roman" w:cs="Times New Roman"/>
-        </w:rPr>
-        <w:t>Ch21-P3-</w:t>
-      </w:r>
-      <w:r>
-        <w:rPr>
           <w:rFonts w:hint="eastAsia" w:ascii="Times New Roman" w:hAnsi="Times New Roman" w:eastAsia="SimHei" w:cs="Times New Roman"/>
         </w:rPr>
-        <w:t>甲苯不同位点反应活性定量评估</w:t>
+        <w:t xml:space="preserve">甲苯不同位点反应活性定量评估</w:t>
       </w:r>
     </w:p>
     <w:p>
@@ -1597,7 +1346,7 @@
       </w:r>
     </w:p>
     <w:bookmarkEnd w:id="26"/>
-    <w:bookmarkStart w:id="33" w:name="ch21-p9-三溴苯酚形成四溴化物化学"/>
+    <w:bookmarkStart w:id="33" w:name="三溴苯酚形成四溴化物化学"/>
     <w:p>
       <w:pPr>
         <w:pStyle w:val="Heading2"/>
@@ -1611,15 +1360,9 @@
       </w:r>
       <w:r>
         <w:rPr>
-          <w:rFonts w:hint="eastAsia" w:ascii="Times New Roman" w:hAnsi="Times New Roman" w:eastAsia="Times New Roman" w:cs="Times New Roman"/>
-        </w:rPr>
-        <w:t>Ch21-P9-</w:t>
-      </w:r>
-      <w:r>
-        <w:rPr>
           <w:rFonts w:hint="eastAsia" w:ascii="Times New Roman" w:hAnsi="Times New Roman" w:eastAsia="SimHei" w:cs="Times New Roman"/>
         </w:rPr>
-        <w:t>三溴苯酚形成四溴化物化学</w:t>
+        <w:t xml:space="preserve">三溴苯酚形成四溴化物化学</w:t>
       </w:r>
     </w:p>
     <w:p>
@@ -1875,7 +1618,7 @@
       </w:r>
     </w:p>
     <w:bookmarkEnd w:id="33"/>
-    <w:bookmarkStart w:id="37" w:name="ch21-p10-考虑定位效应的合成路线选择"/>
+    <w:bookmarkStart w:id="37" w:name="考虑定位效应的合成路线选择"/>
     <w:p>
       <w:pPr>
         <w:pStyle w:val="Heading2"/>
@@ -1889,15 +1632,9 @@
       </w:r>
       <w:r>
         <w:rPr>
-          <w:rFonts w:hint="eastAsia" w:ascii="Times New Roman" w:hAnsi="Times New Roman" w:eastAsia="Times New Roman" w:cs="Times New Roman"/>
-        </w:rPr>
-        <w:t>Ch21-P10-</w:t>
-      </w:r>
-      <w:r>
-        <w:rPr>
           <w:rFonts w:hint="eastAsia" w:ascii="Times New Roman" w:hAnsi="Times New Roman" w:eastAsia="SimHei" w:cs="Times New Roman"/>
         </w:rPr>
-        <w:t>考虑定位效应的合成路线选择</w:t>
+        <w:t xml:space="preserve">考虑定位效应的合成路线选择</w:t>
       </w:r>
     </w:p>
     <w:p>
@@ -2005,7 +1742,7 @@
       </w:r>
     </w:p>
     <w:bookmarkEnd w:id="37"/>
-    <w:bookmarkStart w:id="41" w:name="ch30-p1-吡咯并吡啶三环芳香杂环合成"/>
+    <w:bookmarkStart w:id="41" w:name="吡咯并吡啶三环芳香杂环合成"/>
     <w:p>
       <w:pPr>
         <w:pStyle w:val="Heading2"/>
@@ -2019,15 +1756,9 @@
       </w:r>
       <w:r>
         <w:rPr>
-          <w:rFonts w:hint="eastAsia" w:ascii="Times New Roman" w:hAnsi="Times New Roman" w:eastAsia="Times New Roman" w:cs="Times New Roman"/>
-        </w:rPr>
-        <w:t>Ch30-P1-</w:t>
-      </w:r>
-      <w:r>
-        <w:rPr>
           <w:rFonts w:hint="eastAsia" w:ascii="Times New Roman" w:hAnsi="Times New Roman" w:eastAsia="SimHei" w:cs="Times New Roman"/>
         </w:rPr>
-        <w:t>吡咯并吡啶三环芳香杂环合成</w:t>
+        <w:t xml:space="preserve">吡咯并吡啶三环芳香杂环合成</w:t>
       </w:r>
     </w:p>
     <w:p>
@@ -2129,7 +1860,7 @@
       </w:r>
     </w:p>
     <w:bookmarkEnd w:id="41"/>
-    <w:bookmarkStart w:id="45" w:name="ch30-p2-不熟悉杂环合成和芳香性判断"/>
+    <w:bookmarkStart w:id="45" w:name="不熟悉杂环合成和芳香性判断"/>
     <w:p>
       <w:pPr>
         <w:pStyle w:val="Heading2"/>
@@ -2143,15 +1874,9 @@
       </w:r>
       <w:r>
         <w:rPr>
-          <w:rFonts w:hint="eastAsia" w:ascii="Times New Roman" w:hAnsi="Times New Roman" w:eastAsia="Times New Roman" w:cs="Times New Roman"/>
-        </w:rPr>
-        <w:t>Ch30-P2-</w:t>
-      </w:r>
-      <w:r>
-        <w:rPr>
           <w:rFonts w:hint="eastAsia" w:ascii="Times New Roman" w:hAnsi="Times New Roman" w:eastAsia="SimHei" w:cs="Times New Roman"/>
         </w:rPr>
-        <w:t>不熟悉杂环合成和芳香性判断</w:t>
+        <w:t xml:space="preserve">不熟悉杂环合成和芳香性判断</w:t>
       </w:r>
     </w:p>
     <w:p>
@@ -2253,7 +1978,7 @@
       </w:r>
     </w:p>
     <w:bookmarkEnd w:id="45"/>
-    <w:bookmarkStart w:id="48" w:name="习题1"/>
+    <w:bookmarkStart w:id="48" w:name="芳香烃"/>
     <w:p>
       <w:pPr>
         <w:pStyle w:val="Heading2"/>
@@ -2269,13 +1994,7 @@
         <w:rPr>
           <w:rFonts w:hint="eastAsia" w:ascii="Times New Roman" w:hAnsi="Times New Roman" w:eastAsia="SimHei" w:cs="Times New Roman"/>
         </w:rPr>
-        <w:t>习题</w:t>
-      </w:r>
-      <w:r>
-        <w:rPr>
-          <w:rFonts w:hint="eastAsia" w:ascii="Times New Roman" w:hAnsi="Times New Roman" w:eastAsia="Times New Roman" w:cs="Times New Roman"/>
-        </w:rPr>
-        <w:t>1</w:t>
+        <w:t xml:space="preserve">芳香烃</w:t>
       </w:r>
     </w:p>
     <w:bookmarkStart w:id="46" w:name="本讲习题"/>
@@ -2522,7 +2241,7 @@
     </w:p>
     <w:bookmarkEnd w:id="47"/>
     <w:bookmarkEnd w:id="48"/>
-    <w:bookmarkStart w:id="50" w:name="硝基氯苯合成路线"/>
+    <w:bookmarkStart w:id="58" w:name="二甲基萘命名"/>
     <w:p>
       <w:pPr>
         <w:pStyle w:val="Heading2"/>
@@ -2538,7 +2257,7 @@
         <w:rPr>
           <w:rFonts w:hint="eastAsia" w:ascii="Times New Roman" w:hAnsi="Times New Roman" w:eastAsia="SimHei" w:cs="Times New Roman"/>
         </w:rPr>
-        <w:t xml:space="preserve">硝基氯苯合成路线</w:t>
+        <w:t xml:space="preserve">二甲基萘命名</w:t>
       </w:r>
     </w:p>
     <w:p>
@@ -2547,369 +2266,377 @@
       </w:pPr>
       <w:r>
         <w:rPr>
-          <w:rFonts w:hint="eastAsia" w:ascii="Times New Roman" w:hAnsi="Times New Roman" w:eastAsia="FangSong" w:cs="Times New Roman"/>
-        </w:rPr>
-        <w:t>取代基的定位作用在合成上的应用</w:t>
-      </w:r>
-      <w:r>
-        <w:rPr>
-          <w:rFonts w:hint="eastAsia" w:ascii="Times New Roman" w:hAnsi="Times New Roman" w:eastAsia="Times New Roman" w:cs="Times New Roman"/>
-        </w:rPr>
-        <w:t>——</w:t>
-      </w:r>
-      <w:r>
-        <w:rPr>
-          <w:rFonts w:hint="eastAsia" w:ascii="Times New Roman" w:hAnsi="Times New Roman" w:eastAsia="FangSong" w:cs="Times New Roman"/>
-        </w:rPr>
-        <w:t>硝基氯苯的合成路线设计</w:t>
-      </w:r>
-      <w:r>
-        <w:rPr>
-          <w:rFonts w:hint="eastAsia" w:ascii="Times New Roman" w:hAnsi="Times New Roman" w:eastAsia="Times New Roman" w:cs="Times New Roman"/>
-        </w:rPr>
-        <w:t>。</w:t>
+          <w:rFonts w:ascii="Times New Roman" w:hAnsi="Times New Roman" w:eastAsia="Times New Roman" w:cs="Times New Roman"/>
+        </w:rPr>
+        <w:t xml:space="preserve">① </w:t>
+      </w:r>
+      <w:r>
+        <w:rPr>
+          <w:rFonts w:hint="eastAsia" w:ascii="Times New Roman" w:hAnsi="Times New Roman" w:eastAsia="FangSong" w:cs="Times New Roman"/>
+        </w:rPr>
+        <w:t>萘环上的碳原子的编号如</w:t>
+      </w:r>
+      <w:r>
+        <w:rPr>
+          <w:rFonts w:hint="eastAsia" w:ascii="Times New Roman" w:hAnsi="Times New Roman" w:eastAsia="Times New Roman" w:cs="Times New Roman"/>
+        </w:rPr>
+        <w:t>(Ⅰ)</w:t>
+      </w:r>
+      <w:r>
+        <w:rPr>
+          <w:rFonts w:hint="eastAsia" w:ascii="Times New Roman" w:hAnsi="Times New Roman" w:eastAsia="FangSong" w:cs="Times New Roman"/>
+        </w:rPr>
+        <w:t>式</w:t>
+      </w:r>
+      <w:r>
+        <w:rPr>
+          <w:rFonts w:hint="eastAsia" w:ascii="Times New Roman" w:hAnsi="Times New Roman" w:eastAsia="Times New Roman" w:cs="Times New Roman"/>
+        </w:rPr>
+        <w:t>，</w:t>
+      </w:r>
+      <w:r>
+        <w:rPr>
+          <w:rFonts w:hint="eastAsia" w:ascii="Times New Roman" w:hAnsi="Times New Roman" w:eastAsia="FangSong" w:cs="Times New Roman"/>
+        </w:rPr>
+        <w:t>根据系统命名法</w:t>
+      </w:r>
+      <w:r>
+        <w:rPr>
+          <w:rFonts w:hint="eastAsia" w:ascii="Times New Roman" w:hAnsi="Times New Roman" w:eastAsia="Times New Roman" w:cs="Times New Roman"/>
+        </w:rPr>
+        <w:t>，(Ⅱ)</w:t>
+      </w:r>
+      <w:r>
+        <w:rPr>
+          <w:rFonts w:hint="eastAsia" w:ascii="Times New Roman" w:hAnsi="Times New Roman" w:eastAsia="FangSong" w:cs="Times New Roman"/>
+        </w:rPr>
+        <w:t>式可称为</w:t>
+      </w:r>
+      <w:r>
+        <w:rPr>
+          <w:rFonts w:ascii="Times New Roman" w:hAnsi="Times New Roman" w:eastAsia="Times New Roman" w:cs="Times New Roman"/>
+        </w:rPr>
+        <w:t xml:space="preserve"> </w:t>
+      </w:r>
+      <w:r>
+        <w:rPr>
+          <w:rFonts w:hint="eastAsia" w:ascii="Times New Roman" w:hAnsi="Times New Roman" w:eastAsia="Times New Roman" w:cs="Times New Roman"/>
+        </w:rPr>
+        <w:t>2-</w:t>
+      </w:r>
+      <w:r>
+        <w:rPr>
+          <w:rFonts w:hint="eastAsia" w:ascii="Times New Roman" w:hAnsi="Times New Roman" w:eastAsia="FangSong" w:cs="Times New Roman"/>
+        </w:rPr>
+        <w:t>硝基萘</w:t>
+      </w:r>
+      <w:r>
+        <w:rPr>
+          <w:rFonts w:hint="eastAsia" w:ascii="Times New Roman" w:hAnsi="Times New Roman" w:eastAsia="Times New Roman" w:cs="Times New Roman"/>
+        </w:rPr>
+        <w:t>，</w:t>
+      </w:r>
+      <w:r>
+        <w:rPr>
+          <w:rFonts w:hint="eastAsia" w:ascii="Times New Roman" w:hAnsi="Times New Roman" w:eastAsia="FangSong" w:cs="Times New Roman"/>
+        </w:rPr>
+        <w:t>则化合物</w:t>
+      </w:r>
+      <w:r>
+        <w:rPr>
+          <w:rFonts w:hint="eastAsia" w:ascii="Times New Roman" w:hAnsi="Times New Roman" w:eastAsia="Times New Roman" w:cs="Times New Roman"/>
+        </w:rPr>
+        <w:t>(Ⅲ)</w:t>
+      </w:r>
+      <w:r>
+        <w:rPr>
+          <w:rFonts w:hint="eastAsia" w:ascii="Times New Roman" w:hAnsi="Times New Roman" w:eastAsia="FangSong" w:cs="Times New Roman"/>
+        </w:rPr>
+        <w:t>的名称应是</w:t>
+      </w:r>
+      <w:r>
+        <w:rPr>
+          <w:rFonts w:hint="eastAsia" w:ascii="Times New Roman" w:hAnsi="Times New Roman" w:eastAsia="Times New Roman" w:cs="Times New Roman"/>
+        </w:rPr>
+        <w:t>（</w:t>
+      </w:r>
+      <w:r>
+        <w:rPr>
+          <w:rFonts w:ascii="Times New Roman" w:hAnsi="Times New Roman" w:eastAsia="Times New Roman" w:cs="Times New Roman"/>
+        </w:rPr>
+        <w:t xml:space="preserve"> </w:t>
+      </w:r>
+      <w:r>
+        <w:rPr>
+          <w:rFonts w:hint="eastAsia" w:ascii="Times New Roman" w:hAnsi="Times New Roman" w:eastAsia="Times New Roman" w:cs="Times New Roman"/>
+        </w:rPr>
+        <w:t xml:space="preserve">）。</w:t>
       </w:r>
     </w:p>
     <w:p>
       <w:pPr>
         <w:pStyle w:val="BodyText"/>
-      </w:pPr>
-      <w:r>
-        <w:rPr>
-          <w:rFonts w:hint="eastAsia" w:ascii="Times New Roman" w:hAnsi="Times New Roman" w:eastAsia="FangSong" w:cs="Times New Roman"/>
-        </w:rPr>
-        <w:t>根据定位基选择原则</w:t>
-      </w:r>
-      <w:r>
-        <w:rPr>
-          <w:rFonts w:hint="eastAsia" w:ascii="Times New Roman" w:hAnsi="Times New Roman" w:eastAsia="Times New Roman" w:cs="Times New Roman"/>
-        </w:rPr>
-        <w:t>，</w:t>
-      </w:r>
-      <w:r>
-        <w:rPr>
-          <w:rFonts w:hint="eastAsia" w:ascii="Times New Roman" w:hAnsi="Times New Roman" w:eastAsia="FangSong" w:cs="Times New Roman"/>
-        </w:rPr>
-        <w:t>设计以下合成路线并说明理由</w:t>
-      </w:r>
-      <w:r>
-        <w:rPr>
-          <w:rFonts w:hint="eastAsia" w:ascii="Times New Roman" w:hAnsi="Times New Roman" w:eastAsia="Times New Roman" w:cs="Times New Roman"/>
-        </w:rPr>
-        <w:t>：</w:t>
-      </w:r>
-    </w:p>
-    <w:p>
-      <w:pPr>
-        <w:numPr>
-          <w:ilvl w:val="0"/>
-          <w:numId w:val="1004"/>
-        </w:numPr>
-      </w:pPr>
-      <w:r>
-        <w:rPr>
-          <w:rFonts w:hint="eastAsia" w:ascii="Times New Roman" w:hAnsi="Times New Roman" w:eastAsia="FangSong" w:cs="Times New Roman"/>
-        </w:rPr>
-        <w:t xml:space="preserve">合成</w:t>
-      </w:r>
-      <w:r>
-        <w:rPr>
-          <w:rFonts w:hint="eastAsia" w:ascii="Times New Roman" w:hAnsi="Times New Roman" w:eastAsia="FangSong" w:cs="Times New Roman"/>
-          <w:b/>
-          <w:bCs/>
-        </w:rPr>
-        <w:t xml:space="preserve">对硝基溴苯</w:t>
-      </w:r>
-      <w:r>
-        <w:rPr>
-          <w:rFonts w:hint="eastAsia" w:ascii="Times New Roman" w:hAnsi="Times New Roman" w:eastAsia="Times New Roman" w:cs="Times New Roman"/>
-        </w:rPr>
-        <w:t>：</w:t>
-      </w:r>
-      <w:r>
-        <w:rPr>
-          <w:rFonts w:hint="eastAsia" w:ascii="Times New Roman" w:hAnsi="Times New Roman" w:eastAsia="FangSong" w:cs="Times New Roman"/>
-        </w:rPr>
-        <w:t>应先上溴</w:t>
-      </w:r>
-      <w:r>
-        <w:rPr>
-          <w:rFonts w:hint="eastAsia" w:ascii="Times New Roman" w:hAnsi="Times New Roman" w:eastAsia="Times New Roman" w:cs="Times New Roman"/>
-        </w:rPr>
-        <w:t>（</w:t>
-      </w:r>
-      <w:r>
-        <w:rPr>
-          <w:rFonts w:hint="eastAsia" w:ascii="Times New Roman" w:hAnsi="Times New Roman" w:eastAsia="FangSong" w:cs="Times New Roman"/>
-        </w:rPr>
-        <w:t>邻对位定位基</w:t>
-      </w:r>
-      <w:r>
-        <w:rPr>
-          <w:rFonts w:hint="eastAsia" w:ascii="Times New Roman" w:hAnsi="Times New Roman" w:eastAsia="Times New Roman" w:cs="Times New Roman"/>
-        </w:rPr>
-        <w:t>），</w:t>
-      </w:r>
-      <w:r>
-        <w:rPr>
-          <w:rFonts w:hint="eastAsia" w:ascii="Times New Roman" w:hAnsi="Times New Roman" w:eastAsia="FangSong" w:cs="Times New Roman"/>
-        </w:rPr>
-        <w:t>再硝化得对位产物</w:t>
-      </w:r>
-    </w:p>
-    <w:p>
-      <w:pPr>
-        <w:numPr>
-          <w:ilvl w:val="0"/>
-          <w:numId w:val="1004"/>
-        </w:numPr>
-      </w:pPr>
-      <w:r>
-        <w:rPr>
-          <w:rFonts w:hint="eastAsia" w:ascii="Times New Roman" w:hAnsi="Times New Roman" w:eastAsia="FangSong" w:cs="Times New Roman"/>
-        </w:rPr>
-        <w:t xml:space="preserve">合成</w:t>
-      </w:r>
-      <w:r>
-        <w:rPr>
-          <w:rFonts w:hint="eastAsia" w:ascii="Times New Roman" w:hAnsi="Times New Roman" w:eastAsia="FangSong" w:cs="Times New Roman"/>
-          <w:b/>
-          <w:bCs/>
-        </w:rPr>
-        <w:t xml:space="preserve">间硝基溴苯</w:t>
-      </w:r>
-      <w:r>
-        <w:rPr>
-          <w:rFonts w:hint="eastAsia" w:ascii="Times New Roman" w:hAnsi="Times New Roman" w:eastAsia="Times New Roman" w:cs="Times New Roman"/>
-        </w:rPr>
-        <w:t>：</w:t>
-      </w:r>
-      <w:r>
-        <w:rPr>
-          <w:rFonts w:hint="eastAsia" w:ascii="Times New Roman" w:hAnsi="Times New Roman" w:eastAsia="FangSong" w:cs="Times New Roman"/>
-        </w:rPr>
-        <w:t>应先上硝基</w:t>
-      </w:r>
-      <w:r>
-        <w:rPr>
-          <w:rFonts w:hint="eastAsia" w:ascii="Times New Roman" w:hAnsi="Times New Roman" w:eastAsia="Times New Roman" w:cs="Times New Roman"/>
-        </w:rPr>
-        <w:t>（</w:t>
-      </w:r>
-      <w:r>
-        <w:rPr>
-          <w:rFonts w:hint="eastAsia" w:ascii="Times New Roman" w:hAnsi="Times New Roman" w:eastAsia="FangSong" w:cs="Times New Roman"/>
-        </w:rPr>
-        <w:t>间位定位基</w:t>
-      </w:r>
-      <w:r>
-        <w:rPr>
-          <w:rFonts w:hint="eastAsia" w:ascii="Times New Roman" w:hAnsi="Times New Roman" w:eastAsia="Times New Roman" w:cs="Times New Roman"/>
-        </w:rPr>
-        <w:t>），</w:t>
-      </w:r>
-      <w:r>
-        <w:rPr>
-          <w:rFonts w:hint="eastAsia" w:ascii="Times New Roman" w:hAnsi="Times New Roman" w:eastAsia="FangSong" w:cs="Times New Roman"/>
-        </w:rPr>
-        <w:t>再溴化得间位产物</w:t>
-      </w:r>
-    </w:p>
-    <w:p>
-      <w:pPr>
-        <w:pStyle w:val="FirstParagraph"/>
-      </w:pPr>
-      <w:r>
-        <w:rPr>
-          <w:rFonts w:hint="eastAsia" w:ascii="Times New Roman" w:hAnsi="Times New Roman" w:eastAsia="FangSong" w:cs="Times New Roman"/>
-          <w:b/>
-          <w:bCs/>
-        </w:rPr>
-        <w:t xml:space="preserve">反应控制要点</w:t>
-      </w:r>
-      <w:r>
-        <w:rPr>
-          <w:rFonts w:hint="eastAsia" w:ascii="Times New Roman" w:hAnsi="Times New Roman" w:eastAsia="Times New Roman" w:cs="Times New Roman"/>
-        </w:rPr>
-        <w:t xml:space="preserve">：</w:t>
-      </w:r>
-    </w:p>
-    <w:p>
-      <w:pPr>
-        <w:numPr>
-          <w:ilvl w:val="0"/>
-          <w:numId w:val="1005"/>
-        </w:numPr>
-      </w:pPr>
-      <w:r>
-        <w:rPr>
-          <w:rFonts w:hint="eastAsia" w:ascii="Times New Roman" w:hAnsi="Times New Roman" w:eastAsia="FangSong" w:cs="Times New Roman"/>
-        </w:rPr>
-        <w:t>硝基是间位定位基</w:t>
-      </w:r>
-      <w:r>
-        <w:rPr>
-          <w:rFonts w:hint="eastAsia" w:ascii="Times New Roman" w:hAnsi="Times New Roman" w:eastAsia="Times New Roman" w:cs="Times New Roman"/>
-        </w:rPr>
-        <w:t>，</w:t>
-      </w:r>
-      <w:r>
-        <w:rPr>
-          <w:rFonts w:hint="eastAsia" w:ascii="Times New Roman" w:hAnsi="Times New Roman" w:eastAsia="FangSong" w:cs="Times New Roman"/>
-        </w:rPr>
-        <w:t>溴是邻对位定位基</w:t>
-      </w:r>
-    </w:p>
-    <w:p>
-      <w:pPr>
-        <w:numPr>
-          <w:ilvl w:val="0"/>
-          <w:numId w:val="1005"/>
-        </w:numPr>
-      </w:pPr>
-      <w:r>
-        <w:rPr>
-          <w:rFonts w:hint="eastAsia" w:ascii="Times New Roman" w:hAnsi="Times New Roman" w:eastAsia="FangSong" w:cs="Times New Roman"/>
-        </w:rPr>
-        <w:t>钝化基团</w:t>
-      </w:r>
-      <w:r>
-        <w:rPr>
-          <w:rFonts w:hint="eastAsia" w:ascii="Times New Roman" w:hAnsi="Times New Roman" w:eastAsia="Times New Roman" w:cs="Times New Roman"/>
-        </w:rPr>
-        <w:t>（</w:t>
-      </w:r>
-      <w:r>
-        <w:rPr>
-          <w:rFonts w:hint="eastAsia" w:ascii="Times New Roman" w:hAnsi="Times New Roman" w:eastAsia="FangSong" w:cs="Times New Roman"/>
-        </w:rPr>
-        <w:t>如硝基</w:t>
-      </w:r>
-      <w:r>
-        <w:rPr>
-          <w:rFonts w:hint="eastAsia" w:ascii="Times New Roman" w:hAnsi="Times New Roman" w:eastAsia="Times New Roman" w:cs="Times New Roman"/>
-        </w:rPr>
-        <w:t>）</w:t>
-      </w:r>
-      <w:r>
-        <w:rPr>
-          <w:rFonts w:hint="eastAsia" w:ascii="Times New Roman" w:hAnsi="Times New Roman" w:eastAsia="FangSong" w:cs="Times New Roman"/>
-        </w:rPr>
-        <w:t>存在时</w:t>
-      </w:r>
-      <w:r>
-        <w:rPr>
-          <w:rFonts w:hint="eastAsia" w:ascii="Times New Roman" w:hAnsi="Times New Roman" w:eastAsia="Times New Roman" w:cs="Times New Roman"/>
-        </w:rPr>
-        <w:t>，</w:t>
-      </w:r>
-      <w:r>
-        <w:rPr>
-          <w:rFonts w:hint="eastAsia" w:ascii="Times New Roman" w:hAnsi="Times New Roman" w:eastAsia="FangSong" w:cs="Times New Roman"/>
-        </w:rPr>
-        <w:t>苯环难以发生多取代反应</w:t>
-      </w:r>
-    </w:p>
-    <w:p>
-      <w:pPr>
-        <w:numPr>
-          <w:ilvl w:val="0"/>
-          <w:numId w:val="1005"/>
-        </w:numPr>
-      </w:pPr>
-      <w:r>
-        <w:rPr>
-          <w:rFonts w:hint="eastAsia" w:ascii="Times New Roman" w:hAnsi="Times New Roman" w:eastAsia="FangSong" w:cs="Times New Roman"/>
-        </w:rPr>
-        <w:t xml:space="preserve">该特性仅针对</w:t>
-      </w:r>
-      <w:r>
-        <w:rPr>
-          <w:rFonts w:ascii="Times New Roman" w:hAnsi="Times New Roman" w:eastAsia="Times New Roman" w:cs="Times New Roman"/>
-        </w:rPr>
-        <w:t xml:space="preserve"> Friedel-Crafts </w:t>
-      </w:r>
-      <w:r>
-        <w:rPr>
-          <w:rFonts w:hint="eastAsia" w:ascii="Times New Roman" w:hAnsi="Times New Roman" w:eastAsia="FangSong" w:cs="Times New Roman"/>
-        </w:rPr>
-        <w:t>反应</w:t>
-      </w:r>
-      <w:r>
-        <w:rPr>
-          <w:rFonts w:hint="eastAsia" w:ascii="Times New Roman" w:hAnsi="Times New Roman" w:eastAsia="Times New Roman" w:cs="Times New Roman"/>
-        </w:rPr>
-        <w:t>，</w:t>
-      </w:r>
-      <w:r>
-        <w:rPr>
-          <w:rFonts w:hint="eastAsia" w:ascii="Times New Roman" w:hAnsi="Times New Roman" w:eastAsia="FangSong" w:cs="Times New Roman"/>
-        </w:rPr>
-        <w:t>其他取代反应仍可进行</w:t>
-      </w:r>
-    </w:p>
-    <w:p>
-      <w:pPr>
-        <w:pStyle w:val="FirstParagraph"/>
-      </w:pPr>
-      <w:r>
-        <w:rPr>
-          <w:rFonts w:hint="eastAsia" w:ascii="Times New Roman" w:hAnsi="Times New Roman" w:eastAsia="FangSong" w:cs="Times New Roman"/>
-        </w:rPr>
-        <w:t>请详细写出两条合成路线的反应条件和中间产物</w:t>
-      </w:r>
-      <w:r>
-        <w:rPr>
-          <w:rFonts w:hint="eastAsia" w:ascii="Times New Roman" w:hAnsi="Times New Roman" w:eastAsia="Times New Roman" w:cs="Times New Roman"/>
-        </w:rPr>
-        <w:t>。</w:t>
-      </w:r>
-    </w:p>
-    <w:bookmarkStart w:id="49" w:name="知识点-1"/>
-    <w:p>
-      <w:pPr>
-        <w:pStyle w:val="Heading3"/>
-        <w:spacing w:before="280" w:after="120"/>
-      </w:pPr>
-      <w:r>
-        <w:rPr>
-          <w:rFonts w:hint="eastAsia" w:ascii="Times New Roman" w:hAnsi="Times New Roman" w:eastAsia="SimHei" w:cs="Times New Roman"/>
-        </w:rPr>
-        <w:t xml:space="preserve">知识点</w:t>
-      </w:r>
-    </w:p>
-    <w:p>
-      <w:pPr>
-        <w:numPr>
-          <w:ilvl w:val="0"/>
-          <w:numId w:val="1006"/>
-        </w:numPr>
-      </w:pPr>
-      <w:r>
-        <w:rPr>
-          <w:rFonts w:hint="eastAsia" w:ascii="Times New Roman" w:hAnsi="Times New Roman" w:eastAsia="FangSong" w:cs="Times New Roman"/>
-        </w:rPr>
-        <w:t xml:space="preserve">芳香亲电取代反应</w:t>
-      </w:r>
-    </w:p>
-    <w:p>
-      <w:pPr>
-        <w:numPr>
-          <w:ilvl w:val="0"/>
-          <w:numId w:val="1006"/>
-        </w:numPr>
-      </w:pPr>
-      <w:r>
-        <w:rPr>
-          <w:rFonts w:hint="eastAsia" w:ascii="Times New Roman" w:hAnsi="Times New Roman" w:eastAsia="Times New Roman" w:cs="Times New Roman"/>
-        </w:rPr>
-        <w:t>SEAr</w:t>
-      </w:r>
-      <w:r>
-        <w:rPr>
-          <w:rFonts w:hint="eastAsia" w:ascii="Times New Roman" w:hAnsi="Times New Roman" w:eastAsia="FangSong" w:cs="Times New Roman"/>
-        </w:rPr>
-        <w:t>定位规则</w:t>
+        <w:spacing w:before="160" w:after="80"/>
+        <w:jc w:val="center"/>
+      </w:pPr>
+      <w:r>
+        <w:rPr>
+          <w:rFonts w:ascii="Times New Roman" w:hAnsi="Times New Roman" w:eastAsia="Times New Roman" w:cs="Times New Roman"/>
+        </w:rPr>
+        <w:drawing>
+          <wp:inline>
+            <wp:extent cx="2692400" cy="2235200"/>
+            <wp:effectExtent b="0" l="0" r="0" t="0"/>
+            <wp:docPr descr="" title="" id="50" name="Picture"/>
+            <a:graphic>
+              <a:graphicData uri="http://schemas.openxmlformats.org/drawingml/2006/picture">
+                <pic:pic>
+                  <pic:nvPicPr>
+                    <pic:cNvPr descr="49a1db20d6753ee979d945afaef706b67b317260143028cf2f9289779eac90db.jpg" id="51" name="Picture"/>
+                    <pic:cNvPicPr>
+                      <a:picLocks noChangeArrowheads="1" noChangeAspect="1"/>
+                    </pic:cNvPicPr>
+                  </pic:nvPicPr>
+                  <pic:blipFill>
+                    <a:blip r:embed="rId49"/>
+                    <a:stretch>
+                      <a:fillRect/>
+                    </a:stretch>
+                  </pic:blipFill>
+                  <pic:spPr bwMode="auto">
+                    <a:xfrm>
+                      <a:off x="0" y="0"/>
+                      <a:ext cx="2692400" cy="2235200"/>
+                    </a:xfrm>
+                    <a:prstGeom prst="rect">
+                      <a:avLst/>
+                    </a:prstGeom>
+                    <a:noFill/>
+                    <a:ln w="9525">
+                      <a:noFill/>
+                      <a:headEnd/>
+                      <a:tailEnd/>
+                    </a:ln>
+                  </pic:spPr>
+                </pic:pic>
+              </a:graphicData>
+            </a:graphic>
+          </wp:inline>
+        </w:drawing>
+      </w:r>
+    </w:p>
+    <w:p>
+      <w:pPr>
+        <w:pStyle w:val="BodyText"/>
+        <w:spacing w:before="160" w:after="80"/>
+        <w:jc w:val="center"/>
+      </w:pPr>
+      <w:r>
+        <w:rPr>
+          <w:rFonts w:ascii="Times New Roman" w:hAnsi="Times New Roman" w:eastAsia="Times New Roman" w:cs="Times New Roman"/>
+        </w:rPr>
+        <w:drawing>
+          <wp:inline>
+            <wp:extent cx="3600000" cy="1537627"/>
+            <wp:effectExtent b="0" l="0" r="0" t="0"/>
+            <wp:docPr descr="" title="" id="53" name="Picture"/>
+            <a:graphic>
+              <a:graphicData uri="http://schemas.openxmlformats.org/drawingml/2006/picture">
+                <pic:pic>
+                  <pic:nvPicPr>
+                    <pic:cNvPr descr="04858aa55245accf6ee5f56834ea1aa3cff9a1ccdd92d9d74ae5e38c973c731d.jpg" id="54" name="Picture"/>
+                    <pic:cNvPicPr>
+                      <a:picLocks noChangeArrowheads="1" noChangeAspect="1"/>
+                    </pic:cNvPicPr>
+                  </pic:nvPicPr>
+                  <pic:blipFill>
+                    <a:blip r:embed="rId52"/>
+                    <a:stretch>
+                      <a:fillRect/>
+                    </a:stretch>
+                  </pic:blipFill>
+                  <pic:spPr bwMode="auto">
+                    <a:xfrm>
+                      <a:off x="0" y="0"/>
+                      <a:ext cx="3600000" cy="1537627"/>
+                    </a:xfrm>
+                    <a:prstGeom prst="rect">
+                      <a:avLst/>
+                    </a:prstGeom>
+                    <a:noFill/>
+                    <a:ln w="9525">
+                      <a:noFill/>
+                      <a:headEnd/>
+                      <a:tailEnd/>
+                    </a:ln>
+                  </pic:spPr>
+                </pic:pic>
+              </a:graphicData>
+            </a:graphic>
+          </wp:inline>
+        </w:drawing>
+      </w:r>
+    </w:p>
+    <w:p>
+      <w:pPr>
+        <w:pStyle w:val="BodyText"/>
+      </w:pPr>
+      <w:r>
+        <w:rPr>
+          <w:rFonts w:ascii="Times New Roman" w:hAnsi="Times New Roman" w:eastAsia="Times New Roman" w:cs="Times New Roman"/>
+        </w:rPr>
+        <w:t xml:space="preserve">(Ⅰ)</w:t>
+      </w:r>
+    </w:p>
+    <w:p>
+      <w:pPr>
+        <w:pStyle w:val="BodyText"/>
+      </w:pPr>
+      <w:r>
+        <w:rPr>
+          <w:rFonts w:ascii="Times New Roman" w:hAnsi="Times New Roman" w:eastAsia="Times New Roman" w:cs="Times New Roman"/>
+        </w:rPr>
+        <w:t xml:space="preserve">(Ⅱ)</w:t>
+      </w:r>
+    </w:p>
+    <w:p>
+      <w:pPr>
+        <w:pStyle w:val="BodyText"/>
+        <w:spacing w:before="160" w:after="80"/>
+        <w:jc w:val="center"/>
+      </w:pPr>
+      <w:r>
+        <w:rPr>
+          <w:rFonts w:ascii="Times New Roman" w:hAnsi="Times New Roman" w:eastAsia="Times New Roman" w:cs="Times New Roman"/>
+        </w:rPr>
+        <w:drawing>
+          <wp:inline>
+            <wp:extent cx="3600000" cy="2309210"/>
+            <wp:effectExtent b="0" l="0" r="0" t="0"/>
+            <wp:docPr descr="" title="" id="56" name="Picture"/>
+            <a:graphic>
+              <a:graphicData uri="http://schemas.openxmlformats.org/drawingml/2006/picture">
+                <pic:pic>
+                  <pic:nvPicPr>
+                    <pic:cNvPr descr="a2fde700816871f02e0c884f4978827fa513b29268d596a659c7b7fa0ed35437.jpg" id="57" name="Picture"/>
+                    <pic:cNvPicPr>
+                      <a:picLocks noChangeArrowheads="1" noChangeAspect="1"/>
+                    </pic:cNvPicPr>
+                  </pic:nvPicPr>
+                  <pic:blipFill>
+                    <a:blip r:embed="rId55"/>
+                    <a:stretch>
+                      <a:fillRect/>
+                    </a:stretch>
+                  </pic:blipFill>
+                  <pic:spPr bwMode="auto">
+                    <a:xfrm>
+                      <a:off x="0" y="0"/>
+                      <a:ext cx="3600000" cy="2309210"/>
+                    </a:xfrm>
+                    <a:prstGeom prst="rect">
+                      <a:avLst/>
+                    </a:prstGeom>
+                    <a:noFill/>
+                    <a:ln w="9525">
+                      <a:noFill/>
+                      <a:headEnd/>
+                      <a:tailEnd/>
+                    </a:ln>
+                  </pic:spPr>
+                </pic:pic>
+              </a:graphicData>
+            </a:graphic>
+          </wp:inline>
+        </w:drawing>
+      </w:r>
+    </w:p>
+    <w:p>
+      <w:pPr>
+        <w:pStyle w:val="BodyText"/>
+      </w:pPr>
+      <w:r>
+        <w:rPr>
+          <w:rFonts w:ascii="Times New Roman" w:hAnsi="Times New Roman" w:eastAsia="Times New Roman" w:cs="Times New Roman"/>
+        </w:rPr>
+        <w:t xml:space="preserve">(Ⅲ)</w:t>
+      </w:r>
+    </w:p>
+    <w:p>
+      <w:pPr>
+        <w:pStyle w:val="BodyText"/>
+      </w:pPr>
+      <w:r>
+        <w:rPr>
+          <w:rFonts w:ascii="Times New Roman" w:hAnsi="Times New Roman" w:eastAsia="Times New Roman" w:cs="Times New Roman"/>
+        </w:rPr>
+        <w:t xml:space="preserve">A. </w:t>
+      </w:r>
+      <w:r>
+        <w:rPr>
+          <w:rFonts w:hint="eastAsia" w:ascii="Times New Roman" w:hAnsi="Times New Roman" w:eastAsia="Times New Roman" w:cs="Times New Roman"/>
+        </w:rPr>
+        <w:t>2,6-</w:t>
+      </w:r>
+      <w:r>
+        <w:rPr>
+          <w:rFonts w:hint="eastAsia" w:ascii="Times New Roman" w:hAnsi="Times New Roman" w:eastAsia="FangSong" w:cs="Times New Roman"/>
+        </w:rPr>
+        <w:t>二甲基萘</w:t>
+      </w:r>
+      <w:r>
+        <w:rPr>
+          <w:rFonts w:ascii="Times New Roman" w:hAnsi="Times New Roman" w:eastAsia="Times New Roman" w:cs="Times New Roman"/>
+        </w:rPr>
+        <w:t xml:space="preserve">　B. </w:t>
+      </w:r>
+      <w:r>
+        <w:rPr>
+          <w:rFonts w:hint="eastAsia" w:ascii="Times New Roman" w:hAnsi="Times New Roman" w:eastAsia="Times New Roman" w:cs="Times New Roman"/>
+        </w:rPr>
+        <w:t>1,4-</w:t>
+      </w:r>
+      <w:r>
+        <w:rPr>
+          <w:rFonts w:hint="eastAsia" w:ascii="Times New Roman" w:hAnsi="Times New Roman" w:eastAsia="FangSong" w:cs="Times New Roman"/>
+        </w:rPr>
+        <w:t>二甲基萘</w:t>
+      </w:r>
+      <w:r>
+        <w:rPr>
+          <w:rFonts w:ascii="Times New Roman" w:hAnsi="Times New Roman" w:eastAsia="Times New Roman" w:cs="Times New Roman"/>
+        </w:rPr>
+        <w:t xml:space="preserve">　C. </w:t>
+      </w:r>
+      <w:r>
+        <w:rPr>
+          <w:rFonts w:hint="eastAsia" w:ascii="Times New Roman" w:hAnsi="Times New Roman" w:eastAsia="Times New Roman" w:cs="Times New Roman"/>
+        </w:rPr>
+        <w:t>4,7-</w:t>
+      </w:r>
+      <w:r>
+        <w:rPr>
+          <w:rFonts w:hint="eastAsia" w:ascii="Times New Roman" w:hAnsi="Times New Roman" w:eastAsia="FangSong" w:cs="Times New Roman"/>
+        </w:rPr>
+        <w:t>二甲基萘</w:t>
+      </w:r>
+      <w:r>
+        <w:rPr>
+          <w:rFonts w:ascii="Times New Roman" w:hAnsi="Times New Roman" w:eastAsia="Times New Roman" w:cs="Times New Roman"/>
+        </w:rPr>
+        <w:t xml:space="preserve">　D. </w:t>
+      </w:r>
+      <w:r>
+        <w:rPr>
+          <w:rFonts w:hint="eastAsia" w:ascii="Times New Roman" w:hAnsi="Times New Roman" w:eastAsia="Times New Roman" w:cs="Times New Roman"/>
+        </w:rPr>
+        <w:t>1,6-</w:t>
+      </w:r>
+      <w:r>
+        <w:rPr>
+          <w:rFonts w:hint="eastAsia" w:ascii="Times New Roman" w:hAnsi="Times New Roman" w:eastAsia="FangSong" w:cs="Times New Roman"/>
+        </w:rPr>
+        <w:t>二甲基萘</w:t>
       </w:r>
     </w:p>
     <w:p>
@@ -2922,9 +2649,8 @@
         </w:pict>
       </w:r>
     </w:p>
-    <w:bookmarkEnd w:id="49"/>
-    <w:bookmarkEnd w:id="50"/>
-    <w:bookmarkStart w:id="52" w:name="重氮盐法制酚"/>
+    <w:bookmarkEnd w:id="58"/>
+    <w:bookmarkStart w:id="59" w:name="苯同系物键数通式"/>
     <w:p>
       <w:pPr>
         <w:pStyle w:val="Heading2"/>
@@ -2940,7 +2666,7 @@
         <w:rPr>
           <w:rFonts w:hint="eastAsia" w:ascii="Times New Roman" w:hAnsi="Times New Roman" w:eastAsia="SimHei" w:cs="Times New Roman"/>
         </w:rPr>
-        <w:t xml:space="preserve">重氮盐法制酚</w:t>
+        <w:t xml:space="preserve">苯同系物键数通式</w:t>
       </w:r>
     </w:p>
     <w:p>
@@ -2949,38 +2675,63 @@
       </w:pPr>
       <w:r>
         <w:rPr>
-          <w:rFonts w:hint="eastAsia" w:ascii="Times New Roman" w:hAnsi="Times New Roman" w:eastAsia="FangSong" w:cs="Times New Roman"/>
-          <w:b/>
-          <w:bCs/>
-        </w:rPr>
-        <w:t>例题</w:t>
-      </w:r>
-      <w:r>
-        <w:rPr>
-          <w:rFonts w:hint="eastAsia" w:ascii="Times New Roman" w:hAnsi="Times New Roman" w:eastAsia="Times New Roman" w:cs="Times New Roman"/>
-          <w:b/>
-          <w:bCs/>
-        </w:rPr>
-        <w:t>1：</w:t>
-      </w:r>
-      <w:r>
-        <w:rPr>
-          <w:rFonts w:hint="eastAsia" w:ascii="Times New Roman" w:hAnsi="Times New Roman" w:eastAsia="FangSong" w:cs="Times New Roman"/>
-          <w:b/>
-          <w:bCs/>
-        </w:rPr>
-        <w:t>甲苯合成对甲基苯酚</w:t>
-      </w:r>
-    </w:p>
-    <w:p>
-      <w:pPr>
-        <w:pStyle w:val="BodyText"/>
-      </w:pPr>
-      <w:r>
-        <w:rPr>
-          <w:rFonts w:hint="eastAsia" w:ascii="Times New Roman" w:hAnsi="Times New Roman" w:eastAsia="FangSong" w:cs="Times New Roman"/>
-        </w:rPr>
-        <w:t>设计从甲苯出发合成对甲基苯酚的路线</w:t>
+          <w:rFonts w:ascii="Times New Roman" w:hAnsi="Times New Roman" w:eastAsia="Times New Roman" w:cs="Times New Roman"/>
+        </w:rPr>
+        <w:t xml:space="preserve">② </w:t>
+      </w:r>
+      <w:r>
+        <w:rPr>
+          <w:rFonts w:hint="eastAsia" w:ascii="Times New Roman" w:hAnsi="Times New Roman" w:eastAsia="FangSong" w:cs="Times New Roman"/>
+        </w:rPr>
+        <w:t>化学工作者把烷烃</w:t>
+      </w:r>
+      <w:r>
+        <w:rPr>
+          <w:rFonts w:hint="eastAsia" w:ascii="Times New Roman" w:hAnsi="Times New Roman" w:eastAsia="Times New Roman" w:cs="Times New Roman"/>
+        </w:rPr>
+        <w:t>、</w:t>
+      </w:r>
+      <w:r>
+        <w:rPr>
+          <w:rFonts w:hint="eastAsia" w:ascii="Times New Roman" w:hAnsi="Times New Roman" w:eastAsia="FangSong" w:cs="Times New Roman"/>
+        </w:rPr>
+        <w:t>烯烃</w:t>
+      </w:r>
+      <w:r>
+        <w:rPr>
+          <w:rFonts w:hint="eastAsia" w:ascii="Times New Roman" w:hAnsi="Times New Roman" w:eastAsia="Times New Roman" w:cs="Times New Roman"/>
+        </w:rPr>
+        <w:t>、</w:t>
+      </w:r>
+      <w:r>
+        <w:rPr>
+          <w:rFonts w:hint="eastAsia" w:ascii="Times New Roman" w:hAnsi="Times New Roman" w:eastAsia="FangSong" w:cs="Times New Roman"/>
+        </w:rPr>
+        <w:t>环烷烃</w:t>
+      </w:r>
+      <w:r>
+        <w:rPr>
+          <w:rFonts w:hint="eastAsia" w:ascii="Times New Roman" w:hAnsi="Times New Roman" w:eastAsia="Times New Roman" w:cs="Times New Roman"/>
+        </w:rPr>
+        <w:t>、</w:t>
+      </w:r>
+      <w:r>
+        <w:rPr>
+          <w:rFonts w:hint="eastAsia" w:ascii="Times New Roman" w:hAnsi="Times New Roman" w:eastAsia="FangSong" w:cs="Times New Roman"/>
+        </w:rPr>
+        <w:t>炔烃等的通式转化为键数的通式</w:t>
+      </w:r>
+      <w:r>
+        <w:rPr>
+          <w:rFonts w:hint="eastAsia" w:ascii="Times New Roman" w:hAnsi="Times New Roman" w:eastAsia="Times New Roman" w:cs="Times New Roman"/>
+        </w:rPr>
+        <w:t>，</w:t>
+      </w:r>
+      <w:r>
+        <w:rPr>
+          <w:rFonts w:hint="eastAsia" w:ascii="Times New Roman" w:hAnsi="Times New Roman" w:eastAsia="FangSong" w:cs="Times New Roman"/>
+        </w:rPr>
+        <w:t>给研究有机物分子中键能大小的规律带来了很大方便</w:t>
       </w:r>
       <w:r>
         <w:rPr>
@@ -2988,24 +2739,11 @@
         </w:rPr>
         <w:t>。</w:t>
       </w:r>
-    </w:p>
-    <w:p>
-      <w:pPr>
-        <w:pStyle w:val="BodyText"/>
-      </w:pPr>
-      <w:r>
-        <w:rPr>
-          <w:rFonts w:hint="eastAsia" w:ascii="Times New Roman" w:hAnsi="Times New Roman" w:eastAsia="FangSong" w:cs="Times New Roman"/>
-          <w:b/>
-          <w:bCs/>
-        </w:rPr>
-        <w:t xml:space="preserve">传统方法局限</w:t>
-      </w:r>
-      <w:r>
-        <w:rPr>
-          <w:rFonts w:hint="eastAsia" w:ascii="Times New Roman" w:hAnsi="Times New Roman" w:eastAsia="Times New Roman" w:cs="Times New Roman"/>
-        </w:rPr>
-        <w:t xml:space="preserve">：</w:t>
+      <w:r>
+        <w:rPr>
+          <w:rFonts w:hint="eastAsia" w:ascii="Times New Roman" w:hAnsi="Times New Roman" w:eastAsia="FangSong" w:cs="Times New Roman"/>
+        </w:rPr>
+        <w:t>设键为</w:t>
       </w:r>
       <w:r>
         <w:rPr>
@@ -3015,1103 +2753,21 @@
       </w:r>
       <w:r>
         <w:rPr>
-          <w:rFonts w:ascii="Times New Roman" w:hAnsi="Times New Roman" w:eastAsia="Times New Roman" w:cs="Times New Roman"/>
-        </w:rPr>
-        <w:t xml:space="preserve">- </w:t>
-      </w:r>
-      <w:r>
-        <w:rPr>
-          <w:rFonts w:hint="eastAsia" w:ascii="Times New Roman" w:hAnsi="Times New Roman" w:eastAsia="FangSong" w:cs="Times New Roman"/>
-        </w:rPr>
-        <w:t xml:space="preserve">磺酸碱熔法需</w:t>
-      </w:r>
-      <w:r>
-        <w:rPr>
-          <w:rFonts w:ascii="Times New Roman" w:hAnsi="Times New Roman" w:eastAsia="Times New Roman" w:cs="Times New Roman"/>
-        </w:rPr>
-        <w:t xml:space="preserve"> 300°C </w:t>
-      </w:r>
-      <w:r>
-        <w:rPr>
-          <w:rFonts w:hint="eastAsia" w:ascii="Times New Roman" w:hAnsi="Times New Roman" w:eastAsia="FangSong" w:cs="Times New Roman"/>
-        </w:rPr>
-        <w:t xml:space="preserve">高温与浓</w:t>
-      </w:r>
-      <w:r>
-        <w:rPr>
-          <w:rFonts w:ascii="Times New Roman" w:hAnsi="Times New Roman" w:eastAsia="Times New Roman" w:cs="Times New Roman"/>
-        </w:rPr>
-        <w:t xml:space="preserve"> NaOH </w:t>
-      </w:r>
-      <w:r>
-        <w:rPr>
-          <w:rFonts w:hint="eastAsia" w:ascii="Times New Roman" w:hAnsi="Times New Roman" w:eastAsia="FangSong" w:cs="Times New Roman"/>
-        </w:rPr>
-        <w:t xml:space="preserve">反应</w:t>
+          <w:rFonts w:hint="eastAsia" w:ascii="Times New Roman" w:hAnsi="Times New Roman" w:eastAsia="Times New Roman" w:cs="Times New Roman"/>
+        </w:rPr>
+        <w:t>I，</w:t>
+      </w:r>
+      <w:r>
+        <w:rPr>
+          <w:rFonts w:hint="eastAsia" w:ascii="Times New Roman" w:hAnsi="Times New Roman" w:eastAsia="FangSong" w:cs="Times New Roman"/>
+        </w:rPr>
+        <w:t>则烷烃中碳原子数跟键数的关系通式为</w:t>
       </w:r>
       <w:r>
         <w:rPr>
           <w:rFonts w:ascii="Times New Roman" w:hAnsi="Times New Roman" w:eastAsia="Times New Roman" w:cs="Times New Roman"/>
         </w:rPr>
         <w:t xml:space="preserve"> </w:t>
-      </w:r>
-      <w:r>
-        <w:rPr>
-          <w:rFonts w:ascii="Times New Roman" w:hAnsi="Times New Roman" w:eastAsia="Times New Roman" w:cs="Times New Roman"/>
-        </w:rPr>
-        <w:t xml:space="preserve">- </w:t>
-      </w:r>
-      <w:r>
-        <w:rPr>
-          <w:rFonts w:hint="eastAsia" w:ascii="Times New Roman" w:hAnsi="Times New Roman" w:eastAsia="FangSong" w:cs="Times New Roman"/>
-        </w:rPr>
-        <w:t xml:space="preserve">环上不能含有卤素和硝基等敏感基团</w:t>
-      </w:r>
-      <w:r>
-        <w:rPr>
-          <w:rFonts w:ascii="Times New Roman" w:hAnsi="Times New Roman" w:eastAsia="Times New Roman" w:cs="Times New Roman"/>
-        </w:rPr>
-        <w:t xml:space="preserve"> </w:t>
-      </w:r>
-      <w:r>
-        <w:rPr>
-          <w:rFonts w:ascii="Times New Roman" w:hAnsi="Times New Roman" w:eastAsia="Times New Roman" w:cs="Times New Roman"/>
-        </w:rPr>
-        <w:t xml:space="preserve">- </w:t>
-      </w:r>
-      <w:r>
-        <w:rPr>
-          <w:rFonts w:hint="eastAsia" w:ascii="Times New Roman" w:hAnsi="Times New Roman" w:eastAsia="FangSong" w:cs="Times New Roman"/>
-        </w:rPr>
-        <w:t>直接溴代仅得邻</w:t>
-      </w:r>
-      <w:r>
-        <w:rPr>
-          <w:rFonts w:hint="eastAsia" w:ascii="Times New Roman" w:hAnsi="Times New Roman" w:eastAsia="Times New Roman" w:cs="Times New Roman"/>
-        </w:rPr>
-        <w:t>/</w:t>
-      </w:r>
-      <w:r>
-        <w:rPr>
-          <w:rFonts w:hint="eastAsia" w:ascii="Times New Roman" w:hAnsi="Times New Roman" w:eastAsia="FangSong" w:cs="Times New Roman"/>
-        </w:rPr>
-        <w:t>对位产物</w:t>
-      </w:r>
-    </w:p>
-    <w:p>
-      <w:pPr>
-        <w:pStyle w:val="BodyText"/>
-      </w:pPr>
-      <w:r>
-        <w:rPr>
-          <w:rFonts w:hint="eastAsia" w:ascii="Times New Roman" w:hAnsi="Times New Roman" w:eastAsia="FangSong" w:cs="Times New Roman"/>
-          <w:b/>
-          <w:bCs/>
-        </w:rPr>
-        <w:t xml:space="preserve">重氮盐法优势</w:t>
-      </w:r>
-      <w:r>
-        <w:rPr>
-          <w:rFonts w:hint="eastAsia" w:ascii="Times New Roman" w:hAnsi="Times New Roman" w:eastAsia="Times New Roman" w:cs="Times New Roman"/>
-        </w:rPr>
-        <w:t>：</w:t>
-      </w:r>
-      <w:r>
-        <w:rPr>
-          <w:rFonts w:hint="eastAsia" w:ascii="Times New Roman" w:hAnsi="Times New Roman" w:eastAsia="FangSong" w:cs="Times New Roman"/>
-        </w:rPr>
-        <w:t>通过硝化</w:t>
-      </w:r>
-      <w:r>
-        <w:rPr>
-          <w:rFonts w:hint="eastAsia" w:ascii="Times New Roman" w:hAnsi="Times New Roman" w:eastAsia="Times New Roman" w:cs="Times New Roman"/>
-        </w:rPr>
-        <w:t>→</w:t>
-      </w:r>
-      <w:r>
-        <w:rPr>
-          <w:rFonts w:hint="eastAsia" w:ascii="Times New Roman" w:hAnsi="Times New Roman" w:eastAsia="FangSong" w:cs="Times New Roman"/>
-        </w:rPr>
-        <w:t>还原</w:t>
-      </w:r>
-      <w:r>
-        <w:rPr>
-          <w:rFonts w:hint="eastAsia" w:ascii="Times New Roman" w:hAnsi="Times New Roman" w:eastAsia="Times New Roman" w:cs="Times New Roman"/>
-        </w:rPr>
-        <w:t>→</w:t>
-      </w:r>
-      <w:r>
-        <w:rPr>
-          <w:rFonts w:hint="eastAsia" w:ascii="Times New Roman" w:hAnsi="Times New Roman" w:eastAsia="FangSong" w:cs="Times New Roman"/>
-        </w:rPr>
-        <w:t>重氮化</w:t>
-      </w:r>
-      <w:r>
-        <w:rPr>
-          <w:rFonts w:hint="eastAsia" w:ascii="Times New Roman" w:hAnsi="Times New Roman" w:eastAsia="Times New Roman" w:cs="Times New Roman"/>
-        </w:rPr>
-        <w:t>→</w:t>
-      </w:r>
-      <w:r>
-        <w:rPr>
-          <w:rFonts w:hint="eastAsia" w:ascii="Times New Roman" w:hAnsi="Times New Roman" w:eastAsia="FangSong" w:cs="Times New Roman"/>
-        </w:rPr>
-        <w:t>水解路线</w:t>
-      </w:r>
-    </w:p>
-    <w:p>
-      <w:pPr>
-        <w:pStyle w:val="BodyText"/>
-      </w:pPr>
-      <w:r>
-        <w:rPr>
-          <w:rFonts w:hint="eastAsia" w:ascii="Times New Roman" w:hAnsi="Times New Roman" w:eastAsia="FangSong" w:cs="Times New Roman"/>
-          <w:b/>
-          <w:bCs/>
-        </w:rPr>
-        <w:t xml:space="preserve">具体步骤</w:t>
-      </w:r>
-      <w:r>
-        <w:rPr>
-          <w:rFonts w:hint="eastAsia" w:ascii="Times New Roman" w:hAnsi="Times New Roman" w:eastAsia="Times New Roman" w:cs="Times New Roman"/>
-        </w:rPr>
-        <w:t xml:space="preserve">：</w:t>
-      </w:r>
-      <w:r>
-        <w:rPr>
-          <w:rFonts w:ascii="Times New Roman" w:hAnsi="Times New Roman" w:eastAsia="Times New Roman" w:cs="Times New Roman"/>
-        </w:rPr>
-        <w:t xml:space="preserve"> </w:t>
-      </w:r>
-      <w:r>
-        <w:rPr>
-          <w:rFonts w:ascii="Times New Roman" w:hAnsi="Times New Roman" w:eastAsia="Times New Roman" w:cs="Times New Roman"/>
-        </w:rPr>
-        <w:t xml:space="preserve">1. </w:t>
-      </w:r>
-      <w:r>
-        <w:rPr>
-          <w:rFonts w:hint="eastAsia" w:ascii="Times New Roman" w:hAnsi="Times New Roman" w:eastAsia="FangSong" w:cs="Times New Roman"/>
-        </w:rPr>
-        <w:t xml:space="preserve">甲苯硝化得硝基甲苯混合物</w:t>
-      </w:r>
-      <w:r>
-        <w:rPr>
-          <w:rFonts w:ascii="Times New Roman" w:hAnsi="Times New Roman" w:eastAsia="Times New Roman" w:cs="Times New Roman"/>
-        </w:rPr>
-        <w:t xml:space="preserve"> </w:t>
-      </w:r>
-      <w:r>
-        <w:rPr>
-          <w:rFonts w:ascii="Times New Roman" w:hAnsi="Times New Roman" w:eastAsia="Times New Roman" w:cs="Times New Roman"/>
-        </w:rPr>
-        <w:t xml:space="preserve">2. </w:t>
-      </w:r>
-      <w:r>
-        <w:rPr>
-          <w:rFonts w:hint="eastAsia" w:ascii="Times New Roman" w:hAnsi="Times New Roman" w:eastAsia="FangSong" w:cs="Times New Roman"/>
-        </w:rPr>
-        <w:t>分子筛分离对位产物</w:t>
-      </w:r>
-      <w:r>
-        <w:rPr>
-          <w:rFonts w:hint="eastAsia" w:ascii="Times New Roman" w:hAnsi="Times New Roman" w:eastAsia="Times New Roman" w:cs="Times New Roman"/>
-        </w:rPr>
-        <w:t>（</w:t>
-      </w:r>
-      <w:r>
-        <w:rPr>
-          <w:rFonts w:hint="eastAsia" w:ascii="Times New Roman" w:hAnsi="Times New Roman" w:eastAsia="FangSong" w:cs="Times New Roman"/>
-        </w:rPr>
-        <w:t>对位产物分子直径更小</w:t>
-      </w:r>
-      <w:r>
-        <w:rPr>
-          <w:rFonts w:hint="eastAsia" w:ascii="Times New Roman" w:hAnsi="Times New Roman" w:eastAsia="Times New Roman" w:cs="Times New Roman"/>
-        </w:rPr>
-        <w:t>）</w:t>
-      </w:r>
-      <w:r>
-        <w:rPr>
-          <w:rFonts w:ascii="Times New Roman" w:hAnsi="Times New Roman" w:eastAsia="Times New Roman" w:cs="Times New Roman"/>
-        </w:rPr>
-        <w:t xml:space="preserve"> </w:t>
-      </w:r>
-      <w:r>
-        <w:rPr>
-          <w:rFonts w:ascii="Times New Roman" w:hAnsi="Times New Roman" w:eastAsia="Times New Roman" w:cs="Times New Roman"/>
-        </w:rPr>
-        <w:t xml:space="preserve">3. Fe/HCl </w:t>
-      </w:r>
-      <w:r>
-        <w:rPr>
-          <w:rFonts w:hint="eastAsia" w:ascii="Times New Roman" w:hAnsi="Times New Roman" w:eastAsia="FangSong" w:cs="Times New Roman"/>
-        </w:rPr>
-        <w:t xml:space="preserve">还原硝基为氨基</w:t>
-      </w:r>
-      <w:r>
-        <w:rPr>
-          <w:rFonts w:ascii="Times New Roman" w:hAnsi="Times New Roman" w:eastAsia="Times New Roman" w:cs="Times New Roman"/>
-        </w:rPr>
-        <w:t xml:space="preserve"> </w:t>
-      </w:r>
-      <w:r>
-        <w:rPr>
-          <w:rFonts w:ascii="Times New Roman" w:hAnsi="Times New Roman" w:eastAsia="Times New Roman" w:cs="Times New Roman"/>
-        </w:rPr>
-        <w:t>4. NaNO</w:t>
-      </w:r>
-      <w:r>
-        <w:rPr>
-          <w:rFonts w:ascii="Times New Roman" w:hAnsi="Times New Roman" w:eastAsia="Times New Roman" w:cs="Times New Roman"/>
-          <w:vertAlign w:val="subscript"/>
-        </w:rPr>
-        <w:t>2</w:t>
-      </w:r>
-      <w:r>
-        <w:rPr>
-          <w:rFonts w:ascii="Times New Roman" w:hAnsi="Times New Roman" w:eastAsia="Times New Roman" w:cs="Times New Roman"/>
-        </w:rPr>
-        <w:t xml:space="preserve">/HCl </w:t>
-      </w:r>
-      <w:r>
-        <w:rPr>
-          <w:rFonts w:hint="eastAsia" w:ascii="Times New Roman" w:hAnsi="Times New Roman" w:eastAsia="FangSong" w:cs="Times New Roman"/>
-        </w:rPr>
-        <w:t xml:space="preserve">重氮化</w:t>
-      </w:r>
-      <w:r>
-        <w:rPr>
-          <w:rFonts w:ascii="Times New Roman" w:hAnsi="Times New Roman" w:eastAsia="Times New Roman" w:cs="Times New Roman"/>
-        </w:rPr>
-        <w:t xml:space="preserve"> </w:t>
-      </w:r>
-      <w:r>
-        <w:rPr>
-          <w:rFonts w:ascii="Times New Roman" w:hAnsi="Times New Roman" w:eastAsia="Times New Roman" w:cs="Times New Roman"/>
-        </w:rPr>
-        <w:t xml:space="preserve">5. </w:t>
-      </w:r>
-      <w:r>
-        <w:rPr>
-          <w:rFonts w:hint="eastAsia" w:ascii="Times New Roman" w:hAnsi="Times New Roman" w:eastAsia="FangSong" w:cs="Times New Roman"/>
-        </w:rPr>
-        <w:t xml:space="preserve">水加热取代得目标产物</w:t>
-      </w:r>
-    </w:p>
-    <w:p>
-      <w:pPr>
-        <w:pStyle w:val="BodyText"/>
-      </w:pPr>
-      <w:r>
-        <w:rPr>
-          <w:rFonts w:hint="eastAsia" w:ascii="Times New Roman" w:hAnsi="Times New Roman" w:eastAsia="FangSong" w:cs="Times New Roman"/>
-          <w:b/>
-          <w:bCs/>
-        </w:rPr>
-        <w:t xml:space="preserve">还原反应方法</w:t>
-      </w:r>
-      <w:r>
-        <w:rPr>
-          <w:rFonts w:hint="eastAsia" w:ascii="Times New Roman" w:hAnsi="Times New Roman" w:eastAsia="Times New Roman" w:cs="Times New Roman"/>
-        </w:rPr>
-        <w:t xml:space="preserve">：</w:t>
-      </w:r>
-      <w:r>
-        <w:rPr>
-          <w:rFonts w:ascii="Times New Roman" w:hAnsi="Times New Roman" w:eastAsia="Times New Roman" w:cs="Times New Roman"/>
-        </w:rPr>
-        <w:t xml:space="preserve"> </w:t>
-      </w:r>
-      <w:r>
-        <w:rPr>
-          <w:rFonts w:ascii="Times New Roman" w:hAnsi="Times New Roman" w:eastAsia="Times New Roman" w:cs="Times New Roman"/>
-        </w:rPr>
-        <w:t xml:space="preserve">- </w:t>
-      </w:r>
-      <w:r>
-        <w:rPr>
-          <w:rFonts w:hint="eastAsia" w:ascii="Times New Roman" w:hAnsi="Times New Roman" w:eastAsia="FangSong" w:cs="Times New Roman"/>
-        </w:rPr>
-        <w:t>次磷酸</w:t>
-      </w:r>
-      <w:r>
-        <w:rPr>
-          <w:rFonts w:hint="eastAsia" w:ascii="Times New Roman" w:hAnsi="Times New Roman" w:eastAsia="Times New Roman" w:cs="Times New Roman"/>
-        </w:rPr>
-        <w:t>（</w:t>
-      </w:r>
-      <m:oMath>
-        <m:sSub>
-          <m:e>
-            <m:r>
-              <m:t>H</m:t>
-            </m:r>
-          </m:e>
-          <m:sub>
-            <m:r>
-              <m:t>3</m:t>
-            </m:r>
-          </m:sub>
-        </m:sSub>
-        <m:r>
-          <m:t>P</m:t>
-        </m:r>
-        <m:sSub>
-          <m:e>
-            <m:r>
-              <m:t>O</m:t>
-            </m:r>
-          </m:e>
-          <m:sub>
-            <m:r>
-              <m:t>2</m:t>
-            </m:r>
-          </m:sub>
-        </m:sSub>
-      </m:oMath>
-      <w:r>
-        <w:rPr>
-          <w:rFonts w:hint="eastAsia" w:ascii="Times New Roman" w:hAnsi="Times New Roman" w:eastAsia="Times New Roman" w:cs="Times New Roman"/>
-        </w:rPr>
-        <w:t>）</w:t>
-      </w:r>
-      <w:r>
-        <w:rPr>
-          <w:rFonts w:hint="eastAsia" w:ascii="Times New Roman" w:hAnsi="Times New Roman" w:eastAsia="FangSong" w:cs="Times New Roman"/>
-        </w:rPr>
-        <w:t>法</w:t>
-      </w:r>
-      <w:r>
-        <w:rPr>
-          <w:rFonts w:ascii="Times New Roman" w:hAnsi="Times New Roman" w:eastAsia="Times New Roman" w:cs="Times New Roman"/>
-        </w:rPr>
-        <w:t xml:space="preserve"> </w:t>
-      </w:r>
-      <w:r>
-        <w:rPr>
-          <w:rFonts w:ascii="Times New Roman" w:hAnsi="Times New Roman" w:eastAsia="Times New Roman" w:cs="Times New Roman"/>
-        </w:rPr>
-        <w:t xml:space="preserve">- </w:t>
-      </w:r>
-      <w:r>
-        <w:rPr>
-          <w:rFonts w:hint="eastAsia" w:ascii="Times New Roman" w:hAnsi="Times New Roman" w:eastAsia="FangSong" w:cs="Times New Roman"/>
-        </w:rPr>
-        <w:t>乙醇</w:t>
-      </w:r>
-      <w:r>
-        <w:rPr>
-          <w:rFonts w:hint="eastAsia" w:ascii="Times New Roman" w:hAnsi="Times New Roman" w:eastAsia="Times New Roman" w:cs="Times New Roman"/>
-        </w:rPr>
-        <w:t>（</w:t>
-      </w:r>
-      <m:oMath>
-        <m:oMathPr>
-          <m:ctrlPr>
-            <w:rPr>
-              <w:sz w:val="28"/>
-              <w:szCs w:val="28"/>
-            </w:rPr>
-          </m:ctrlPr>
-        </m:oMathPr>
-        <m:r>
-          <m:t>H</m:t>
-        </m:r>
-        <m:r>
-          <m:t>O</m:t>
-        </m:r>
-        <m:r>
-          <m:t>C</m:t>
-        </m:r>
-        <m:sSub>
-          <m:e>
-            <m:r>
-              <m:t>H</m:t>
-            </m:r>
-          </m:e>
-          <m:sub>
-            <m:r>
-              <m:t>2</m:t>
-            </m:r>
-          </m:sub>
-        </m:sSub>
-        <m:r>
-          <m:t>C</m:t>
-        </m:r>
-        <m:sSub>
-          <m:e>
-            <m:r>
-              <m:t>H</m:t>
-            </m:r>
-          </m:e>
-          <m:sub>
-            <m:r>
-              <m:t>3</m:t>
-            </m:r>
-          </m:sub>
-        </m:sSub>
-      </m:oMath>
-      <w:r>
-        <w:rPr>
-          <w:rFonts w:hint="eastAsia" w:ascii="Times New Roman" w:hAnsi="Times New Roman" w:eastAsia="Times New Roman" w:cs="Times New Roman"/>
-        </w:rPr>
-        <w:t>）</w:t>
-      </w:r>
-      <w:r>
-        <w:rPr>
-          <w:rFonts w:hint="eastAsia" w:ascii="Times New Roman" w:hAnsi="Times New Roman" w:eastAsia="FangSong" w:cs="Times New Roman"/>
-        </w:rPr>
-        <w:t>法</w:t>
-      </w:r>
-      <w:r>
-        <w:rPr>
-          <w:rFonts w:hint="eastAsia" w:ascii="Times New Roman" w:hAnsi="Times New Roman" w:eastAsia="Times New Roman" w:cs="Times New Roman"/>
-        </w:rPr>
-        <w:t>（</w:t>
-      </w:r>
-      <w:r>
-        <w:rPr>
-          <w:rFonts w:hint="eastAsia" w:ascii="Times New Roman" w:hAnsi="Times New Roman" w:eastAsia="FangSong" w:cs="Times New Roman"/>
-        </w:rPr>
-        <w:t>类似</w:t>
-      </w:r>
-      <w:r>
-        <w:rPr>
-          <w:rFonts w:ascii="Times New Roman" w:hAnsi="Times New Roman" w:eastAsia="Times New Roman" w:cs="Times New Roman"/>
-        </w:rPr>
-        <w:t xml:space="preserve"> Meerwein-Ponndorf </w:t>
-      </w:r>
-      <w:r>
-        <w:rPr>
-          <w:rFonts w:hint="eastAsia" w:ascii="Times New Roman" w:hAnsi="Times New Roman" w:eastAsia="FangSong" w:cs="Times New Roman"/>
-        </w:rPr>
-        <w:t>还原</w:t>
-      </w:r>
-      <w:r>
-        <w:rPr>
-          <w:rFonts w:hint="eastAsia" w:ascii="Times New Roman" w:hAnsi="Times New Roman" w:eastAsia="Times New Roman" w:cs="Times New Roman"/>
-        </w:rPr>
-        <w:t>）</w:t>
-      </w:r>
-    </w:p>
-    <w:p>
-      <w:pPr>
-        <w:pStyle w:val="BodyText"/>
-      </w:pPr>
-      <w:r>
-        <w:rPr>
-          <w:rFonts w:hint="eastAsia" w:ascii="Times New Roman" w:hAnsi="Times New Roman" w:eastAsia="FangSong" w:cs="Times New Roman"/>
-          <w:b/>
-          <w:bCs/>
-        </w:rPr>
-        <w:t xml:space="preserve">偶联反应</w:t>
-      </w:r>
-      <w:r>
-        <w:rPr>
-          <w:rFonts w:hint="eastAsia" w:ascii="Times New Roman" w:hAnsi="Times New Roman" w:eastAsia="Times New Roman" w:cs="Times New Roman"/>
-        </w:rPr>
-        <w:t>：</w:t>
-      </w:r>
-      <w:r>
-        <w:rPr>
-          <w:rFonts w:hint="eastAsia" w:ascii="Times New Roman" w:hAnsi="Times New Roman" w:eastAsia="FangSong" w:cs="Times New Roman"/>
-        </w:rPr>
-        <w:t>重氮盐可与酚或胺类生成偶氮芳烃</w:t>
-      </w:r>
-    </w:p>
-    <w:bookmarkStart w:id="51" w:name="知识点-2"/>
-    <w:p>
-      <w:pPr>
-        <w:pStyle w:val="Heading3"/>
-        <w:spacing w:before="280" w:after="120"/>
-      </w:pPr>
-      <w:r>
-        <w:rPr>
-          <w:rFonts w:hint="eastAsia" w:ascii="Times New Roman" w:hAnsi="Times New Roman" w:eastAsia="SimHei" w:cs="Times New Roman"/>
-        </w:rPr>
-        <w:t xml:space="preserve">知识点</w:t>
-      </w:r>
-    </w:p>
-    <w:p>
-      <w:pPr>
-        <w:pStyle w:val="Compact"/>
-        <w:numPr>
-          <w:ilvl w:val="0"/>
-          <w:numId w:val="1007"/>
-        </w:numPr>
-      </w:pPr>
-      <w:r>
-        <w:rPr>
-          <w:rFonts w:hint="eastAsia" w:ascii="Times New Roman" w:hAnsi="Times New Roman" w:eastAsia="FangSong" w:cs="Times New Roman"/>
-        </w:rPr>
-        <w:t xml:space="preserve">重氮盐</w:t>
-      </w:r>
-    </w:p>
-    <w:p>
-      <w:pPr>
-        <w:pStyle w:val="Compact"/>
-        <w:numPr>
-          <w:ilvl w:val="0"/>
-          <w:numId w:val="1007"/>
-        </w:numPr>
-      </w:pPr>
-      <w:r>
-        <w:rPr>
-          <w:rFonts w:hint="eastAsia" w:ascii="Times New Roman" w:hAnsi="Times New Roman" w:eastAsia="FangSong" w:cs="Times New Roman"/>
-        </w:rPr>
-        <w:t xml:space="preserve">胺的化学</w:t>
-      </w:r>
-    </w:p>
-    <w:p>
-      <w:pPr>
-        <w:spacing w:before="160" w:after="80"/>
-      </w:pPr>
-      <w:r>
-        <w:pict>
-          <v:rect style="width:0;height:1.5pt" o:hralign="center" o:hrstd="t" o:hr="t"/>
-        </w:pict>
-      </w:r>
-    </w:p>
-    <w:bookmarkEnd w:id="51"/>
-    <w:bookmarkEnd w:id="52"/>
-    <w:bookmarkStart w:id="53" w:name="有机-芳香-硝基还原与芳香胺制备"/>
-    <w:p>
-      <w:pPr>
-        <w:pStyle w:val="Heading2"/>
-        <w:spacing w:before="280" w:after="120"/>
-      </w:pPr>
-      <w:r>
-        <w:rPr>
-          <w:rFonts w:ascii="Times New Roman" w:hAnsi="Times New Roman" w:eastAsia="Times New Roman" w:cs="Times New Roman"/>
-        </w:rPr>
-        <w:t xml:space="preserve">4.12 </w:t>
-      </w:r>
-      <w:r>
-        <w:rPr>
-          <w:rFonts w:hint="eastAsia" w:ascii="Times New Roman" w:hAnsi="Times New Roman" w:eastAsia="SimHei" w:cs="Times New Roman"/>
-        </w:rPr>
-        <w:t>有机</w:t>
-      </w:r>
-      <w:r>
-        <w:rPr>
-          <w:rFonts w:hint="eastAsia" w:ascii="Times New Roman" w:hAnsi="Times New Roman" w:eastAsia="Times New Roman" w:cs="Times New Roman"/>
-        </w:rPr>
-        <w:t>-</w:t>
-      </w:r>
-      <w:r>
-        <w:rPr>
-          <w:rFonts w:hint="eastAsia" w:ascii="Times New Roman" w:hAnsi="Times New Roman" w:eastAsia="SimHei" w:cs="Times New Roman"/>
-        </w:rPr>
-        <w:t>芳香</w:t>
-      </w:r>
-      <w:r>
-        <w:rPr>
-          <w:rFonts w:hint="eastAsia" w:ascii="Times New Roman" w:hAnsi="Times New Roman" w:eastAsia="Times New Roman" w:cs="Times New Roman"/>
-        </w:rPr>
-        <w:t>-</w:t>
-      </w:r>
-      <w:r>
-        <w:rPr>
-          <w:rFonts w:hint="eastAsia" w:ascii="Times New Roman" w:hAnsi="Times New Roman" w:eastAsia="SimHei" w:cs="Times New Roman"/>
-        </w:rPr>
-        <w:t>硝基还原与芳香胺制备</w:t>
-      </w:r>
-    </w:p>
-    <w:p>
-      <w:pPr>
-        <w:pStyle w:val="FirstParagraph"/>
-      </w:pPr>
-      <w:r>
-        <w:rPr>
-          <w:rFonts w:hint="eastAsia" w:ascii="Times New Roman" w:hAnsi="Times New Roman" w:eastAsia="Times New Roman" w:cs="Times New Roman"/>
-        </w:rPr>
-        <w:t>（1）</w:t>
-      </w:r>
-      <w:r>
-        <w:rPr>
-          <w:rFonts w:hint="eastAsia" w:ascii="Times New Roman" w:hAnsi="Times New Roman" w:eastAsia="FangSong" w:cs="Times New Roman"/>
-        </w:rPr>
-        <w:t>写出硝基苯还原为苯胺的反应方程式</w:t>
-      </w:r>
-      <w:r>
-        <w:rPr>
-          <w:rFonts w:hint="eastAsia" w:ascii="Times New Roman" w:hAnsi="Times New Roman" w:eastAsia="Times New Roman" w:cs="Times New Roman"/>
-        </w:rPr>
-        <w:t>，</w:t>
-      </w:r>
-      <w:r>
-        <w:rPr>
-          <w:rFonts w:hint="eastAsia" w:ascii="Times New Roman" w:hAnsi="Times New Roman" w:eastAsia="FangSong" w:cs="Times New Roman"/>
-        </w:rPr>
-        <w:t>列出至少两种还原方法</w:t>
-      </w:r>
-      <w:r>
-        <w:rPr>
-          <w:rFonts w:hint="eastAsia" w:ascii="Times New Roman" w:hAnsi="Times New Roman" w:eastAsia="Times New Roman" w:cs="Times New Roman"/>
-        </w:rPr>
-        <w:t>。</w:t>
-      </w:r>
-    </w:p>
-    <w:p>
-      <w:pPr>
-        <w:pStyle w:val="BodyText"/>
-      </w:pPr>
-      <w:r>
-        <w:rPr>
-          <w:rFonts w:hint="eastAsia" w:ascii="Times New Roman" w:hAnsi="Times New Roman" w:eastAsia="Times New Roman" w:cs="Times New Roman"/>
-        </w:rPr>
-        <w:t>（2）</w:t>
-      </w:r>
-      <w:r>
-        <w:rPr>
-          <w:rFonts w:hint="eastAsia" w:ascii="Times New Roman" w:hAnsi="Times New Roman" w:eastAsia="FangSong" w:cs="Times New Roman"/>
-        </w:rPr>
-        <w:t>当分子中同时含有硝基和羰基时</w:t>
-      </w:r>
-      <w:r>
-        <w:rPr>
-          <w:rFonts w:hint="eastAsia" w:ascii="Times New Roman" w:hAnsi="Times New Roman" w:eastAsia="Times New Roman" w:cs="Times New Roman"/>
-        </w:rPr>
-        <w:t>，</w:t>
-      </w:r>
-      <w:r>
-        <w:rPr>
-          <w:rFonts w:hint="eastAsia" w:ascii="Times New Roman" w:hAnsi="Times New Roman" w:eastAsia="FangSong" w:cs="Times New Roman"/>
-        </w:rPr>
-        <w:t>如何选择性地只还原硝基</w:t>
-      </w:r>
-      <w:r>
-        <w:rPr>
-          <w:rFonts w:hint="eastAsia" w:ascii="Times New Roman" w:hAnsi="Times New Roman" w:eastAsia="Times New Roman" w:cs="Times New Roman"/>
-        </w:rPr>
-        <w:t>？</w:t>
-      </w:r>
-    </w:p>
-    <w:p>
-      <w:pPr>
-        <w:pStyle w:val="BodyText"/>
-      </w:pPr>
-      <w:r>
-        <w:rPr>
-          <w:rFonts w:hint="eastAsia" w:ascii="Times New Roman" w:hAnsi="Times New Roman" w:eastAsia="Times New Roman" w:cs="Times New Roman"/>
-        </w:rPr>
-        <w:t>（3）</w:t>
-      </w:r>
-      <w:r>
-        <w:rPr>
-          <w:rFonts w:hint="eastAsia" w:ascii="Times New Roman" w:hAnsi="Times New Roman" w:eastAsia="FangSong" w:cs="Times New Roman"/>
-        </w:rPr>
-        <w:t>设计一条从苯合成间溴苯胺的路线</w:t>
-      </w:r>
-      <w:r>
-        <w:rPr>
-          <w:rFonts w:hint="eastAsia" w:ascii="Times New Roman" w:hAnsi="Times New Roman" w:eastAsia="Times New Roman" w:cs="Times New Roman"/>
-        </w:rPr>
-        <w:t>。</w:t>
-      </w:r>
-    </w:p>
-    <w:p>
-      <w:pPr>
-        <w:spacing w:before="160" w:after="80"/>
-      </w:pPr>
-      <w:r>
-        <w:pict>
-          <v:rect style="width:0;height:1.5pt" o:hralign="center" o:hrstd="t" o:hr="t"/>
-        </w:pict>
-      </w:r>
-    </w:p>
-    <w:bookmarkEnd w:id="53"/>
-    <w:bookmarkStart w:id="54" w:name="有机-芳香-snar亲核取代反应条件"/>
-    <w:p>
-      <w:pPr>
-        <w:pStyle w:val="Heading2"/>
-        <w:spacing w:before="280" w:after="120"/>
-      </w:pPr>
-      <w:r>
-        <w:rPr>
-          <w:rFonts w:ascii="Times New Roman" w:hAnsi="Times New Roman" w:eastAsia="Times New Roman" w:cs="Times New Roman"/>
-        </w:rPr>
-        <w:t xml:space="preserve">4.13 </w:t>
-      </w:r>
-      <w:r>
-        <w:rPr>
-          <w:rFonts w:hint="eastAsia" w:ascii="Times New Roman" w:hAnsi="Times New Roman" w:eastAsia="SimHei" w:cs="Times New Roman"/>
-        </w:rPr>
-        <w:t>有机</w:t>
-      </w:r>
-      <w:r>
-        <w:rPr>
-          <w:rFonts w:hint="eastAsia" w:ascii="Times New Roman" w:hAnsi="Times New Roman" w:eastAsia="Times New Roman" w:cs="Times New Roman"/>
-        </w:rPr>
-        <w:t>-</w:t>
-      </w:r>
-      <w:r>
-        <w:rPr>
-          <w:rFonts w:hint="eastAsia" w:ascii="Times New Roman" w:hAnsi="Times New Roman" w:eastAsia="SimHei" w:cs="Times New Roman"/>
-        </w:rPr>
-        <w:t>芳香</w:t>
-      </w:r>
-      <w:r>
-        <w:rPr>
-          <w:rFonts w:hint="eastAsia" w:ascii="Times New Roman" w:hAnsi="Times New Roman" w:eastAsia="Times New Roman" w:cs="Times New Roman"/>
-        </w:rPr>
-        <w:t>-SNAr</w:t>
-      </w:r>
-      <w:r>
-        <w:rPr>
-          <w:rFonts w:hint="eastAsia" w:ascii="Times New Roman" w:hAnsi="Times New Roman" w:eastAsia="SimHei" w:cs="Times New Roman"/>
-        </w:rPr>
-        <w:t>亲核取代反应条件</w:t>
-      </w:r>
-    </w:p>
-    <w:p>
-      <w:pPr>
-        <w:pStyle w:val="FirstParagraph"/>
-      </w:pPr>
-      <w:r>
-        <w:rPr>
-          <w:rFonts w:hint="eastAsia" w:ascii="Times New Roman" w:hAnsi="Times New Roman" w:eastAsia="Times New Roman" w:cs="Times New Roman"/>
-        </w:rPr>
-        <w:t>（1）</w:t>
-      </w:r>
-      <w:r>
-        <w:rPr>
-          <w:rFonts w:hint="eastAsia" w:ascii="Times New Roman" w:hAnsi="Times New Roman" w:eastAsia="FangSong" w:cs="Times New Roman"/>
-        </w:rPr>
-        <w:t>对溴硝基苯与</w:t>
-      </w:r>
-      <w:r>
-        <w:rPr>
-          <w:rFonts w:hint="eastAsia" w:ascii="Times New Roman" w:hAnsi="Times New Roman" w:eastAsia="Times New Roman" w:cs="Times New Roman"/>
-        </w:rPr>
-        <w:t>NaOH</w:t>
-      </w:r>
-      <w:r>
-        <w:rPr>
-          <w:rFonts w:hint="eastAsia" w:ascii="Times New Roman" w:hAnsi="Times New Roman" w:eastAsia="FangSong" w:cs="Times New Roman"/>
-        </w:rPr>
-        <w:t>反应</w:t>
-      </w:r>
-      <w:r>
-        <w:rPr>
-          <w:rFonts w:hint="eastAsia" w:ascii="Times New Roman" w:hAnsi="Times New Roman" w:eastAsia="Times New Roman" w:cs="Times New Roman"/>
-        </w:rPr>
-        <w:t>，</w:t>
-      </w:r>
-      <w:r>
-        <w:rPr>
-          <w:rFonts w:hint="eastAsia" w:ascii="Times New Roman" w:hAnsi="Times New Roman" w:eastAsia="FangSong" w:cs="Times New Roman"/>
-        </w:rPr>
-        <w:t>预测产物并写出反应机理</w:t>
-      </w:r>
-      <w:r>
-        <w:rPr>
-          <w:rFonts w:hint="eastAsia" w:ascii="Times New Roman" w:hAnsi="Times New Roman" w:eastAsia="Times New Roman" w:cs="Times New Roman"/>
-        </w:rPr>
-        <w:t>。</w:t>
-      </w:r>
-    </w:p>
-    <w:p>
-      <w:pPr>
-        <w:pStyle w:val="BodyText"/>
-      </w:pPr>
-      <w:r>
-        <w:rPr>
-          <w:rFonts w:hint="eastAsia" w:ascii="Times New Roman" w:hAnsi="Times New Roman" w:eastAsia="Times New Roman" w:cs="Times New Roman"/>
-        </w:rPr>
-        <w:t>（2）</w:t>
-      </w:r>
-      <w:r>
-        <w:rPr>
-          <w:rFonts w:hint="eastAsia" w:ascii="Times New Roman" w:hAnsi="Times New Roman" w:eastAsia="FangSong" w:cs="Times New Roman"/>
-        </w:rPr>
-        <w:t>判断以下化合物能否发生</w:t>
-      </w:r>
-      <w:r>
-        <w:rPr>
-          <w:rFonts w:hint="eastAsia" w:ascii="Times New Roman" w:hAnsi="Times New Roman" w:eastAsia="Times New Roman" w:cs="Times New Roman"/>
-        </w:rPr>
-        <w:t>SNAr</w:t>
-      </w:r>
-      <w:r>
-        <w:rPr>
-          <w:rFonts w:hint="eastAsia" w:ascii="Times New Roman" w:hAnsi="Times New Roman" w:eastAsia="FangSong" w:cs="Times New Roman"/>
-        </w:rPr>
-        <w:t>反应</w:t>
-      </w:r>
-      <w:r>
-        <w:rPr>
-          <w:rFonts w:hint="eastAsia" w:ascii="Times New Roman" w:hAnsi="Times New Roman" w:eastAsia="Times New Roman" w:cs="Times New Roman"/>
-        </w:rPr>
-        <w:t>，</w:t>
-      </w:r>
-      <w:r>
-        <w:rPr>
-          <w:rFonts w:hint="eastAsia" w:ascii="Times New Roman" w:hAnsi="Times New Roman" w:eastAsia="FangSong" w:cs="Times New Roman"/>
-        </w:rPr>
-        <w:t>并说明原因</w:t>
-      </w:r>
-      <w:r>
-        <w:rPr>
-          <w:rFonts w:hint="eastAsia" w:ascii="Times New Roman" w:hAnsi="Times New Roman" w:eastAsia="Times New Roman" w:cs="Times New Roman"/>
-        </w:rPr>
-        <w:t>：</w:t>
-      </w:r>
-      <w:r>
-        <w:rPr>
-          <w:rFonts w:ascii="Times New Roman" w:hAnsi="Times New Roman" w:eastAsia="Times New Roman" w:cs="Times New Roman"/>
-        </w:rPr>
-        <w:t xml:space="preserve"> </w:t>
-      </w:r>
-      <w:r>
-        <w:rPr>
-          <w:rFonts w:ascii="Times New Roman" w:hAnsi="Times New Roman" w:eastAsia="Times New Roman" w:cs="Times New Roman"/>
-        </w:rPr>
-        <w:t xml:space="preserve">- a. </w:t>
-      </w:r>
-      <w:r>
-        <w:rPr>
-          <w:rFonts w:hint="eastAsia" w:ascii="Times New Roman" w:hAnsi="Times New Roman" w:eastAsia="FangSong" w:cs="Times New Roman"/>
-        </w:rPr>
-        <w:t xml:space="preserve">对氯硝基苯</w:t>
-      </w:r>
-      <w:r>
-        <w:rPr>
-          <w:rFonts w:ascii="Times New Roman" w:hAnsi="Times New Roman" w:eastAsia="Times New Roman" w:cs="Times New Roman"/>
-        </w:rPr>
-        <w:t xml:space="preserve"> + NaOH</w:t>
-      </w:r>
-      <w:r>
-        <w:rPr>
-          <w:rFonts w:ascii="Times New Roman" w:hAnsi="Times New Roman" w:eastAsia="Times New Roman" w:cs="Times New Roman"/>
-        </w:rPr>
-        <w:t xml:space="preserve"> </w:t>
-      </w:r>
-      <w:r>
-        <w:rPr>
-          <w:rFonts w:ascii="Times New Roman" w:hAnsi="Times New Roman" w:eastAsia="Times New Roman" w:cs="Times New Roman"/>
-        </w:rPr>
-        <w:t xml:space="preserve">- b. </w:t>
-      </w:r>
-      <w:r>
-        <w:rPr>
-          <w:rFonts w:hint="eastAsia" w:ascii="Times New Roman" w:hAnsi="Times New Roman" w:eastAsia="FangSong" w:cs="Times New Roman"/>
-        </w:rPr>
-        <w:t xml:space="preserve">氯苯</w:t>
-      </w:r>
-      <w:r>
-        <w:rPr>
-          <w:rFonts w:ascii="Times New Roman" w:hAnsi="Times New Roman" w:eastAsia="Times New Roman" w:cs="Times New Roman"/>
-        </w:rPr>
-        <w:t xml:space="preserve"> + NaOH</w:t>
-      </w:r>
-      <w:r>
-        <w:rPr>
-          <w:rFonts w:ascii="Times New Roman" w:hAnsi="Times New Roman" w:eastAsia="Times New Roman" w:cs="Times New Roman"/>
-        </w:rPr>
-        <w:t xml:space="preserve"> </w:t>
-      </w:r>
-      <w:r>
-        <w:rPr>
-          <w:rFonts w:ascii="Times New Roman" w:hAnsi="Times New Roman" w:eastAsia="Times New Roman" w:cs="Times New Roman"/>
-        </w:rPr>
-        <w:t xml:space="preserve">- c. </w:t>
-      </w:r>
-      <w:r>
-        <w:rPr>
-          <w:rFonts w:hint="eastAsia" w:ascii="Times New Roman" w:hAnsi="Times New Roman" w:eastAsia="Times New Roman" w:cs="Times New Roman"/>
-        </w:rPr>
-        <w:t>2,4-</w:t>
-      </w:r>
-      <w:r>
-        <w:rPr>
-          <w:rFonts w:hint="eastAsia" w:ascii="Times New Roman" w:hAnsi="Times New Roman" w:eastAsia="FangSong" w:cs="Times New Roman"/>
-        </w:rPr>
-        <w:t>二硝基氯苯</w:t>
-      </w:r>
-      <w:r>
-        <w:rPr>
-          <w:rFonts w:ascii="Times New Roman" w:hAnsi="Times New Roman" w:eastAsia="Times New Roman" w:cs="Times New Roman"/>
-        </w:rPr>
-        <w:t xml:space="preserve"> + NaOH</w:t>
-      </w:r>
-      <w:r>
-        <w:rPr>
-          <w:rFonts w:ascii="Times New Roman" w:hAnsi="Times New Roman" w:eastAsia="Times New Roman" w:cs="Times New Roman"/>
-        </w:rPr>
-        <w:t xml:space="preserve"> </w:t>
-      </w:r>
-      <w:r>
-        <w:rPr>
-          <w:rFonts w:ascii="Times New Roman" w:hAnsi="Times New Roman" w:eastAsia="Times New Roman" w:cs="Times New Roman"/>
-        </w:rPr>
-        <w:t xml:space="preserve">- d. </w:t>
-      </w:r>
-      <w:r>
-        <w:rPr>
-          <w:rFonts w:hint="eastAsia" w:ascii="Times New Roman" w:hAnsi="Times New Roman" w:eastAsia="FangSong" w:cs="Times New Roman"/>
-        </w:rPr>
-        <w:t xml:space="preserve">对氯甲苯</w:t>
-      </w:r>
-      <w:r>
-        <w:rPr>
-          <w:rFonts w:ascii="Times New Roman" w:hAnsi="Times New Roman" w:eastAsia="Times New Roman" w:cs="Times New Roman"/>
-        </w:rPr>
-        <w:t xml:space="preserve"> + NaOH</w:t>
-      </w:r>
-    </w:p>
-    <w:p>
-      <w:pPr>
-        <w:pStyle w:val="BodyText"/>
-      </w:pPr>
-      <w:r>
-        <w:rPr>
-          <w:rFonts w:hint="eastAsia" w:ascii="Times New Roman" w:hAnsi="Times New Roman" w:eastAsia="Times New Roman" w:cs="Times New Roman"/>
-        </w:rPr>
-        <w:t>（3）SNAr</w:t>
-      </w:r>
-      <w:r>
-        <w:rPr>
-          <w:rFonts w:hint="eastAsia" w:ascii="Times New Roman" w:hAnsi="Times New Roman" w:eastAsia="FangSong" w:cs="Times New Roman"/>
-        </w:rPr>
-        <w:t>反应需要满足哪些条件</w:t>
-      </w:r>
-      <w:r>
-        <w:rPr>
-          <w:rFonts w:hint="eastAsia" w:ascii="Times New Roman" w:hAnsi="Times New Roman" w:eastAsia="Times New Roman" w:cs="Times New Roman"/>
-        </w:rPr>
-        <w:t>？</w:t>
-      </w:r>
-    </w:p>
-    <w:p>
-      <w:pPr>
-        <w:spacing w:before="160" w:after="80"/>
-      </w:pPr>
-      <w:r>
-        <w:pict>
-          <v:rect style="width:0;height:1.5pt" o:hralign="center" o:hrstd="t" o:hr="t"/>
-        </w:pict>
-      </w:r>
-    </w:p>
-    <w:bookmarkEnd w:id="54"/>
-    <w:bookmarkStart w:id="58" w:name="有机-芳香-苯环亲电取代定位效应"/>
-    <w:p>
-      <w:pPr>
-        <w:pStyle w:val="Heading2"/>
-        <w:spacing w:before="280" w:after="120"/>
-      </w:pPr>
-      <w:r>
-        <w:rPr>
-          <w:rFonts w:ascii="Times New Roman" w:hAnsi="Times New Roman" w:eastAsia="Times New Roman" w:cs="Times New Roman"/>
-        </w:rPr>
-        <w:t xml:space="preserve">4.14 </w:t>
-      </w:r>
-      <w:r>
-        <w:rPr>
-          <w:rFonts w:hint="eastAsia" w:ascii="Times New Roman" w:hAnsi="Times New Roman" w:eastAsia="SimHei" w:cs="Times New Roman"/>
-        </w:rPr>
-        <w:t>有机</w:t>
-      </w:r>
-      <w:r>
-        <w:rPr>
-          <w:rFonts w:hint="eastAsia" w:ascii="Times New Roman" w:hAnsi="Times New Roman" w:eastAsia="Times New Roman" w:cs="Times New Roman"/>
-        </w:rPr>
-        <w:t>-</w:t>
-      </w:r>
-      <w:r>
-        <w:rPr>
-          <w:rFonts w:hint="eastAsia" w:ascii="Times New Roman" w:hAnsi="Times New Roman" w:eastAsia="SimHei" w:cs="Times New Roman"/>
-        </w:rPr>
-        <w:t>芳香</w:t>
-      </w:r>
-      <w:r>
-        <w:rPr>
-          <w:rFonts w:hint="eastAsia" w:ascii="Times New Roman" w:hAnsi="Times New Roman" w:eastAsia="Times New Roman" w:cs="Times New Roman"/>
-        </w:rPr>
-        <w:t>-</w:t>
-      </w:r>
-      <w:r>
-        <w:rPr>
-          <w:rFonts w:hint="eastAsia" w:ascii="Times New Roman" w:hAnsi="Times New Roman" w:eastAsia="SimHei" w:cs="Times New Roman"/>
-        </w:rPr>
-        <w:t>苯环亲电取代定位效应</w:t>
-      </w:r>
-    </w:p>
-    <w:p>
-      <w:pPr>
-        <w:pStyle w:val="FirstParagraph"/>
-      </w:pPr>
-      <w:r>
-        <w:rPr>
-          <w:rFonts w:hint="eastAsia" w:ascii="Times New Roman" w:hAnsi="Times New Roman" w:eastAsia="FangSong" w:cs="Times New Roman"/>
-        </w:rPr>
-        <w:t>预测以下取代苯进行亲电取代反应</w:t>
-      </w:r>
-      <w:r>
-        <w:rPr>
-          <w:rFonts w:hint="eastAsia" w:ascii="Times New Roman" w:hAnsi="Times New Roman" w:eastAsia="Times New Roman" w:cs="Times New Roman"/>
-        </w:rPr>
-        <w:t>（</w:t>
-      </w:r>
-      <w:r>
-        <w:rPr>
-          <w:rFonts w:hint="eastAsia" w:ascii="Times New Roman" w:hAnsi="Times New Roman" w:eastAsia="FangSong" w:cs="Times New Roman"/>
-        </w:rPr>
-        <w:t>如硝化</w:t>
-      </w:r>
-      <w:r>
-        <w:rPr>
-          <w:rFonts w:hint="eastAsia" w:ascii="Times New Roman" w:hAnsi="Times New Roman" w:eastAsia="Times New Roman" w:cs="Times New Roman"/>
-        </w:rPr>
-        <w:t>、</w:t>
-      </w:r>
-      <w:r>
-        <w:rPr>
-          <w:rFonts w:hint="eastAsia" w:ascii="Times New Roman" w:hAnsi="Times New Roman" w:eastAsia="FangSong" w:cs="Times New Roman"/>
-        </w:rPr>
-        <w:t>溴化</w:t>
-      </w:r>
-      <w:r>
-        <w:rPr>
-          <w:rFonts w:hint="eastAsia" w:ascii="Times New Roman" w:hAnsi="Times New Roman" w:eastAsia="Times New Roman" w:cs="Times New Roman"/>
-        </w:rPr>
-        <w:t>）</w:t>
-      </w:r>
-      <w:r>
-        <w:rPr>
-          <w:rFonts w:hint="eastAsia" w:ascii="Times New Roman" w:hAnsi="Times New Roman" w:eastAsia="FangSong" w:cs="Times New Roman"/>
-        </w:rPr>
-        <w:t>的主要产物位置</w:t>
-      </w:r>
-      <w:r>
-        <w:rPr>
-          <w:rFonts w:hint="eastAsia" w:ascii="Times New Roman" w:hAnsi="Times New Roman" w:eastAsia="Times New Roman" w:cs="Times New Roman"/>
-        </w:rPr>
-        <w:t>：</w:t>
-      </w:r>
-    </w:p>
-    <w:p>
-      <w:pPr>
-        <w:pStyle w:val="BodyText"/>
-      </w:pPr>
-      <w:r>
-        <w:rPr>
-          <w:rFonts w:hint="eastAsia" w:ascii="Times New Roman" w:hAnsi="Times New Roman" w:eastAsia="Times New Roman" w:cs="Times New Roman"/>
-        </w:rPr>
-        <w:t>（1）</w:t>
-      </w:r>
-      <w:r>
-        <w:rPr>
-          <w:rFonts w:hint="eastAsia" w:ascii="Times New Roman" w:hAnsi="Times New Roman" w:eastAsia="FangSong" w:cs="Times New Roman"/>
-        </w:rPr>
-        <w:t>甲苯</w:t>
-      </w:r>
-      <w:r>
-        <w:rPr>
-          <w:rFonts w:hint="eastAsia" w:ascii="Times New Roman" w:hAnsi="Times New Roman" w:eastAsia="Times New Roman" w:cs="Times New Roman"/>
-        </w:rPr>
-        <w:t>（</w:t>
       </w:r>
       <m:oMath>
         <m:oMathPr>
@@ -4130,34 +2786,31 @@
           </m:e>
           <m:sub>
             <m:r>
-              <m:t>6</m:t>
+              <m:t>n</m:t>
             </m:r>
           </m:sub>
         </m:sSub>
         <m:sSub>
           <m:e>
             <m:r>
-              <m:t>H</m:t>
+              <m:t>I</m:t>
             </m:r>
           </m:e>
           <m:sub>
             <m:r>
-              <m:t>5</m:t>
-            </m:r>
-          </m:sub>
-        </m:sSub>
-        <m:r>
-          <m:t>C</m:t>
-        </m:r>
-        <m:sSub>
-          <m:e>
-            <m:r>
-              <m:t>H</m:t>
-            </m:r>
-          </m:e>
-          <m:sub>
-            <m:r>
               <m:t>3</m:t>
+            </m:r>
+            <m:r>
+              <m:t>n</m:t>
+            </m:r>
+            <m:r>
+              <m:rPr>
+                <m:sty m:val="p"/>
+              </m:rPr>
+              <m:t>+</m:t>
+            </m:r>
+            <m:r>
+              <m:t>1</m:t>
             </m:r>
           </m:sub>
         </m:sSub>
@@ -4166,13 +2819,37 @@
         <w:rPr>
           <w:rFonts w:hint="eastAsia" w:ascii="Times New Roman" w:hAnsi="Times New Roman" w:eastAsia="Times New Roman" w:cs="Times New Roman"/>
         </w:rPr>
-        <w:t>）</w:t>
-      </w:r>
-      <w:r>
-        <w:rPr>
-          <w:rFonts w:hint="eastAsia" w:ascii="Times New Roman" w:hAnsi="Times New Roman" w:eastAsia="FangSong" w:cs="Times New Roman"/>
-        </w:rPr>
-        <w:t>硝化</w:t>
+        <w:t>，</w:t>
+      </w:r>
+      <w:r>
+        <w:rPr>
+          <w:rFonts w:hint="eastAsia" w:ascii="Times New Roman" w:hAnsi="Times New Roman" w:eastAsia="FangSong" w:cs="Times New Roman"/>
+        </w:rPr>
+        <w:t>烯烃</w:t>
+      </w:r>
+      <w:r>
+        <w:rPr>
+          <w:rFonts w:hint="eastAsia" w:ascii="Times New Roman" w:hAnsi="Times New Roman" w:eastAsia="Times New Roman" w:cs="Times New Roman"/>
+        </w:rPr>
+        <w:t>（</w:t>
+      </w:r>
+      <w:r>
+        <w:rPr>
+          <w:rFonts w:hint="eastAsia" w:ascii="Times New Roman" w:hAnsi="Times New Roman" w:eastAsia="FangSong" w:cs="Times New Roman"/>
+        </w:rPr>
+        <w:t>视双键为两条单键</w:t>
+      </w:r>
+      <w:r>
+        <w:rPr>
+          <w:rFonts w:hint="eastAsia" w:ascii="Times New Roman" w:hAnsi="Times New Roman" w:eastAsia="Times New Roman" w:cs="Times New Roman"/>
+        </w:rPr>
+        <w:t>）、</w:t>
+      </w:r>
+      <w:r>
+        <w:rPr>
+          <w:rFonts w:hint="eastAsia" w:ascii="Times New Roman" w:hAnsi="Times New Roman" w:eastAsia="FangSong" w:cs="Times New Roman"/>
+        </w:rPr>
+        <w:t>环烷烃中碳原子数跟键数的关系通式为</w:t>
       </w:r>
       <w:r>
         <w:rPr>
@@ -4180,23 +2857,81 @@
         </w:rPr>
         <w:t xml:space="preserve"> </w:t>
       </w:r>
-      <w:r>
-        <w:rPr>
-          <w:rFonts w:hint="eastAsia" w:ascii="Times New Roman" w:hAnsi="Times New Roman" w:eastAsia="Times New Roman" w:cs="Times New Roman"/>
-        </w:rPr>
-        <w:t>（2）</w:t>
-      </w:r>
-      <w:r>
-        <w:rPr>
-          <w:rFonts w:hint="eastAsia" w:ascii="Times New Roman" w:hAnsi="Times New Roman" w:eastAsia="FangSong" w:cs="Times New Roman"/>
-        </w:rPr>
-        <w:t>硝基苯</w:t>
+      <m:oMath>
+        <m:sSub>
+          <m:e>
+            <m:r>
+              <m:t>C</m:t>
+            </m:r>
+          </m:e>
+          <m:sub>
+            <m:r>
+              <m:t>n</m:t>
+            </m:r>
+          </m:sub>
+        </m:sSub>
+        <m:sSub>
+          <m:e>
+            <m:r>
+              <m:t>I</m:t>
+            </m:r>
+          </m:e>
+          <m:sub>
+            <m:r>
+              <m:t>3</m:t>
+            </m:r>
+            <m:r>
+              <m:t>n</m:t>
+            </m:r>
+          </m:sub>
+        </m:sSub>
+      </m:oMath>
+      <w:r>
+        <w:rPr>
+          <w:rFonts w:hint="eastAsia" w:ascii="Times New Roman" w:hAnsi="Times New Roman" w:eastAsia="Times New Roman" w:cs="Times New Roman"/>
+        </w:rPr>
+        <w:t>。</w:t>
+      </w:r>
+      <w:r>
+        <w:rPr>
+          <w:rFonts w:hint="eastAsia" w:ascii="Times New Roman" w:hAnsi="Times New Roman" w:eastAsia="FangSong" w:cs="Times New Roman"/>
+        </w:rPr>
+        <w:t>则苯的同系物中碳原子数跟键数的关系通式为</w:t>
       </w:r>
       <w:r>
         <w:rPr>
           <w:rFonts w:hint="eastAsia" w:ascii="Times New Roman" w:hAnsi="Times New Roman" w:eastAsia="Times New Roman" w:cs="Times New Roman"/>
         </w:rPr>
         <w:t>（</w:t>
+      </w:r>
+      <w:r>
+        <w:rPr>
+          <w:rFonts w:ascii="Times New Roman" w:hAnsi="Times New Roman" w:eastAsia="Times New Roman" w:cs="Times New Roman"/>
+        </w:rPr>
+        <w:t xml:space="preserve"> </w:t>
+      </w:r>
+      <w:r>
+        <w:rPr>
+          <w:rFonts w:hint="eastAsia" w:ascii="Times New Roman" w:hAnsi="Times New Roman" w:eastAsia="Times New Roman" w:cs="Times New Roman"/>
+        </w:rPr>
+        <w:t xml:space="preserve">）。</w:t>
+      </w:r>
+    </w:p>
+    <w:p>
+      <w:pPr>
+        <w:pStyle w:val="BodyText"/>
+      </w:pPr>
+      <w:r>
+        <w:rPr>
+          <w:rFonts w:ascii="Times New Roman" w:hAnsi="Times New Roman" w:eastAsia="Times New Roman" w:cs="Times New Roman"/>
+        </w:rPr>
+        <w:t xml:space="preserve">A.</w:t>
+      </w:r>
+      <w:r>
+        <w:rPr>
+          <w:rFonts w:ascii="Times New Roman" w:hAnsi="Times New Roman" w:eastAsia="Times New Roman" w:cs="Times New Roman"/>
+        </w:rPr>
+        <w:t xml:space="preserve"> </w:t>
       </w:r>
       <m:oMath>
         <m:oMathPr>
@@ -4215,73 +2950,46 @@
           </m:e>
           <m:sub>
             <m:r>
-              <m:t>6</m:t>
+              <m:t>n</m:t>
             </m:r>
           </m:sub>
         </m:sSub>
         <m:sSub>
           <m:e>
             <m:r>
-              <m:t>H</m:t>
+              <m:t>I</m:t>
             </m:r>
           </m:e>
           <m:sub>
             <m:r>
-              <m:t>5</m:t>
-            </m:r>
-          </m:sub>
-        </m:sSub>
-        <m:r>
-          <m:t>N</m:t>
-        </m:r>
-        <m:sSub>
-          <m:e>
-            <m:r>
-              <m:t>O</m:t>
-            </m:r>
-          </m:e>
-          <m:sub>
-            <m:r>
-              <m:t>2</m:t>
+              <m:t>3</m:t>
+            </m:r>
+            <m:r>
+              <m:t>n</m:t>
+            </m:r>
+            <m:r>
+              <m:rPr>
+                <m:sty m:val="p"/>
+              </m:rPr>
+              <m:t>−</m:t>
+            </m:r>
+            <m:r>
+              <m:t>1</m:t>
             </m:r>
           </m:sub>
         </m:sSub>
       </m:oMath>
       <w:r>
         <w:rPr>
-          <w:rFonts w:hint="eastAsia" w:ascii="Times New Roman" w:hAnsi="Times New Roman" w:eastAsia="Times New Roman" w:cs="Times New Roman"/>
-        </w:rPr>
-        <w:t>）</w:t>
-      </w:r>
-      <w:r>
-        <w:rPr>
-          <w:rFonts w:hint="eastAsia" w:ascii="Times New Roman" w:hAnsi="Times New Roman" w:eastAsia="FangSong" w:cs="Times New Roman"/>
-        </w:rPr>
-        <w:t>硝化</w:t>
+          <w:rFonts w:ascii="Times New Roman" w:hAnsi="Times New Roman" w:eastAsia="Times New Roman" w:cs="Times New Roman"/>
+        </w:rPr>
+        <w:t xml:space="preserve">　B.</w:t>
       </w:r>
       <w:r>
         <w:rPr>
           <w:rFonts w:ascii="Times New Roman" w:hAnsi="Times New Roman" w:eastAsia="Times New Roman" w:cs="Times New Roman"/>
         </w:rPr>
         <w:t xml:space="preserve"> </w:t>
-      </w:r>
-      <w:r>
-        <w:rPr>
-          <w:rFonts w:hint="eastAsia" w:ascii="Times New Roman" w:hAnsi="Times New Roman" w:eastAsia="Times New Roman" w:cs="Times New Roman"/>
-        </w:rPr>
-        <w:t>（3）</w:t>
-      </w:r>
-      <w:r>
-        <w:rPr>
-          <w:rFonts w:hint="eastAsia" w:ascii="Times New Roman" w:hAnsi="Times New Roman" w:eastAsia="FangSong" w:cs="Times New Roman"/>
-        </w:rPr>
-        <w:t>苯酚</w:t>
-      </w:r>
-      <w:r>
-        <w:rPr>
-          <w:rFonts w:hint="eastAsia" w:ascii="Times New Roman" w:hAnsi="Times New Roman" w:eastAsia="Times New Roman" w:cs="Times New Roman"/>
-        </w:rPr>
-        <w:t>（</w:t>
       </w:r>
       <m:oMath>
         <m:oMathPr>
@@ -4300,13 +3008,1934 @@
           </m:e>
           <m:sub>
             <m:r>
-              <m:t>6</m:t>
+              <m:t>n</m:t>
             </m:r>
           </m:sub>
         </m:sSub>
         <m:sSub>
           <m:e>
             <m:r>
+              <m:t>I</m:t>
+            </m:r>
+          </m:e>
+          <m:sub>
+            <m:r>
+              <m:t>3</m:t>
+            </m:r>
+            <m:r>
+              <m:t>n</m:t>
+            </m:r>
+            <m:r>
+              <m:rPr>
+                <m:sty m:val="p"/>
+              </m:rPr>
+              <m:t>−</m:t>
+            </m:r>
+            <m:r>
+              <m:t>2</m:t>
+            </m:r>
+          </m:sub>
+        </m:sSub>
+      </m:oMath>
+      <w:r>
+        <w:rPr>
+          <w:rFonts w:ascii="Times New Roman" w:hAnsi="Times New Roman" w:eastAsia="Times New Roman" w:cs="Times New Roman"/>
+        </w:rPr>
+        <w:t xml:space="preserve">　C.</w:t>
+      </w:r>
+      <w:r>
+        <w:rPr>
+          <w:rFonts w:ascii="Times New Roman" w:hAnsi="Times New Roman" w:eastAsia="Times New Roman" w:cs="Times New Roman"/>
+        </w:rPr>
+        <w:t xml:space="preserve"> </w:t>
+      </w:r>
+      <m:oMath>
+        <m:oMathPr>
+          <m:ctrlPr>
+            <w:rPr>
+              <w:sz w:val="28"/>
+              <w:szCs w:val="28"/>
+            </w:rPr>
+          </m:ctrlPr>
+        </m:oMathPr>
+        <m:sSub>
+          <m:e>
+            <m:r>
+              <m:t>C</m:t>
+            </m:r>
+          </m:e>
+          <m:sub>
+            <m:r>
+              <m:t>n</m:t>
+            </m:r>
+          </m:sub>
+        </m:sSub>
+        <m:sSub>
+          <m:e>
+            <m:r>
+              <m:t>I</m:t>
+            </m:r>
+          </m:e>
+          <m:sub>
+            <m:r>
+              <m:t>3</m:t>
+            </m:r>
+            <m:r>
+              <m:t>n</m:t>
+            </m:r>
+            <m:r>
+              <m:rPr>
+                <m:sty m:val="p"/>
+              </m:rPr>
+              <m:t>−</m:t>
+            </m:r>
+            <m:r>
+              <m:t>3</m:t>
+            </m:r>
+          </m:sub>
+        </m:sSub>
+      </m:oMath>
+      <w:r>
+        <w:rPr>
+          <w:rFonts w:ascii="Times New Roman" w:hAnsi="Times New Roman" w:eastAsia="Times New Roman" w:cs="Times New Roman"/>
+        </w:rPr>
+        <w:t xml:space="preserve">　D.</w:t>
+      </w:r>
+      <w:r>
+        <w:rPr>
+          <w:rFonts w:ascii="Times New Roman" w:hAnsi="Times New Roman" w:eastAsia="Times New Roman" w:cs="Times New Roman"/>
+        </w:rPr>
+        <w:t xml:space="preserve"> </w:t>
+      </w:r>
+      <m:oMath>
+        <m:oMathPr>
+          <m:ctrlPr>
+            <w:rPr>
+              <w:sz w:val="28"/>
+              <w:szCs w:val="28"/>
+            </w:rPr>
+          </m:ctrlPr>
+        </m:oMathPr>
+        <m:sSub>
+          <m:e>
+            <m:r>
+              <m:t>C</m:t>
+            </m:r>
+          </m:e>
+          <m:sub>
+            <m:r>
+              <m:t>n</m:t>
+            </m:r>
+          </m:sub>
+        </m:sSub>
+        <m:sSub>
+          <m:e>
+            <m:r>
+              <m:t>I</m:t>
+            </m:r>
+          </m:e>
+          <m:sub>
+            <m:r>
+              <m:t>3</m:t>
+            </m:r>
+            <m:r>
+              <m:t>n</m:t>
+            </m:r>
+            <m:r>
+              <m:rPr>
+                <m:sty m:val="p"/>
+              </m:rPr>
+              <m:t>−</m:t>
+            </m:r>
+            <m:r>
+              <m:t>4</m:t>
+            </m:r>
+          </m:sub>
+        </m:sSub>
+      </m:oMath>
+    </w:p>
+    <w:p>
+      <w:pPr>
+        <w:spacing w:before="160" w:after="80"/>
+      </w:pPr>
+      <w:r>
+        <w:pict>
+          <v:rect style="width:0;height:1.5pt" o:hralign="center" o:hrstd="t" o:hr="t"/>
+        </w:pict>
+      </w:r>
+    </w:p>
+    <w:bookmarkEnd w:id="59"/>
+    <w:bookmarkStart w:id="61" w:name="硝基氯苯合成路线"/>
+    <w:p>
+      <w:pPr>
+        <w:pStyle w:val="Heading2"/>
+        <w:spacing w:before="280" w:after="120"/>
+      </w:pPr>
+      <w:r>
+        <w:rPr>
+          <w:rFonts w:ascii="Times New Roman" w:hAnsi="Times New Roman" w:eastAsia="Times New Roman" w:cs="Times New Roman"/>
+        </w:rPr>
+        <w:t xml:space="preserve">4.12 </w:t>
+      </w:r>
+      <w:r>
+        <w:rPr>
+          <w:rFonts w:hint="eastAsia" w:ascii="Times New Roman" w:hAnsi="Times New Roman" w:eastAsia="SimHei" w:cs="Times New Roman"/>
+        </w:rPr>
+        <w:t xml:space="preserve">硝基氯苯合成路线</w:t>
+      </w:r>
+    </w:p>
+    <w:p>
+      <w:pPr>
+        <w:pStyle w:val="FirstParagraph"/>
+      </w:pPr>
+      <w:r>
+        <w:rPr>
+          <w:rFonts w:hint="eastAsia" w:ascii="Times New Roman" w:hAnsi="Times New Roman" w:eastAsia="FangSong" w:cs="Times New Roman"/>
+        </w:rPr>
+        <w:t>取代基的定位作用在合成上的应用</w:t>
+      </w:r>
+      <w:r>
+        <w:rPr>
+          <w:rFonts w:hint="eastAsia" w:ascii="Times New Roman" w:hAnsi="Times New Roman" w:eastAsia="Times New Roman" w:cs="Times New Roman"/>
+        </w:rPr>
+        <w:t>——</w:t>
+      </w:r>
+      <w:r>
+        <w:rPr>
+          <w:rFonts w:hint="eastAsia" w:ascii="Times New Roman" w:hAnsi="Times New Roman" w:eastAsia="FangSong" w:cs="Times New Roman"/>
+        </w:rPr>
+        <w:t>硝基氯苯的合成路线设计</w:t>
+      </w:r>
+      <w:r>
+        <w:rPr>
+          <w:rFonts w:hint="eastAsia" w:ascii="Times New Roman" w:hAnsi="Times New Roman" w:eastAsia="Times New Roman" w:cs="Times New Roman"/>
+        </w:rPr>
+        <w:t>。</w:t>
+      </w:r>
+    </w:p>
+    <w:p>
+      <w:pPr>
+        <w:pStyle w:val="BodyText"/>
+      </w:pPr>
+      <w:r>
+        <w:rPr>
+          <w:rFonts w:hint="eastAsia" w:ascii="Times New Roman" w:hAnsi="Times New Roman" w:eastAsia="FangSong" w:cs="Times New Roman"/>
+        </w:rPr>
+        <w:t>根据定位基选择原则</w:t>
+      </w:r>
+      <w:r>
+        <w:rPr>
+          <w:rFonts w:hint="eastAsia" w:ascii="Times New Roman" w:hAnsi="Times New Roman" w:eastAsia="Times New Roman" w:cs="Times New Roman"/>
+        </w:rPr>
+        <w:t>，</w:t>
+      </w:r>
+      <w:r>
+        <w:rPr>
+          <w:rFonts w:hint="eastAsia" w:ascii="Times New Roman" w:hAnsi="Times New Roman" w:eastAsia="FangSong" w:cs="Times New Roman"/>
+        </w:rPr>
+        <w:t>设计以下合成路线并说明理由</w:t>
+      </w:r>
+      <w:r>
+        <w:rPr>
+          <w:rFonts w:hint="eastAsia" w:ascii="Times New Roman" w:hAnsi="Times New Roman" w:eastAsia="Times New Roman" w:cs="Times New Roman"/>
+        </w:rPr>
+        <w:t>：</w:t>
+      </w:r>
+    </w:p>
+    <w:p>
+      <w:pPr>
+        <w:numPr>
+          <w:ilvl w:val="0"/>
+          <w:numId w:val="1004"/>
+        </w:numPr>
+      </w:pPr>
+      <w:r>
+        <w:rPr>
+          <w:rFonts w:hint="eastAsia" w:ascii="Times New Roman" w:hAnsi="Times New Roman" w:eastAsia="FangSong" w:cs="Times New Roman"/>
+        </w:rPr>
+        <w:t xml:space="preserve">合成</w:t>
+      </w:r>
+      <w:r>
+        <w:rPr>
+          <w:rFonts w:hint="eastAsia" w:ascii="Times New Roman" w:hAnsi="Times New Roman" w:eastAsia="FangSong" w:cs="Times New Roman"/>
+          <w:b/>
+          <w:bCs/>
+        </w:rPr>
+        <w:t xml:space="preserve">对硝基溴苯</w:t>
+      </w:r>
+      <w:r>
+        <w:rPr>
+          <w:rFonts w:hint="eastAsia" w:ascii="Times New Roman" w:hAnsi="Times New Roman" w:eastAsia="Times New Roman" w:cs="Times New Roman"/>
+        </w:rPr>
+        <w:t>：</w:t>
+      </w:r>
+      <w:r>
+        <w:rPr>
+          <w:rFonts w:hint="eastAsia" w:ascii="Times New Roman" w:hAnsi="Times New Roman" w:eastAsia="FangSong" w:cs="Times New Roman"/>
+        </w:rPr>
+        <w:t>应先上溴</w:t>
+      </w:r>
+      <w:r>
+        <w:rPr>
+          <w:rFonts w:hint="eastAsia" w:ascii="Times New Roman" w:hAnsi="Times New Roman" w:eastAsia="Times New Roman" w:cs="Times New Roman"/>
+        </w:rPr>
+        <w:t>（</w:t>
+      </w:r>
+      <w:r>
+        <w:rPr>
+          <w:rFonts w:hint="eastAsia" w:ascii="Times New Roman" w:hAnsi="Times New Roman" w:eastAsia="FangSong" w:cs="Times New Roman"/>
+        </w:rPr>
+        <w:t>邻对位定位基</w:t>
+      </w:r>
+      <w:r>
+        <w:rPr>
+          <w:rFonts w:hint="eastAsia" w:ascii="Times New Roman" w:hAnsi="Times New Roman" w:eastAsia="Times New Roman" w:cs="Times New Roman"/>
+        </w:rPr>
+        <w:t>），</w:t>
+      </w:r>
+      <w:r>
+        <w:rPr>
+          <w:rFonts w:hint="eastAsia" w:ascii="Times New Roman" w:hAnsi="Times New Roman" w:eastAsia="FangSong" w:cs="Times New Roman"/>
+        </w:rPr>
+        <w:t>再硝化得对位产物</w:t>
+      </w:r>
+    </w:p>
+    <w:p>
+      <w:pPr>
+        <w:numPr>
+          <w:ilvl w:val="0"/>
+          <w:numId w:val="1004"/>
+        </w:numPr>
+      </w:pPr>
+      <w:r>
+        <w:rPr>
+          <w:rFonts w:hint="eastAsia" w:ascii="Times New Roman" w:hAnsi="Times New Roman" w:eastAsia="FangSong" w:cs="Times New Roman"/>
+        </w:rPr>
+        <w:t xml:space="preserve">合成</w:t>
+      </w:r>
+      <w:r>
+        <w:rPr>
+          <w:rFonts w:hint="eastAsia" w:ascii="Times New Roman" w:hAnsi="Times New Roman" w:eastAsia="FangSong" w:cs="Times New Roman"/>
+          <w:b/>
+          <w:bCs/>
+        </w:rPr>
+        <w:t xml:space="preserve">间硝基溴苯</w:t>
+      </w:r>
+      <w:r>
+        <w:rPr>
+          <w:rFonts w:hint="eastAsia" w:ascii="Times New Roman" w:hAnsi="Times New Roman" w:eastAsia="Times New Roman" w:cs="Times New Roman"/>
+        </w:rPr>
+        <w:t>：</w:t>
+      </w:r>
+      <w:r>
+        <w:rPr>
+          <w:rFonts w:hint="eastAsia" w:ascii="Times New Roman" w:hAnsi="Times New Roman" w:eastAsia="FangSong" w:cs="Times New Roman"/>
+        </w:rPr>
+        <w:t>应先上硝基</w:t>
+      </w:r>
+      <w:r>
+        <w:rPr>
+          <w:rFonts w:hint="eastAsia" w:ascii="Times New Roman" w:hAnsi="Times New Roman" w:eastAsia="Times New Roman" w:cs="Times New Roman"/>
+        </w:rPr>
+        <w:t>（</w:t>
+      </w:r>
+      <w:r>
+        <w:rPr>
+          <w:rFonts w:hint="eastAsia" w:ascii="Times New Roman" w:hAnsi="Times New Roman" w:eastAsia="FangSong" w:cs="Times New Roman"/>
+        </w:rPr>
+        <w:t>间位定位基</w:t>
+      </w:r>
+      <w:r>
+        <w:rPr>
+          <w:rFonts w:hint="eastAsia" w:ascii="Times New Roman" w:hAnsi="Times New Roman" w:eastAsia="Times New Roman" w:cs="Times New Roman"/>
+        </w:rPr>
+        <w:t>），</w:t>
+      </w:r>
+      <w:r>
+        <w:rPr>
+          <w:rFonts w:hint="eastAsia" w:ascii="Times New Roman" w:hAnsi="Times New Roman" w:eastAsia="FangSong" w:cs="Times New Roman"/>
+        </w:rPr>
+        <w:t>再溴化得间位产物</w:t>
+      </w:r>
+    </w:p>
+    <w:p>
+      <w:pPr>
+        <w:pStyle w:val="FirstParagraph"/>
+      </w:pPr>
+      <w:r>
+        <w:rPr>
+          <w:rFonts w:hint="eastAsia" w:ascii="Times New Roman" w:hAnsi="Times New Roman" w:eastAsia="FangSong" w:cs="Times New Roman"/>
+          <w:b/>
+          <w:bCs/>
+        </w:rPr>
+        <w:t xml:space="preserve">反应控制要点</w:t>
+      </w:r>
+      <w:r>
+        <w:rPr>
+          <w:rFonts w:hint="eastAsia" w:ascii="Times New Roman" w:hAnsi="Times New Roman" w:eastAsia="Times New Roman" w:cs="Times New Roman"/>
+        </w:rPr>
+        <w:t xml:space="preserve">：</w:t>
+      </w:r>
+    </w:p>
+    <w:p>
+      <w:pPr>
+        <w:numPr>
+          <w:ilvl w:val="0"/>
+          <w:numId w:val="1005"/>
+        </w:numPr>
+      </w:pPr>
+      <w:r>
+        <w:rPr>
+          <w:rFonts w:hint="eastAsia" w:ascii="Times New Roman" w:hAnsi="Times New Roman" w:eastAsia="FangSong" w:cs="Times New Roman"/>
+        </w:rPr>
+        <w:t>硝基是间位定位基</w:t>
+      </w:r>
+      <w:r>
+        <w:rPr>
+          <w:rFonts w:hint="eastAsia" w:ascii="Times New Roman" w:hAnsi="Times New Roman" w:eastAsia="Times New Roman" w:cs="Times New Roman"/>
+        </w:rPr>
+        <w:t>，</w:t>
+      </w:r>
+      <w:r>
+        <w:rPr>
+          <w:rFonts w:hint="eastAsia" w:ascii="Times New Roman" w:hAnsi="Times New Roman" w:eastAsia="FangSong" w:cs="Times New Roman"/>
+        </w:rPr>
+        <w:t>溴是邻对位定位基</w:t>
+      </w:r>
+    </w:p>
+    <w:p>
+      <w:pPr>
+        <w:numPr>
+          <w:ilvl w:val="0"/>
+          <w:numId w:val="1005"/>
+        </w:numPr>
+      </w:pPr>
+      <w:r>
+        <w:rPr>
+          <w:rFonts w:hint="eastAsia" w:ascii="Times New Roman" w:hAnsi="Times New Roman" w:eastAsia="FangSong" w:cs="Times New Roman"/>
+        </w:rPr>
+        <w:t>钝化基团</w:t>
+      </w:r>
+      <w:r>
+        <w:rPr>
+          <w:rFonts w:hint="eastAsia" w:ascii="Times New Roman" w:hAnsi="Times New Roman" w:eastAsia="Times New Roman" w:cs="Times New Roman"/>
+        </w:rPr>
+        <w:t>（</w:t>
+      </w:r>
+      <w:r>
+        <w:rPr>
+          <w:rFonts w:hint="eastAsia" w:ascii="Times New Roman" w:hAnsi="Times New Roman" w:eastAsia="FangSong" w:cs="Times New Roman"/>
+        </w:rPr>
+        <w:t>如硝基</w:t>
+      </w:r>
+      <w:r>
+        <w:rPr>
+          <w:rFonts w:hint="eastAsia" w:ascii="Times New Roman" w:hAnsi="Times New Roman" w:eastAsia="Times New Roman" w:cs="Times New Roman"/>
+        </w:rPr>
+        <w:t>）</w:t>
+      </w:r>
+      <w:r>
+        <w:rPr>
+          <w:rFonts w:hint="eastAsia" w:ascii="Times New Roman" w:hAnsi="Times New Roman" w:eastAsia="FangSong" w:cs="Times New Roman"/>
+        </w:rPr>
+        <w:t>存在时</w:t>
+      </w:r>
+      <w:r>
+        <w:rPr>
+          <w:rFonts w:hint="eastAsia" w:ascii="Times New Roman" w:hAnsi="Times New Roman" w:eastAsia="Times New Roman" w:cs="Times New Roman"/>
+        </w:rPr>
+        <w:t>，</w:t>
+      </w:r>
+      <w:r>
+        <w:rPr>
+          <w:rFonts w:hint="eastAsia" w:ascii="Times New Roman" w:hAnsi="Times New Roman" w:eastAsia="FangSong" w:cs="Times New Roman"/>
+        </w:rPr>
+        <w:t>苯环难以发生多取代反应</w:t>
+      </w:r>
+    </w:p>
+    <w:p>
+      <w:pPr>
+        <w:numPr>
+          <w:ilvl w:val="0"/>
+          <w:numId w:val="1005"/>
+        </w:numPr>
+      </w:pPr>
+      <w:r>
+        <w:rPr>
+          <w:rFonts w:hint="eastAsia" w:ascii="Times New Roman" w:hAnsi="Times New Roman" w:eastAsia="FangSong" w:cs="Times New Roman"/>
+        </w:rPr>
+        <w:t xml:space="preserve">该特性仅针对</w:t>
+      </w:r>
+      <w:r>
+        <w:rPr>
+          <w:rFonts w:ascii="Times New Roman" w:hAnsi="Times New Roman" w:eastAsia="Times New Roman" w:cs="Times New Roman"/>
+        </w:rPr>
+        <w:t xml:space="preserve"> Friedel-Crafts </w:t>
+      </w:r>
+      <w:r>
+        <w:rPr>
+          <w:rFonts w:hint="eastAsia" w:ascii="Times New Roman" w:hAnsi="Times New Roman" w:eastAsia="FangSong" w:cs="Times New Roman"/>
+        </w:rPr>
+        <w:t>反应</w:t>
+      </w:r>
+      <w:r>
+        <w:rPr>
+          <w:rFonts w:hint="eastAsia" w:ascii="Times New Roman" w:hAnsi="Times New Roman" w:eastAsia="Times New Roman" w:cs="Times New Roman"/>
+        </w:rPr>
+        <w:t>，</w:t>
+      </w:r>
+      <w:r>
+        <w:rPr>
+          <w:rFonts w:hint="eastAsia" w:ascii="Times New Roman" w:hAnsi="Times New Roman" w:eastAsia="FangSong" w:cs="Times New Roman"/>
+        </w:rPr>
+        <w:t>其他取代反应仍可进行</w:t>
+      </w:r>
+    </w:p>
+    <w:p>
+      <w:pPr>
+        <w:pStyle w:val="FirstParagraph"/>
+      </w:pPr>
+      <w:r>
+        <w:rPr>
+          <w:rFonts w:hint="eastAsia" w:ascii="Times New Roman" w:hAnsi="Times New Roman" w:eastAsia="FangSong" w:cs="Times New Roman"/>
+        </w:rPr>
+        <w:t>请详细写出两条合成路线的反应条件和中间产物</w:t>
+      </w:r>
+      <w:r>
+        <w:rPr>
+          <w:rFonts w:hint="eastAsia" w:ascii="Times New Roman" w:hAnsi="Times New Roman" w:eastAsia="Times New Roman" w:cs="Times New Roman"/>
+        </w:rPr>
+        <w:t>。</w:t>
+      </w:r>
+    </w:p>
+    <w:bookmarkStart w:id="60" w:name="知识点-1"/>
+    <w:p>
+      <w:pPr>
+        <w:pStyle w:val="Heading3"/>
+        <w:spacing w:before="280" w:after="120"/>
+      </w:pPr>
+      <w:r>
+        <w:rPr>
+          <w:rFonts w:hint="eastAsia" w:ascii="Times New Roman" w:hAnsi="Times New Roman" w:eastAsia="SimHei" w:cs="Times New Roman"/>
+        </w:rPr>
+        <w:t xml:space="preserve">知识点</w:t>
+      </w:r>
+    </w:p>
+    <w:p>
+      <w:pPr>
+        <w:numPr>
+          <w:ilvl w:val="0"/>
+          <w:numId w:val="1006"/>
+        </w:numPr>
+      </w:pPr>
+      <w:r>
+        <w:rPr>
+          <w:rFonts w:hint="eastAsia" w:ascii="Times New Roman" w:hAnsi="Times New Roman" w:eastAsia="FangSong" w:cs="Times New Roman"/>
+        </w:rPr>
+        <w:t xml:space="preserve">芳香亲电取代反应</w:t>
+      </w:r>
+    </w:p>
+    <w:p>
+      <w:pPr>
+        <w:numPr>
+          <w:ilvl w:val="0"/>
+          <w:numId w:val="1006"/>
+        </w:numPr>
+      </w:pPr>
+      <w:r>
+        <w:rPr>
+          <w:rFonts w:hint="eastAsia" w:ascii="Times New Roman" w:hAnsi="Times New Roman" w:eastAsia="Times New Roman" w:cs="Times New Roman"/>
+        </w:rPr>
+        <w:t>SEAr</w:t>
+      </w:r>
+      <w:r>
+        <w:rPr>
+          <w:rFonts w:hint="eastAsia" w:ascii="Times New Roman" w:hAnsi="Times New Roman" w:eastAsia="FangSong" w:cs="Times New Roman"/>
+        </w:rPr>
+        <w:t>定位规则</w:t>
+      </w:r>
+    </w:p>
+    <w:p>
+      <w:pPr>
+        <w:spacing w:before="160" w:after="80"/>
+      </w:pPr>
+      <w:r>
+        <w:pict>
+          <v:rect style="width:0;height:1.5pt" o:hralign="center" o:hrstd="t" o:hr="t"/>
+        </w:pict>
+      </w:r>
+    </w:p>
+    <w:bookmarkEnd w:id="60"/>
+    <w:bookmarkEnd w:id="61"/>
+    <w:bookmarkStart w:id="63" w:name="重氮盐法制酚"/>
+    <w:p>
+      <w:pPr>
+        <w:pStyle w:val="Heading2"/>
+        <w:spacing w:before="280" w:after="120"/>
+      </w:pPr>
+      <w:r>
+        <w:rPr>
+          <w:rFonts w:ascii="Times New Roman" w:hAnsi="Times New Roman" w:eastAsia="Times New Roman" w:cs="Times New Roman"/>
+        </w:rPr>
+        <w:t xml:space="preserve">4.13 </w:t>
+      </w:r>
+      <w:r>
+        <w:rPr>
+          <w:rFonts w:hint="eastAsia" w:ascii="Times New Roman" w:hAnsi="Times New Roman" w:eastAsia="SimHei" w:cs="Times New Roman"/>
+        </w:rPr>
+        <w:t xml:space="preserve">重氮盐法制酚</w:t>
+      </w:r>
+    </w:p>
+    <w:p>
+      <w:pPr>
+        <w:pStyle w:val="FirstParagraph"/>
+      </w:pPr>
+      <w:r>
+        <w:rPr>
+          <w:rFonts w:hint="eastAsia" w:ascii="Times New Roman" w:hAnsi="Times New Roman" w:eastAsia="FangSong" w:cs="Times New Roman"/>
+          <w:b/>
+          <w:bCs/>
+        </w:rPr>
+        <w:t>例题</w:t>
+      </w:r>
+      <w:r>
+        <w:rPr>
+          <w:rFonts w:hint="eastAsia" w:ascii="Times New Roman" w:hAnsi="Times New Roman" w:eastAsia="Times New Roman" w:cs="Times New Roman"/>
+          <w:b/>
+          <w:bCs/>
+        </w:rPr>
+        <w:t>1：</w:t>
+      </w:r>
+      <w:r>
+        <w:rPr>
+          <w:rFonts w:hint="eastAsia" w:ascii="Times New Roman" w:hAnsi="Times New Roman" w:eastAsia="FangSong" w:cs="Times New Roman"/>
+          <w:b/>
+          <w:bCs/>
+        </w:rPr>
+        <w:t>甲苯合成对甲基苯酚</w:t>
+      </w:r>
+    </w:p>
+    <w:p>
+      <w:pPr>
+        <w:pStyle w:val="BodyText"/>
+      </w:pPr>
+      <w:r>
+        <w:rPr>
+          <w:rFonts w:hint="eastAsia" w:ascii="Times New Roman" w:hAnsi="Times New Roman" w:eastAsia="FangSong" w:cs="Times New Roman"/>
+        </w:rPr>
+        <w:t>设计从甲苯出发合成对甲基苯酚的路线</w:t>
+      </w:r>
+      <w:r>
+        <w:rPr>
+          <w:rFonts w:hint="eastAsia" w:ascii="Times New Roman" w:hAnsi="Times New Roman" w:eastAsia="Times New Roman" w:cs="Times New Roman"/>
+        </w:rPr>
+        <w:t>。</w:t>
+      </w:r>
+    </w:p>
+    <w:p>
+      <w:pPr>
+        <w:pStyle w:val="BodyText"/>
+      </w:pPr>
+      <w:r>
+        <w:rPr>
+          <w:rFonts w:hint="eastAsia" w:ascii="Times New Roman" w:hAnsi="Times New Roman" w:eastAsia="FangSong" w:cs="Times New Roman"/>
+          <w:b/>
+          <w:bCs/>
+        </w:rPr>
+        <w:t xml:space="preserve">传统方法局限</w:t>
+      </w:r>
+      <w:r>
+        <w:rPr>
+          <w:rFonts w:hint="eastAsia" w:ascii="Times New Roman" w:hAnsi="Times New Roman" w:eastAsia="Times New Roman" w:cs="Times New Roman"/>
+        </w:rPr>
+        <w:t xml:space="preserve">：</w:t>
+      </w:r>
+      <w:r>
+        <w:rPr>
+          <w:rFonts w:ascii="Times New Roman" w:hAnsi="Times New Roman" w:eastAsia="Times New Roman" w:cs="Times New Roman"/>
+        </w:rPr>
+        <w:t xml:space="preserve"> </w:t>
+      </w:r>
+      <w:r>
+        <w:rPr>
+          <w:rFonts w:ascii="Times New Roman" w:hAnsi="Times New Roman" w:eastAsia="Times New Roman" w:cs="Times New Roman"/>
+        </w:rPr>
+        <w:t xml:space="preserve">- </w:t>
+      </w:r>
+      <w:r>
+        <w:rPr>
+          <w:rFonts w:hint="eastAsia" w:ascii="Times New Roman" w:hAnsi="Times New Roman" w:eastAsia="FangSong" w:cs="Times New Roman"/>
+        </w:rPr>
+        <w:t xml:space="preserve">磺酸碱熔法需</w:t>
+      </w:r>
+      <w:r>
+        <w:rPr>
+          <w:rFonts w:ascii="Times New Roman" w:hAnsi="Times New Roman" w:eastAsia="Times New Roman" w:cs="Times New Roman"/>
+        </w:rPr>
+        <w:t xml:space="preserve"> 300°C </w:t>
+      </w:r>
+      <w:r>
+        <w:rPr>
+          <w:rFonts w:hint="eastAsia" w:ascii="Times New Roman" w:hAnsi="Times New Roman" w:eastAsia="FangSong" w:cs="Times New Roman"/>
+        </w:rPr>
+        <w:t xml:space="preserve">高温与浓</w:t>
+      </w:r>
+      <w:r>
+        <w:rPr>
+          <w:rFonts w:ascii="Times New Roman" w:hAnsi="Times New Roman" w:eastAsia="Times New Roman" w:cs="Times New Roman"/>
+        </w:rPr>
+        <w:t xml:space="preserve"> NaOH </w:t>
+      </w:r>
+      <w:r>
+        <w:rPr>
+          <w:rFonts w:hint="eastAsia" w:ascii="Times New Roman" w:hAnsi="Times New Roman" w:eastAsia="FangSong" w:cs="Times New Roman"/>
+        </w:rPr>
+        <w:t xml:space="preserve">反应</w:t>
+      </w:r>
+      <w:r>
+        <w:rPr>
+          <w:rFonts w:ascii="Times New Roman" w:hAnsi="Times New Roman" w:eastAsia="Times New Roman" w:cs="Times New Roman"/>
+        </w:rPr>
+        <w:t xml:space="preserve"> </w:t>
+      </w:r>
+      <w:r>
+        <w:rPr>
+          <w:rFonts w:ascii="Times New Roman" w:hAnsi="Times New Roman" w:eastAsia="Times New Roman" w:cs="Times New Roman"/>
+        </w:rPr>
+        <w:t xml:space="preserve">- </w:t>
+      </w:r>
+      <w:r>
+        <w:rPr>
+          <w:rFonts w:hint="eastAsia" w:ascii="Times New Roman" w:hAnsi="Times New Roman" w:eastAsia="FangSong" w:cs="Times New Roman"/>
+        </w:rPr>
+        <w:t xml:space="preserve">环上不能含有卤素和硝基等敏感基团</w:t>
+      </w:r>
+      <w:r>
+        <w:rPr>
+          <w:rFonts w:ascii="Times New Roman" w:hAnsi="Times New Roman" w:eastAsia="Times New Roman" w:cs="Times New Roman"/>
+        </w:rPr>
+        <w:t xml:space="preserve"> </w:t>
+      </w:r>
+      <w:r>
+        <w:rPr>
+          <w:rFonts w:ascii="Times New Roman" w:hAnsi="Times New Roman" w:eastAsia="Times New Roman" w:cs="Times New Roman"/>
+        </w:rPr>
+        <w:t xml:space="preserve">- </w:t>
+      </w:r>
+      <w:r>
+        <w:rPr>
+          <w:rFonts w:hint="eastAsia" w:ascii="Times New Roman" w:hAnsi="Times New Roman" w:eastAsia="FangSong" w:cs="Times New Roman"/>
+        </w:rPr>
+        <w:t>直接溴代仅得邻</w:t>
+      </w:r>
+      <w:r>
+        <w:rPr>
+          <w:rFonts w:hint="eastAsia" w:ascii="Times New Roman" w:hAnsi="Times New Roman" w:eastAsia="Times New Roman" w:cs="Times New Roman"/>
+        </w:rPr>
+        <w:t>/</w:t>
+      </w:r>
+      <w:r>
+        <w:rPr>
+          <w:rFonts w:hint="eastAsia" w:ascii="Times New Roman" w:hAnsi="Times New Roman" w:eastAsia="FangSong" w:cs="Times New Roman"/>
+        </w:rPr>
+        <w:t>对位产物</w:t>
+      </w:r>
+    </w:p>
+    <w:p>
+      <w:pPr>
+        <w:pStyle w:val="BodyText"/>
+      </w:pPr>
+      <w:r>
+        <w:rPr>
+          <w:rFonts w:hint="eastAsia" w:ascii="Times New Roman" w:hAnsi="Times New Roman" w:eastAsia="FangSong" w:cs="Times New Roman"/>
+          <w:b/>
+          <w:bCs/>
+        </w:rPr>
+        <w:t xml:space="preserve">重氮盐法优势</w:t>
+      </w:r>
+      <w:r>
+        <w:rPr>
+          <w:rFonts w:hint="eastAsia" w:ascii="Times New Roman" w:hAnsi="Times New Roman" w:eastAsia="Times New Roman" w:cs="Times New Roman"/>
+        </w:rPr>
+        <w:t>：</w:t>
+      </w:r>
+      <w:r>
+        <w:rPr>
+          <w:rFonts w:hint="eastAsia" w:ascii="Times New Roman" w:hAnsi="Times New Roman" w:eastAsia="FangSong" w:cs="Times New Roman"/>
+        </w:rPr>
+        <w:t>通过硝化</w:t>
+      </w:r>
+      <w:r>
+        <w:rPr>
+          <w:rFonts w:hint="eastAsia" w:ascii="Times New Roman" w:hAnsi="Times New Roman" w:eastAsia="Times New Roman" w:cs="Times New Roman"/>
+        </w:rPr>
+        <w:t>→</w:t>
+      </w:r>
+      <w:r>
+        <w:rPr>
+          <w:rFonts w:hint="eastAsia" w:ascii="Times New Roman" w:hAnsi="Times New Roman" w:eastAsia="FangSong" w:cs="Times New Roman"/>
+        </w:rPr>
+        <w:t>还原</w:t>
+      </w:r>
+      <w:r>
+        <w:rPr>
+          <w:rFonts w:hint="eastAsia" w:ascii="Times New Roman" w:hAnsi="Times New Roman" w:eastAsia="Times New Roman" w:cs="Times New Roman"/>
+        </w:rPr>
+        <w:t>→</w:t>
+      </w:r>
+      <w:r>
+        <w:rPr>
+          <w:rFonts w:hint="eastAsia" w:ascii="Times New Roman" w:hAnsi="Times New Roman" w:eastAsia="FangSong" w:cs="Times New Roman"/>
+        </w:rPr>
+        <w:t>重氮化</w:t>
+      </w:r>
+      <w:r>
+        <w:rPr>
+          <w:rFonts w:hint="eastAsia" w:ascii="Times New Roman" w:hAnsi="Times New Roman" w:eastAsia="Times New Roman" w:cs="Times New Roman"/>
+        </w:rPr>
+        <w:t>→</w:t>
+      </w:r>
+      <w:r>
+        <w:rPr>
+          <w:rFonts w:hint="eastAsia" w:ascii="Times New Roman" w:hAnsi="Times New Roman" w:eastAsia="FangSong" w:cs="Times New Roman"/>
+        </w:rPr>
+        <w:t>水解路线</w:t>
+      </w:r>
+    </w:p>
+    <w:p>
+      <w:pPr>
+        <w:pStyle w:val="BodyText"/>
+      </w:pPr>
+      <w:r>
+        <w:rPr>
+          <w:rFonts w:hint="eastAsia" w:ascii="Times New Roman" w:hAnsi="Times New Roman" w:eastAsia="FangSong" w:cs="Times New Roman"/>
+          <w:b/>
+          <w:bCs/>
+        </w:rPr>
+        <w:t xml:space="preserve">具体步骤</w:t>
+      </w:r>
+      <w:r>
+        <w:rPr>
+          <w:rFonts w:hint="eastAsia" w:ascii="Times New Roman" w:hAnsi="Times New Roman" w:eastAsia="Times New Roman" w:cs="Times New Roman"/>
+        </w:rPr>
+        <w:t xml:space="preserve">：</w:t>
+      </w:r>
+      <w:r>
+        <w:rPr>
+          <w:rFonts w:ascii="Times New Roman" w:hAnsi="Times New Roman" w:eastAsia="Times New Roman" w:cs="Times New Roman"/>
+        </w:rPr>
+        <w:t xml:space="preserve"> </w:t>
+      </w:r>
+      <w:r>
+        <w:rPr>
+          <w:rFonts w:ascii="Times New Roman" w:hAnsi="Times New Roman" w:eastAsia="Times New Roman" w:cs="Times New Roman"/>
+        </w:rPr>
+        <w:t xml:space="preserve">1. </w:t>
+      </w:r>
+      <w:r>
+        <w:rPr>
+          <w:rFonts w:hint="eastAsia" w:ascii="Times New Roman" w:hAnsi="Times New Roman" w:eastAsia="FangSong" w:cs="Times New Roman"/>
+        </w:rPr>
+        <w:t xml:space="preserve">甲苯硝化得硝基甲苯混合物</w:t>
+      </w:r>
+      <w:r>
+        <w:rPr>
+          <w:rFonts w:ascii="Times New Roman" w:hAnsi="Times New Roman" w:eastAsia="Times New Roman" w:cs="Times New Roman"/>
+        </w:rPr>
+        <w:t xml:space="preserve"> </w:t>
+      </w:r>
+      <w:r>
+        <w:rPr>
+          <w:rFonts w:ascii="Times New Roman" w:hAnsi="Times New Roman" w:eastAsia="Times New Roman" w:cs="Times New Roman"/>
+        </w:rPr>
+        <w:t xml:space="preserve">2. </w:t>
+      </w:r>
+      <w:r>
+        <w:rPr>
+          <w:rFonts w:hint="eastAsia" w:ascii="Times New Roman" w:hAnsi="Times New Roman" w:eastAsia="FangSong" w:cs="Times New Roman"/>
+        </w:rPr>
+        <w:t>分子筛分离对位产物</w:t>
+      </w:r>
+      <w:r>
+        <w:rPr>
+          <w:rFonts w:hint="eastAsia" w:ascii="Times New Roman" w:hAnsi="Times New Roman" w:eastAsia="Times New Roman" w:cs="Times New Roman"/>
+        </w:rPr>
+        <w:t>（</w:t>
+      </w:r>
+      <w:r>
+        <w:rPr>
+          <w:rFonts w:hint="eastAsia" w:ascii="Times New Roman" w:hAnsi="Times New Roman" w:eastAsia="FangSong" w:cs="Times New Roman"/>
+        </w:rPr>
+        <w:t>对位产物分子直径更小</w:t>
+      </w:r>
+      <w:r>
+        <w:rPr>
+          <w:rFonts w:hint="eastAsia" w:ascii="Times New Roman" w:hAnsi="Times New Roman" w:eastAsia="Times New Roman" w:cs="Times New Roman"/>
+        </w:rPr>
+        <w:t>）</w:t>
+      </w:r>
+      <w:r>
+        <w:rPr>
+          <w:rFonts w:ascii="Times New Roman" w:hAnsi="Times New Roman" w:eastAsia="Times New Roman" w:cs="Times New Roman"/>
+        </w:rPr>
+        <w:t xml:space="preserve"> </w:t>
+      </w:r>
+      <w:r>
+        <w:rPr>
+          <w:rFonts w:ascii="Times New Roman" w:hAnsi="Times New Roman" w:eastAsia="Times New Roman" w:cs="Times New Roman"/>
+        </w:rPr>
+        <w:t xml:space="preserve">3. Fe/HCl </w:t>
+      </w:r>
+      <w:r>
+        <w:rPr>
+          <w:rFonts w:hint="eastAsia" w:ascii="Times New Roman" w:hAnsi="Times New Roman" w:eastAsia="FangSong" w:cs="Times New Roman"/>
+        </w:rPr>
+        <w:t xml:space="preserve">还原硝基为氨基</w:t>
+      </w:r>
+      <w:r>
+        <w:rPr>
+          <w:rFonts w:ascii="Times New Roman" w:hAnsi="Times New Roman" w:eastAsia="Times New Roman" w:cs="Times New Roman"/>
+        </w:rPr>
+        <w:t xml:space="preserve"> </w:t>
+      </w:r>
+      <w:r>
+        <w:rPr>
+          <w:rFonts w:ascii="Times New Roman" w:hAnsi="Times New Roman" w:eastAsia="Times New Roman" w:cs="Times New Roman"/>
+        </w:rPr>
+        <w:t xml:space="preserve">4.</w:t>
+      </w:r>
+      <w:r>
+        <w:rPr>
+          <w:rFonts w:ascii="Times New Roman" w:hAnsi="Times New Roman" w:eastAsia="Times New Roman" w:cs="Times New Roman"/>
+        </w:rPr>
+        <w:t xml:space="preserve"> </w:t>
+      </w:r>
+      <m:oMath>
+        <m:r>
+          <m:t>N</m:t>
+        </m:r>
+        <m:r>
+          <m:t>a</m:t>
+        </m:r>
+        <m:r>
+          <m:t>N</m:t>
+        </m:r>
+        <m:sSub>
+          <m:e>
+            <m:r>
+              <m:t>O</m:t>
+            </m:r>
+          </m:e>
+          <m:sub>
+            <m:r>
+              <m:t>2</m:t>
+            </m:r>
+          </m:sub>
+        </m:sSub>
+      </m:oMath>
+      <w:r>
+        <w:rPr>
+          <w:rFonts w:ascii="Times New Roman" w:hAnsi="Times New Roman" w:eastAsia="Times New Roman" w:cs="Times New Roman"/>
+        </w:rPr>
+        <w:t xml:space="preserve">/HCl </w:t>
+      </w:r>
+      <w:r>
+        <w:rPr>
+          <w:rFonts w:hint="eastAsia" w:ascii="Times New Roman" w:hAnsi="Times New Roman" w:eastAsia="FangSong" w:cs="Times New Roman"/>
+        </w:rPr>
+        <w:t xml:space="preserve">重氮化</w:t>
+      </w:r>
+      <w:r>
+        <w:rPr>
+          <w:rFonts w:ascii="Times New Roman" w:hAnsi="Times New Roman" w:eastAsia="Times New Roman" w:cs="Times New Roman"/>
+        </w:rPr>
+        <w:t xml:space="preserve"> </w:t>
+      </w:r>
+      <w:r>
+        <w:rPr>
+          <w:rFonts w:ascii="Times New Roman" w:hAnsi="Times New Roman" w:eastAsia="Times New Roman" w:cs="Times New Roman"/>
+        </w:rPr>
+        <w:t xml:space="preserve">5. </w:t>
+      </w:r>
+      <w:r>
+        <w:rPr>
+          <w:rFonts w:hint="eastAsia" w:ascii="Times New Roman" w:hAnsi="Times New Roman" w:eastAsia="FangSong" w:cs="Times New Roman"/>
+        </w:rPr>
+        <w:t xml:space="preserve">水加热取代得目标产物</w:t>
+      </w:r>
+    </w:p>
+    <w:p>
+      <w:pPr>
+        <w:pStyle w:val="BodyText"/>
+      </w:pPr>
+      <w:r>
+        <w:rPr>
+          <w:rFonts w:hint="eastAsia" w:ascii="Times New Roman" w:hAnsi="Times New Roman" w:eastAsia="FangSong" w:cs="Times New Roman"/>
+          <w:b/>
+          <w:bCs/>
+        </w:rPr>
+        <w:t xml:space="preserve">还原反应方法</w:t>
+      </w:r>
+      <w:r>
+        <w:rPr>
+          <w:rFonts w:hint="eastAsia" w:ascii="Times New Roman" w:hAnsi="Times New Roman" w:eastAsia="Times New Roman" w:cs="Times New Roman"/>
+        </w:rPr>
+        <w:t xml:space="preserve">：</w:t>
+      </w:r>
+      <w:r>
+        <w:rPr>
+          <w:rFonts w:ascii="Times New Roman" w:hAnsi="Times New Roman" w:eastAsia="Times New Roman" w:cs="Times New Roman"/>
+        </w:rPr>
+        <w:t xml:space="preserve"> </w:t>
+      </w:r>
+      <w:r>
+        <w:rPr>
+          <w:rFonts w:ascii="Times New Roman" w:hAnsi="Times New Roman" w:eastAsia="Times New Roman" w:cs="Times New Roman"/>
+        </w:rPr>
+        <w:t xml:space="preserve">- </w:t>
+      </w:r>
+      <w:r>
+        <w:rPr>
+          <w:rFonts w:hint="eastAsia" w:ascii="Times New Roman" w:hAnsi="Times New Roman" w:eastAsia="FangSong" w:cs="Times New Roman"/>
+        </w:rPr>
+        <w:t>次磷酸</w:t>
+      </w:r>
+      <w:r>
+        <w:rPr>
+          <w:rFonts w:hint="eastAsia" w:ascii="Times New Roman" w:hAnsi="Times New Roman" w:eastAsia="Times New Roman" w:cs="Times New Roman"/>
+        </w:rPr>
+        <w:t>（</w:t>
+      </w:r>
+      <m:oMath>
+        <m:sSub>
+          <m:e>
+            <m:r>
+              <m:t>H</m:t>
+            </m:r>
+          </m:e>
+          <m:sub>
+            <m:r>
+              <m:t>3</m:t>
+            </m:r>
+          </m:sub>
+        </m:sSub>
+        <m:r>
+          <m:t>P</m:t>
+        </m:r>
+        <m:sSub>
+          <m:e>
+            <m:r>
+              <m:t>O</m:t>
+            </m:r>
+          </m:e>
+          <m:sub>
+            <m:r>
+              <m:t>2</m:t>
+            </m:r>
+          </m:sub>
+        </m:sSub>
+      </m:oMath>
+      <w:r>
+        <w:rPr>
+          <w:rFonts w:hint="eastAsia" w:ascii="Times New Roman" w:hAnsi="Times New Roman" w:eastAsia="Times New Roman" w:cs="Times New Roman"/>
+        </w:rPr>
+        <w:t>）</w:t>
+      </w:r>
+      <w:r>
+        <w:rPr>
+          <w:rFonts w:hint="eastAsia" w:ascii="Times New Roman" w:hAnsi="Times New Roman" w:eastAsia="FangSong" w:cs="Times New Roman"/>
+        </w:rPr>
+        <w:t>法</w:t>
+      </w:r>
+      <w:r>
+        <w:rPr>
+          <w:rFonts w:ascii="Times New Roman" w:hAnsi="Times New Roman" w:eastAsia="Times New Roman" w:cs="Times New Roman"/>
+        </w:rPr>
+        <w:t xml:space="preserve"> </w:t>
+      </w:r>
+      <w:r>
+        <w:rPr>
+          <w:rFonts w:ascii="Times New Roman" w:hAnsi="Times New Roman" w:eastAsia="Times New Roman" w:cs="Times New Roman"/>
+        </w:rPr>
+        <w:t xml:space="preserve">- </w:t>
+      </w:r>
+      <w:r>
+        <w:rPr>
+          <w:rFonts w:hint="eastAsia" w:ascii="Times New Roman" w:hAnsi="Times New Roman" w:eastAsia="FangSong" w:cs="Times New Roman"/>
+        </w:rPr>
+        <w:t>乙醇</w:t>
+      </w:r>
+      <w:r>
+        <w:rPr>
+          <w:rFonts w:hint="eastAsia" w:ascii="Times New Roman" w:hAnsi="Times New Roman" w:eastAsia="Times New Roman" w:cs="Times New Roman"/>
+        </w:rPr>
+        <w:t>（</w:t>
+      </w:r>
+      <m:oMath>
+        <m:oMathPr>
+          <m:ctrlPr>
+            <w:rPr>
+              <w:sz w:val="28"/>
+              <w:szCs w:val="28"/>
+            </w:rPr>
+          </m:ctrlPr>
+        </m:oMathPr>
+        <m:r>
+          <m:t>H</m:t>
+        </m:r>
+        <m:r>
+          <m:t>O</m:t>
+        </m:r>
+        <m:r>
+          <m:t>C</m:t>
+        </m:r>
+        <m:sSub>
+          <m:e>
+            <m:r>
+              <m:t>H</m:t>
+            </m:r>
+          </m:e>
+          <m:sub>
+            <m:r>
+              <m:t>2</m:t>
+            </m:r>
+          </m:sub>
+        </m:sSub>
+        <m:r>
+          <m:t>C</m:t>
+        </m:r>
+        <m:sSub>
+          <m:e>
+            <m:r>
+              <m:t>H</m:t>
+            </m:r>
+          </m:e>
+          <m:sub>
+            <m:r>
+              <m:t>3</m:t>
+            </m:r>
+          </m:sub>
+        </m:sSub>
+      </m:oMath>
+      <w:r>
+        <w:rPr>
+          <w:rFonts w:hint="eastAsia" w:ascii="Times New Roman" w:hAnsi="Times New Roman" w:eastAsia="Times New Roman" w:cs="Times New Roman"/>
+        </w:rPr>
+        <w:t>）</w:t>
+      </w:r>
+      <w:r>
+        <w:rPr>
+          <w:rFonts w:hint="eastAsia" w:ascii="Times New Roman" w:hAnsi="Times New Roman" w:eastAsia="FangSong" w:cs="Times New Roman"/>
+        </w:rPr>
+        <w:t>法</w:t>
+      </w:r>
+      <w:r>
+        <w:rPr>
+          <w:rFonts w:hint="eastAsia" w:ascii="Times New Roman" w:hAnsi="Times New Roman" w:eastAsia="Times New Roman" w:cs="Times New Roman"/>
+        </w:rPr>
+        <w:t>（</w:t>
+      </w:r>
+      <w:r>
+        <w:rPr>
+          <w:rFonts w:hint="eastAsia" w:ascii="Times New Roman" w:hAnsi="Times New Roman" w:eastAsia="FangSong" w:cs="Times New Roman"/>
+        </w:rPr>
+        <w:t>类似</w:t>
+      </w:r>
+      <w:r>
+        <w:rPr>
+          <w:rFonts w:ascii="Times New Roman" w:hAnsi="Times New Roman" w:eastAsia="Times New Roman" w:cs="Times New Roman"/>
+        </w:rPr>
+        <w:t xml:space="preserve"> Meerwein-Ponndorf </w:t>
+      </w:r>
+      <w:r>
+        <w:rPr>
+          <w:rFonts w:hint="eastAsia" w:ascii="Times New Roman" w:hAnsi="Times New Roman" w:eastAsia="FangSong" w:cs="Times New Roman"/>
+        </w:rPr>
+        <w:t>还原</w:t>
+      </w:r>
+      <w:r>
+        <w:rPr>
+          <w:rFonts w:hint="eastAsia" w:ascii="Times New Roman" w:hAnsi="Times New Roman" w:eastAsia="Times New Roman" w:cs="Times New Roman"/>
+        </w:rPr>
+        <w:t>）</w:t>
+      </w:r>
+    </w:p>
+    <w:p>
+      <w:pPr>
+        <w:pStyle w:val="BodyText"/>
+      </w:pPr>
+      <w:r>
+        <w:rPr>
+          <w:rFonts w:hint="eastAsia" w:ascii="Times New Roman" w:hAnsi="Times New Roman" w:eastAsia="FangSong" w:cs="Times New Roman"/>
+          <w:b/>
+          <w:bCs/>
+        </w:rPr>
+        <w:t xml:space="preserve">偶联反应</w:t>
+      </w:r>
+      <w:r>
+        <w:rPr>
+          <w:rFonts w:hint="eastAsia" w:ascii="Times New Roman" w:hAnsi="Times New Roman" w:eastAsia="Times New Roman" w:cs="Times New Roman"/>
+        </w:rPr>
+        <w:t>：</w:t>
+      </w:r>
+      <w:r>
+        <w:rPr>
+          <w:rFonts w:hint="eastAsia" w:ascii="Times New Roman" w:hAnsi="Times New Roman" w:eastAsia="FangSong" w:cs="Times New Roman"/>
+        </w:rPr>
+        <w:t>重氮盐可与酚或胺类生成偶氮芳烃</w:t>
+      </w:r>
+    </w:p>
+    <w:bookmarkStart w:id="62" w:name="知识点-2"/>
+    <w:p>
+      <w:pPr>
+        <w:pStyle w:val="Heading3"/>
+        <w:spacing w:before="280" w:after="120"/>
+      </w:pPr>
+      <w:r>
+        <w:rPr>
+          <w:rFonts w:hint="eastAsia" w:ascii="Times New Roman" w:hAnsi="Times New Roman" w:eastAsia="SimHei" w:cs="Times New Roman"/>
+        </w:rPr>
+        <w:t xml:space="preserve">知识点</w:t>
+      </w:r>
+    </w:p>
+    <w:p>
+      <w:pPr>
+        <w:pStyle w:val="Compact"/>
+        <w:numPr>
+          <w:ilvl w:val="0"/>
+          <w:numId w:val="1007"/>
+        </w:numPr>
+      </w:pPr>
+      <w:r>
+        <w:rPr>
+          <w:rFonts w:hint="eastAsia" w:ascii="Times New Roman" w:hAnsi="Times New Roman" w:eastAsia="FangSong" w:cs="Times New Roman"/>
+        </w:rPr>
+        <w:t xml:space="preserve">重氮盐</w:t>
+      </w:r>
+    </w:p>
+    <w:p>
+      <w:pPr>
+        <w:pStyle w:val="Compact"/>
+        <w:numPr>
+          <w:ilvl w:val="0"/>
+          <w:numId w:val="1007"/>
+        </w:numPr>
+      </w:pPr>
+      <w:r>
+        <w:rPr>
+          <w:rFonts w:hint="eastAsia" w:ascii="Times New Roman" w:hAnsi="Times New Roman" w:eastAsia="FangSong" w:cs="Times New Roman"/>
+        </w:rPr>
+        <w:t xml:space="preserve">胺的化学</w:t>
+      </w:r>
+    </w:p>
+    <w:p>
+      <w:pPr>
+        <w:spacing w:before="160" w:after="80"/>
+      </w:pPr>
+      <w:r>
+        <w:pict>
+          <v:rect style="width:0;height:1.5pt" o:hralign="center" o:hrstd="t" o:hr="t"/>
+        </w:pict>
+      </w:r>
+    </w:p>
+    <w:bookmarkEnd w:id="62"/>
+    <w:bookmarkEnd w:id="63"/>
+    <w:bookmarkStart w:id="64" w:name="芳香-硝基还原与芳香胺制备"/>
+    <w:p>
+      <w:pPr>
+        <w:pStyle w:val="Heading2"/>
+        <w:spacing w:before="280" w:after="120"/>
+      </w:pPr>
+      <w:r>
+        <w:rPr>
+          <w:rFonts w:ascii="Times New Roman" w:hAnsi="Times New Roman" w:eastAsia="Times New Roman" w:cs="Times New Roman"/>
+        </w:rPr>
+        <w:t xml:space="preserve">4.14 </w:t>
+      </w:r>
+      <w:r>
+        <w:rPr>
+          <w:rFonts w:hint="eastAsia" w:ascii="Times New Roman" w:hAnsi="Times New Roman" w:eastAsia="SimHei" w:cs="Times New Roman"/>
+        </w:rPr>
+        <w:t>芳香</w:t>
+      </w:r>
+      <w:r>
+        <w:rPr>
+          <w:rFonts w:hint="eastAsia" w:ascii="Times New Roman" w:hAnsi="Times New Roman" w:eastAsia="Times New Roman" w:cs="Times New Roman"/>
+        </w:rPr>
+        <w:t>-</w:t>
+      </w:r>
+      <w:r>
+        <w:rPr>
+          <w:rFonts w:hint="eastAsia" w:ascii="Times New Roman" w:hAnsi="Times New Roman" w:eastAsia="SimHei" w:cs="Times New Roman"/>
+        </w:rPr>
+        <w:t>硝基还原与芳香胺制备</w:t>
+      </w:r>
+    </w:p>
+    <w:p>
+      <w:pPr>
+        <w:pStyle w:val="FirstParagraph"/>
+      </w:pPr>
+      <w:r>
+        <w:rPr>
+          <w:rFonts w:hint="eastAsia" w:ascii="Times New Roman" w:hAnsi="Times New Roman" w:eastAsia="Times New Roman" w:cs="Times New Roman"/>
+        </w:rPr>
+        <w:t>（1）</w:t>
+      </w:r>
+      <w:r>
+        <w:rPr>
+          <w:rFonts w:hint="eastAsia" w:ascii="Times New Roman" w:hAnsi="Times New Roman" w:eastAsia="FangSong" w:cs="Times New Roman"/>
+        </w:rPr>
+        <w:t>写出硝基苯还原为苯胺的反应方程式</w:t>
+      </w:r>
+      <w:r>
+        <w:rPr>
+          <w:rFonts w:hint="eastAsia" w:ascii="Times New Roman" w:hAnsi="Times New Roman" w:eastAsia="Times New Roman" w:cs="Times New Roman"/>
+        </w:rPr>
+        <w:t>，</w:t>
+      </w:r>
+      <w:r>
+        <w:rPr>
+          <w:rFonts w:hint="eastAsia" w:ascii="Times New Roman" w:hAnsi="Times New Roman" w:eastAsia="FangSong" w:cs="Times New Roman"/>
+        </w:rPr>
+        <w:t>列出至少两种还原方法</w:t>
+      </w:r>
+      <w:r>
+        <w:rPr>
+          <w:rFonts w:hint="eastAsia" w:ascii="Times New Roman" w:hAnsi="Times New Roman" w:eastAsia="Times New Roman" w:cs="Times New Roman"/>
+        </w:rPr>
+        <w:t>。</w:t>
+      </w:r>
+    </w:p>
+    <w:p>
+      <w:pPr>
+        <w:pStyle w:val="BodyText"/>
+      </w:pPr>
+      <w:r>
+        <w:rPr>
+          <w:rFonts w:hint="eastAsia" w:ascii="Times New Roman" w:hAnsi="Times New Roman" w:eastAsia="Times New Roman" w:cs="Times New Roman"/>
+        </w:rPr>
+        <w:t>（2）</w:t>
+      </w:r>
+      <w:r>
+        <w:rPr>
+          <w:rFonts w:hint="eastAsia" w:ascii="Times New Roman" w:hAnsi="Times New Roman" w:eastAsia="FangSong" w:cs="Times New Roman"/>
+        </w:rPr>
+        <w:t>当分子中同时含有硝基和羰基时</w:t>
+      </w:r>
+      <w:r>
+        <w:rPr>
+          <w:rFonts w:hint="eastAsia" w:ascii="Times New Roman" w:hAnsi="Times New Roman" w:eastAsia="Times New Roman" w:cs="Times New Roman"/>
+        </w:rPr>
+        <w:t>，</w:t>
+      </w:r>
+      <w:r>
+        <w:rPr>
+          <w:rFonts w:hint="eastAsia" w:ascii="Times New Roman" w:hAnsi="Times New Roman" w:eastAsia="FangSong" w:cs="Times New Roman"/>
+        </w:rPr>
+        <w:t>如何选择性地只还原硝基</w:t>
+      </w:r>
+      <w:r>
+        <w:rPr>
+          <w:rFonts w:hint="eastAsia" w:ascii="Times New Roman" w:hAnsi="Times New Roman" w:eastAsia="Times New Roman" w:cs="Times New Roman"/>
+        </w:rPr>
+        <w:t>？</w:t>
+      </w:r>
+    </w:p>
+    <w:p>
+      <w:pPr>
+        <w:pStyle w:val="BodyText"/>
+      </w:pPr>
+      <w:r>
+        <w:rPr>
+          <w:rFonts w:hint="eastAsia" w:ascii="Times New Roman" w:hAnsi="Times New Roman" w:eastAsia="Times New Roman" w:cs="Times New Roman"/>
+        </w:rPr>
+        <w:t>（3）</w:t>
+      </w:r>
+      <w:r>
+        <w:rPr>
+          <w:rFonts w:hint="eastAsia" w:ascii="Times New Roman" w:hAnsi="Times New Roman" w:eastAsia="FangSong" w:cs="Times New Roman"/>
+        </w:rPr>
+        <w:t>设计一条从苯合成间溴苯胺的路线</w:t>
+      </w:r>
+      <w:r>
+        <w:rPr>
+          <w:rFonts w:hint="eastAsia" w:ascii="Times New Roman" w:hAnsi="Times New Roman" w:eastAsia="Times New Roman" w:cs="Times New Roman"/>
+        </w:rPr>
+        <w:t>。</w:t>
+      </w:r>
+    </w:p>
+    <w:p>
+      <w:pPr>
+        <w:spacing w:before="160" w:after="80"/>
+      </w:pPr>
+      <w:r>
+        <w:pict>
+          <v:rect style="width:0;height:1.5pt" o:hralign="center" o:hrstd="t" o:hr="t"/>
+        </w:pict>
+      </w:r>
+    </w:p>
+    <w:bookmarkEnd w:id="64"/>
+    <w:bookmarkStart w:id="65" w:name="芳香-snar亲核取代反应条件"/>
+    <w:p>
+      <w:pPr>
+        <w:pStyle w:val="Heading2"/>
+        <w:spacing w:before="280" w:after="120"/>
+      </w:pPr>
+      <w:r>
+        <w:rPr>
+          <w:rFonts w:ascii="Times New Roman" w:hAnsi="Times New Roman" w:eastAsia="Times New Roman" w:cs="Times New Roman"/>
+        </w:rPr>
+        <w:t xml:space="preserve">4.15 </w:t>
+      </w:r>
+      <w:r>
+        <w:rPr>
+          <w:rFonts w:hint="eastAsia" w:ascii="Times New Roman" w:hAnsi="Times New Roman" w:eastAsia="SimHei" w:cs="Times New Roman"/>
+        </w:rPr>
+        <w:t>芳香</w:t>
+      </w:r>
+      <w:r>
+        <w:rPr>
+          <w:rFonts w:hint="eastAsia" w:ascii="Times New Roman" w:hAnsi="Times New Roman" w:eastAsia="Times New Roman" w:cs="Times New Roman"/>
+        </w:rPr>
+        <w:t>-SNAr</w:t>
+      </w:r>
+      <w:r>
+        <w:rPr>
+          <w:rFonts w:hint="eastAsia" w:ascii="Times New Roman" w:hAnsi="Times New Roman" w:eastAsia="SimHei" w:cs="Times New Roman"/>
+        </w:rPr>
+        <w:t>亲核取代反应条件</w:t>
+      </w:r>
+    </w:p>
+    <w:p>
+      <w:pPr>
+        <w:pStyle w:val="FirstParagraph"/>
+      </w:pPr>
+      <w:r>
+        <w:rPr>
+          <w:rFonts w:hint="eastAsia" w:ascii="Times New Roman" w:hAnsi="Times New Roman" w:eastAsia="Times New Roman" w:cs="Times New Roman"/>
+        </w:rPr>
+        <w:t>（1）</w:t>
+      </w:r>
+      <w:r>
+        <w:rPr>
+          <w:rFonts w:hint="eastAsia" w:ascii="Times New Roman" w:hAnsi="Times New Roman" w:eastAsia="FangSong" w:cs="Times New Roman"/>
+        </w:rPr>
+        <w:t>对溴硝基苯与</w:t>
+      </w:r>
+      <w:r>
+        <w:rPr>
+          <w:rFonts w:hint="eastAsia" w:ascii="Times New Roman" w:hAnsi="Times New Roman" w:eastAsia="Times New Roman" w:cs="Times New Roman"/>
+        </w:rPr>
+        <w:t>NaOH</w:t>
+      </w:r>
+      <w:r>
+        <w:rPr>
+          <w:rFonts w:hint="eastAsia" w:ascii="Times New Roman" w:hAnsi="Times New Roman" w:eastAsia="FangSong" w:cs="Times New Roman"/>
+        </w:rPr>
+        <w:t>反应</w:t>
+      </w:r>
+      <w:r>
+        <w:rPr>
+          <w:rFonts w:hint="eastAsia" w:ascii="Times New Roman" w:hAnsi="Times New Roman" w:eastAsia="Times New Roman" w:cs="Times New Roman"/>
+        </w:rPr>
+        <w:t>，</w:t>
+      </w:r>
+      <w:r>
+        <w:rPr>
+          <w:rFonts w:hint="eastAsia" w:ascii="Times New Roman" w:hAnsi="Times New Roman" w:eastAsia="FangSong" w:cs="Times New Roman"/>
+        </w:rPr>
+        <w:t>预测产物并写出反应机理</w:t>
+      </w:r>
+      <w:r>
+        <w:rPr>
+          <w:rFonts w:hint="eastAsia" w:ascii="Times New Roman" w:hAnsi="Times New Roman" w:eastAsia="Times New Roman" w:cs="Times New Roman"/>
+        </w:rPr>
+        <w:t>。</w:t>
+      </w:r>
+    </w:p>
+    <w:p>
+      <w:pPr>
+        <w:pStyle w:val="BodyText"/>
+      </w:pPr>
+      <w:r>
+        <w:rPr>
+          <w:rFonts w:hint="eastAsia" w:ascii="Times New Roman" w:hAnsi="Times New Roman" w:eastAsia="Times New Roman" w:cs="Times New Roman"/>
+        </w:rPr>
+        <w:t>（2）</w:t>
+      </w:r>
+      <w:r>
+        <w:rPr>
+          <w:rFonts w:hint="eastAsia" w:ascii="Times New Roman" w:hAnsi="Times New Roman" w:eastAsia="FangSong" w:cs="Times New Roman"/>
+        </w:rPr>
+        <w:t>判断以下化合物能否发生</w:t>
+      </w:r>
+      <w:r>
+        <w:rPr>
+          <w:rFonts w:hint="eastAsia" w:ascii="Times New Roman" w:hAnsi="Times New Roman" w:eastAsia="Times New Roman" w:cs="Times New Roman"/>
+        </w:rPr>
+        <w:t>SNAr</w:t>
+      </w:r>
+      <w:r>
+        <w:rPr>
+          <w:rFonts w:hint="eastAsia" w:ascii="Times New Roman" w:hAnsi="Times New Roman" w:eastAsia="FangSong" w:cs="Times New Roman"/>
+        </w:rPr>
+        <w:t>反应</w:t>
+      </w:r>
+      <w:r>
+        <w:rPr>
+          <w:rFonts w:hint="eastAsia" w:ascii="Times New Roman" w:hAnsi="Times New Roman" w:eastAsia="Times New Roman" w:cs="Times New Roman"/>
+        </w:rPr>
+        <w:t>，</w:t>
+      </w:r>
+      <w:r>
+        <w:rPr>
+          <w:rFonts w:hint="eastAsia" w:ascii="Times New Roman" w:hAnsi="Times New Roman" w:eastAsia="FangSong" w:cs="Times New Roman"/>
+        </w:rPr>
+        <w:t>并说明原因</w:t>
+      </w:r>
+      <w:r>
+        <w:rPr>
+          <w:rFonts w:hint="eastAsia" w:ascii="Times New Roman" w:hAnsi="Times New Roman" w:eastAsia="Times New Roman" w:cs="Times New Roman"/>
+        </w:rPr>
+        <w:t>：</w:t>
+      </w:r>
+      <w:r>
+        <w:rPr>
+          <w:rFonts w:ascii="Times New Roman" w:hAnsi="Times New Roman" w:eastAsia="Times New Roman" w:cs="Times New Roman"/>
+        </w:rPr>
+        <w:t xml:space="preserve"> </w:t>
+      </w:r>
+      <w:r>
+        <w:rPr>
+          <w:rFonts w:ascii="Times New Roman" w:hAnsi="Times New Roman" w:eastAsia="Times New Roman" w:cs="Times New Roman"/>
+        </w:rPr>
+        <w:t xml:space="preserve">- a. </w:t>
+      </w:r>
+      <w:r>
+        <w:rPr>
+          <w:rFonts w:hint="eastAsia" w:ascii="Times New Roman" w:hAnsi="Times New Roman" w:eastAsia="FangSong" w:cs="Times New Roman"/>
+        </w:rPr>
+        <w:t xml:space="preserve">对氯硝基苯</w:t>
+      </w:r>
+      <w:r>
+        <w:rPr>
+          <w:rFonts w:ascii="Times New Roman" w:hAnsi="Times New Roman" w:eastAsia="Times New Roman" w:cs="Times New Roman"/>
+        </w:rPr>
+        <w:t xml:space="preserve"> + NaOH</w:t>
+      </w:r>
+      <w:r>
+        <w:rPr>
+          <w:rFonts w:ascii="Times New Roman" w:hAnsi="Times New Roman" w:eastAsia="Times New Roman" w:cs="Times New Roman"/>
+        </w:rPr>
+        <w:t xml:space="preserve"> </w:t>
+      </w:r>
+      <w:r>
+        <w:rPr>
+          <w:rFonts w:ascii="Times New Roman" w:hAnsi="Times New Roman" w:eastAsia="Times New Roman" w:cs="Times New Roman"/>
+        </w:rPr>
+        <w:t xml:space="preserve">- b. </w:t>
+      </w:r>
+      <w:r>
+        <w:rPr>
+          <w:rFonts w:hint="eastAsia" w:ascii="Times New Roman" w:hAnsi="Times New Roman" w:eastAsia="FangSong" w:cs="Times New Roman"/>
+        </w:rPr>
+        <w:t xml:space="preserve">氯苯</w:t>
+      </w:r>
+      <w:r>
+        <w:rPr>
+          <w:rFonts w:ascii="Times New Roman" w:hAnsi="Times New Roman" w:eastAsia="Times New Roman" w:cs="Times New Roman"/>
+        </w:rPr>
+        <w:t xml:space="preserve"> + NaOH</w:t>
+      </w:r>
+      <w:r>
+        <w:rPr>
+          <w:rFonts w:ascii="Times New Roman" w:hAnsi="Times New Roman" w:eastAsia="Times New Roman" w:cs="Times New Roman"/>
+        </w:rPr>
+        <w:t xml:space="preserve"> </w:t>
+      </w:r>
+      <w:r>
+        <w:rPr>
+          <w:rFonts w:ascii="Times New Roman" w:hAnsi="Times New Roman" w:eastAsia="Times New Roman" w:cs="Times New Roman"/>
+        </w:rPr>
+        <w:t xml:space="preserve">- c. </w:t>
+      </w:r>
+      <w:r>
+        <w:rPr>
+          <w:rFonts w:hint="eastAsia" w:ascii="Times New Roman" w:hAnsi="Times New Roman" w:eastAsia="Times New Roman" w:cs="Times New Roman"/>
+        </w:rPr>
+        <w:t>2,4-</w:t>
+      </w:r>
+      <w:r>
+        <w:rPr>
+          <w:rFonts w:hint="eastAsia" w:ascii="Times New Roman" w:hAnsi="Times New Roman" w:eastAsia="FangSong" w:cs="Times New Roman"/>
+        </w:rPr>
+        <w:t>二硝基氯苯</w:t>
+      </w:r>
+      <w:r>
+        <w:rPr>
+          <w:rFonts w:ascii="Times New Roman" w:hAnsi="Times New Roman" w:eastAsia="Times New Roman" w:cs="Times New Roman"/>
+        </w:rPr>
+        <w:t xml:space="preserve"> + NaOH</w:t>
+      </w:r>
+      <w:r>
+        <w:rPr>
+          <w:rFonts w:ascii="Times New Roman" w:hAnsi="Times New Roman" w:eastAsia="Times New Roman" w:cs="Times New Roman"/>
+        </w:rPr>
+        <w:t xml:space="preserve"> </w:t>
+      </w:r>
+      <w:r>
+        <w:rPr>
+          <w:rFonts w:ascii="Times New Roman" w:hAnsi="Times New Roman" w:eastAsia="Times New Roman" w:cs="Times New Roman"/>
+        </w:rPr>
+        <w:t xml:space="preserve">- d. </w:t>
+      </w:r>
+      <w:r>
+        <w:rPr>
+          <w:rFonts w:hint="eastAsia" w:ascii="Times New Roman" w:hAnsi="Times New Roman" w:eastAsia="FangSong" w:cs="Times New Roman"/>
+        </w:rPr>
+        <w:t xml:space="preserve">对氯甲苯</w:t>
+      </w:r>
+      <w:r>
+        <w:rPr>
+          <w:rFonts w:ascii="Times New Roman" w:hAnsi="Times New Roman" w:eastAsia="Times New Roman" w:cs="Times New Roman"/>
+        </w:rPr>
+        <w:t xml:space="preserve"> + NaOH</w:t>
+      </w:r>
+    </w:p>
+    <w:p>
+      <w:pPr>
+        <w:pStyle w:val="BodyText"/>
+      </w:pPr>
+      <w:r>
+        <w:rPr>
+          <w:rFonts w:hint="eastAsia" w:ascii="Times New Roman" w:hAnsi="Times New Roman" w:eastAsia="Times New Roman" w:cs="Times New Roman"/>
+        </w:rPr>
+        <w:t>（3）SNAr</w:t>
+      </w:r>
+      <w:r>
+        <w:rPr>
+          <w:rFonts w:hint="eastAsia" w:ascii="Times New Roman" w:hAnsi="Times New Roman" w:eastAsia="FangSong" w:cs="Times New Roman"/>
+        </w:rPr>
+        <w:t>反应需要满足哪些条件</w:t>
+      </w:r>
+      <w:r>
+        <w:rPr>
+          <w:rFonts w:hint="eastAsia" w:ascii="Times New Roman" w:hAnsi="Times New Roman" w:eastAsia="Times New Roman" w:cs="Times New Roman"/>
+        </w:rPr>
+        <w:t>？</w:t>
+      </w:r>
+    </w:p>
+    <w:p>
+      <w:pPr>
+        <w:spacing w:before="160" w:after="80"/>
+      </w:pPr>
+      <w:r>
+        <w:pict>
+          <v:rect style="width:0;height:1.5pt" o:hralign="center" o:hrstd="t" o:hr="t"/>
+        </w:pict>
+      </w:r>
+    </w:p>
+    <w:bookmarkEnd w:id="65"/>
+    <w:bookmarkStart w:id="69" w:name="芳香-苯环亲电取代定位效应"/>
+    <w:p>
+      <w:pPr>
+        <w:pStyle w:val="Heading2"/>
+        <w:spacing w:before="280" w:after="120"/>
+      </w:pPr>
+      <w:r>
+        <w:rPr>
+          <w:rFonts w:ascii="Times New Roman" w:hAnsi="Times New Roman" w:eastAsia="Times New Roman" w:cs="Times New Roman"/>
+        </w:rPr>
+        <w:t xml:space="preserve">4.16 </w:t>
+      </w:r>
+      <w:r>
+        <w:rPr>
+          <w:rFonts w:hint="eastAsia" w:ascii="Times New Roman" w:hAnsi="Times New Roman" w:eastAsia="SimHei" w:cs="Times New Roman"/>
+        </w:rPr>
+        <w:t>芳香</w:t>
+      </w:r>
+      <w:r>
+        <w:rPr>
+          <w:rFonts w:hint="eastAsia" w:ascii="Times New Roman" w:hAnsi="Times New Roman" w:eastAsia="Times New Roman" w:cs="Times New Roman"/>
+        </w:rPr>
+        <w:t>-</w:t>
+      </w:r>
+      <w:r>
+        <w:rPr>
+          <w:rFonts w:hint="eastAsia" w:ascii="Times New Roman" w:hAnsi="Times New Roman" w:eastAsia="SimHei" w:cs="Times New Roman"/>
+        </w:rPr>
+        <w:t>苯环亲电取代定位效应</w:t>
+      </w:r>
+    </w:p>
+    <w:p>
+      <w:pPr>
+        <w:pStyle w:val="FirstParagraph"/>
+      </w:pPr>
+      <w:r>
+        <w:rPr>
+          <w:rFonts w:hint="eastAsia" w:ascii="Times New Roman" w:hAnsi="Times New Roman" w:eastAsia="FangSong" w:cs="Times New Roman"/>
+        </w:rPr>
+        <w:t>预测以下取代苯进行亲电取代反应</w:t>
+      </w:r>
+      <w:r>
+        <w:rPr>
+          <w:rFonts w:hint="eastAsia" w:ascii="Times New Roman" w:hAnsi="Times New Roman" w:eastAsia="Times New Roman" w:cs="Times New Roman"/>
+        </w:rPr>
+        <w:t>（</w:t>
+      </w:r>
+      <w:r>
+        <w:rPr>
+          <w:rFonts w:hint="eastAsia" w:ascii="Times New Roman" w:hAnsi="Times New Roman" w:eastAsia="FangSong" w:cs="Times New Roman"/>
+        </w:rPr>
+        <w:t>如硝化</w:t>
+      </w:r>
+      <w:r>
+        <w:rPr>
+          <w:rFonts w:hint="eastAsia" w:ascii="Times New Roman" w:hAnsi="Times New Roman" w:eastAsia="Times New Roman" w:cs="Times New Roman"/>
+        </w:rPr>
+        <w:t>、</w:t>
+      </w:r>
+      <w:r>
+        <w:rPr>
+          <w:rFonts w:hint="eastAsia" w:ascii="Times New Roman" w:hAnsi="Times New Roman" w:eastAsia="FangSong" w:cs="Times New Roman"/>
+        </w:rPr>
+        <w:t>溴化</w:t>
+      </w:r>
+      <w:r>
+        <w:rPr>
+          <w:rFonts w:hint="eastAsia" w:ascii="Times New Roman" w:hAnsi="Times New Roman" w:eastAsia="Times New Roman" w:cs="Times New Roman"/>
+        </w:rPr>
+        <w:t>）</w:t>
+      </w:r>
+      <w:r>
+        <w:rPr>
+          <w:rFonts w:hint="eastAsia" w:ascii="Times New Roman" w:hAnsi="Times New Roman" w:eastAsia="FangSong" w:cs="Times New Roman"/>
+        </w:rPr>
+        <w:t>的主要产物位置</w:t>
+      </w:r>
+      <w:r>
+        <w:rPr>
+          <w:rFonts w:hint="eastAsia" w:ascii="Times New Roman" w:hAnsi="Times New Roman" w:eastAsia="Times New Roman" w:cs="Times New Roman"/>
+        </w:rPr>
+        <w:t>：</w:t>
+      </w:r>
+    </w:p>
+    <w:p>
+      <w:pPr>
+        <w:pStyle w:val="BodyText"/>
+      </w:pPr>
+      <w:r>
+        <w:rPr>
+          <w:rFonts w:hint="eastAsia" w:ascii="Times New Roman" w:hAnsi="Times New Roman" w:eastAsia="Times New Roman" w:cs="Times New Roman"/>
+        </w:rPr>
+        <w:t>（1）</w:t>
+      </w:r>
+      <w:r>
+        <w:rPr>
+          <w:rFonts w:hint="eastAsia" w:ascii="Times New Roman" w:hAnsi="Times New Roman" w:eastAsia="FangSong" w:cs="Times New Roman"/>
+        </w:rPr>
+        <w:t>甲苯</w:t>
+      </w:r>
+      <w:r>
+        <w:rPr>
+          <w:rFonts w:hint="eastAsia" w:ascii="Times New Roman" w:hAnsi="Times New Roman" w:eastAsia="Times New Roman" w:cs="Times New Roman"/>
+        </w:rPr>
+        <w:t>（</w:t>
+      </w:r>
+      <m:oMath>
+        <m:oMathPr>
+          <m:ctrlPr>
+            <w:rPr>
+              <w:sz w:val="28"/>
+              <w:szCs w:val="28"/>
+            </w:rPr>
+          </m:ctrlPr>
+        </m:oMathPr>
+        <m:sSub>
+          <m:e>
+            <m:r>
+              <m:t>C</m:t>
+            </m:r>
+          </m:e>
+          <m:sub>
+            <m:r>
+              <m:t>6</m:t>
+            </m:r>
+          </m:sub>
+        </m:sSub>
+        <m:sSub>
+          <m:e>
+            <m:r>
+              <m:t>H</m:t>
+            </m:r>
+          </m:e>
+          <m:sub>
+            <m:r>
+              <m:t>5</m:t>
+            </m:r>
+          </m:sub>
+        </m:sSub>
+        <m:r>
+          <m:t>C</m:t>
+        </m:r>
+        <m:sSub>
+          <m:e>
+            <m:r>
+              <m:t>H</m:t>
+            </m:r>
+          </m:e>
+          <m:sub>
+            <m:r>
+              <m:t>3</m:t>
+            </m:r>
+          </m:sub>
+        </m:sSub>
+      </m:oMath>
+      <w:r>
+        <w:rPr>
+          <w:rFonts w:hint="eastAsia" w:ascii="Times New Roman" w:hAnsi="Times New Roman" w:eastAsia="Times New Roman" w:cs="Times New Roman"/>
+        </w:rPr>
+        <w:t>）</w:t>
+      </w:r>
+      <w:r>
+        <w:rPr>
+          <w:rFonts w:hint="eastAsia" w:ascii="Times New Roman" w:hAnsi="Times New Roman" w:eastAsia="FangSong" w:cs="Times New Roman"/>
+        </w:rPr>
+        <w:t>硝化</w:t>
+      </w:r>
+      <w:r>
+        <w:rPr>
+          <w:rFonts w:ascii="Times New Roman" w:hAnsi="Times New Roman" w:eastAsia="Times New Roman" w:cs="Times New Roman"/>
+        </w:rPr>
+        <w:t xml:space="preserve"> </w:t>
+      </w:r>
+      <w:r>
+        <w:rPr>
+          <w:rFonts w:hint="eastAsia" w:ascii="Times New Roman" w:hAnsi="Times New Roman" w:eastAsia="Times New Roman" w:cs="Times New Roman"/>
+        </w:rPr>
+        <w:t>（2）</w:t>
+      </w:r>
+      <w:r>
+        <w:rPr>
+          <w:rFonts w:hint="eastAsia" w:ascii="Times New Roman" w:hAnsi="Times New Roman" w:eastAsia="FangSong" w:cs="Times New Roman"/>
+        </w:rPr>
+        <w:t>硝基苯</w:t>
+      </w:r>
+      <w:r>
+        <w:rPr>
+          <w:rFonts w:hint="eastAsia" w:ascii="Times New Roman" w:hAnsi="Times New Roman" w:eastAsia="Times New Roman" w:cs="Times New Roman"/>
+        </w:rPr>
+        <w:t>（</w:t>
+      </w:r>
+      <m:oMath>
+        <m:oMathPr>
+          <m:ctrlPr>
+            <w:rPr>
+              <w:sz w:val="28"/>
+              <w:szCs w:val="28"/>
+            </w:rPr>
+          </m:ctrlPr>
+        </m:oMathPr>
+        <m:sSub>
+          <m:e>
+            <m:r>
+              <m:t>C</m:t>
+            </m:r>
+          </m:e>
+          <m:sub>
+            <m:r>
+              <m:t>6</m:t>
+            </m:r>
+          </m:sub>
+        </m:sSub>
+        <m:sSub>
+          <m:e>
+            <m:r>
+              <m:t>H</m:t>
+            </m:r>
+          </m:e>
+          <m:sub>
+            <m:r>
+              <m:t>5</m:t>
+            </m:r>
+          </m:sub>
+        </m:sSub>
+        <m:r>
+          <m:t>N</m:t>
+        </m:r>
+        <m:sSub>
+          <m:e>
+            <m:r>
+              <m:t>O</m:t>
+            </m:r>
+          </m:e>
+          <m:sub>
+            <m:r>
+              <m:t>2</m:t>
+            </m:r>
+          </m:sub>
+        </m:sSub>
+      </m:oMath>
+      <w:r>
+        <w:rPr>
+          <w:rFonts w:hint="eastAsia" w:ascii="Times New Roman" w:hAnsi="Times New Roman" w:eastAsia="Times New Roman" w:cs="Times New Roman"/>
+        </w:rPr>
+        <w:t>）</w:t>
+      </w:r>
+      <w:r>
+        <w:rPr>
+          <w:rFonts w:hint="eastAsia" w:ascii="Times New Roman" w:hAnsi="Times New Roman" w:eastAsia="FangSong" w:cs="Times New Roman"/>
+        </w:rPr>
+        <w:t>硝化</w:t>
+      </w:r>
+      <w:r>
+        <w:rPr>
+          <w:rFonts w:ascii="Times New Roman" w:hAnsi="Times New Roman" w:eastAsia="Times New Roman" w:cs="Times New Roman"/>
+        </w:rPr>
+        <w:t xml:space="preserve"> </w:t>
+      </w:r>
+      <w:r>
+        <w:rPr>
+          <w:rFonts w:hint="eastAsia" w:ascii="Times New Roman" w:hAnsi="Times New Roman" w:eastAsia="Times New Roman" w:cs="Times New Roman"/>
+        </w:rPr>
+        <w:t>（3）</w:t>
+      </w:r>
+      <w:r>
+        <w:rPr>
+          <w:rFonts w:hint="eastAsia" w:ascii="Times New Roman" w:hAnsi="Times New Roman" w:eastAsia="FangSong" w:cs="Times New Roman"/>
+        </w:rPr>
+        <w:t>苯酚</w:t>
+      </w:r>
+      <w:r>
+        <w:rPr>
+          <w:rFonts w:hint="eastAsia" w:ascii="Times New Roman" w:hAnsi="Times New Roman" w:eastAsia="Times New Roman" w:cs="Times New Roman"/>
+        </w:rPr>
+        <w:t>（</w:t>
+      </w:r>
+      <m:oMath>
+        <m:oMathPr>
+          <m:ctrlPr>
+            <w:rPr>
+              <w:sz w:val="28"/>
+              <w:szCs w:val="28"/>
+            </w:rPr>
+          </m:ctrlPr>
+        </m:oMathPr>
+        <m:sSub>
+          <m:e>
+            <m:r>
+              <m:t>C</m:t>
+            </m:r>
+          </m:e>
+          <m:sub>
+            <m:r>
+              <m:t>6</m:t>
+            </m:r>
+          </m:sub>
+        </m:sSub>
+        <m:sSub>
+          <m:e>
+            <m:r>
               <m:t>H</m:t>
             </m:r>
           </m:e>
@@ -4386,18 +5015,18 @@
           <wp:inline>
             <wp:extent cx="3600000" cy="2304000"/>
             <wp:effectExtent b="0" l="0" r="0" t="0"/>
-            <wp:docPr descr="" title="" id="56" name="Picture"/>
+            <wp:docPr descr="" title="" id="67" name="Picture"/>
             <a:graphic>
               <a:graphicData uri="http://schemas.openxmlformats.org/drawingml/2006/picture">
                 <pic:pic>
                   <pic:nvPicPr>
-                    <pic:cNvPr descr="eas-mechanism.png" id="57" name="Picture"/>
+                    <pic:cNvPr descr="eas-mechanism.png" id="68" name="Picture"/>
                     <pic:cNvPicPr>
                       <a:picLocks noChangeArrowheads="1" noChangeAspect="1"/>
                     </pic:cNvPicPr>
                   </pic:nvPicPr>
                   <pic:blipFill>
-                    <a:blip r:embed="rId55"/>
+                    <a:blip r:embed="rId66"/>
                     <a:stretch>
                       <a:fillRect/>
                     </a:stretch>
@@ -4434,8 +5063,8 @@
         </w:pict>
       </w:r>
     </w:p>
-    <w:bookmarkEnd w:id="58"/>
-    <w:bookmarkStart w:id="59" w:name="有机-芳香-重氮盐反应与合成应用"/>
+    <w:bookmarkEnd w:id="69"/>
+    <w:bookmarkStart w:id="70" w:name="芳香-重氮盐反应与合成应"/>
     <w:p>
       <w:pPr>
         <w:pStyle w:val="Heading2"/>
@@ -4445,13 +5074,13 @@
         <w:rPr>
           <w:rFonts w:ascii="Times New Roman" w:hAnsi="Times New Roman" w:eastAsia="Times New Roman" w:cs="Times New Roman"/>
         </w:rPr>
-        <w:t xml:space="preserve">4.15 </w:t>
+        <w:t xml:space="preserve">4.17 </w:t>
       </w:r>
       <w:r>
         <w:rPr>
           <w:rFonts w:hint="eastAsia" w:ascii="Times New Roman" w:hAnsi="Times New Roman" w:eastAsia="SimHei" w:cs="Times New Roman"/>
         </w:rPr>
-        <w:t>有机</w:t>
+        <w:t>芳香</w:t>
       </w:r>
       <w:r>
         <w:rPr>
@@ -4463,19 +5092,7 @@
         <w:rPr>
           <w:rFonts w:hint="eastAsia" w:ascii="Times New Roman" w:hAnsi="Times New Roman" w:eastAsia="SimHei" w:cs="Times New Roman"/>
         </w:rPr>
-        <w:t>芳香</w:t>
-      </w:r>
-      <w:r>
-        <w:rPr>
-          <w:rFonts w:hint="eastAsia" w:ascii="Times New Roman" w:hAnsi="Times New Roman" w:eastAsia="Times New Roman" w:cs="Times New Roman"/>
-        </w:rPr>
-        <w:t>-</w:t>
-      </w:r>
-      <w:r>
-        <w:rPr>
-          <w:rFonts w:hint="eastAsia" w:ascii="Times New Roman" w:hAnsi="Times New Roman" w:eastAsia="SimHei" w:cs="Times New Roman"/>
-        </w:rPr>
-        <w:t>重氮盐反应与合成应用</w:t>
+        <w:t>重氮盐反应与合成应</w:t>
       </w:r>
     </w:p>
     <w:p>
@@ -4647,8 +5264,8 @@
         </w:pict>
       </w:r>
     </w:p>
-    <w:bookmarkEnd w:id="59"/>
-    <w:bookmarkStart w:id="60" w:name="竞赛提升"/>
+    <w:bookmarkEnd w:id="70"/>
+    <w:bookmarkStart w:id="71" w:name="竞赛提升"/>
     <w:p>
       <w:pPr>
         <w:pStyle w:val="Heading2"/>
@@ -4661,8 +5278,8 @@
         <w:t xml:space="preserve">竞赛提升</w:t>
       </w:r>
     </w:p>
-    <w:bookmarkEnd w:id="60"/>
-    <w:bookmarkStart w:id="64" w:name="ch20-p7-亚硝化烯醇加脱羧异常步骤"/>
+    <w:bookmarkEnd w:id="71"/>
+    <w:bookmarkStart w:id="75" w:name="亚硝化烯醇加脱羧异常步骤"/>
     <w:p>
       <w:pPr>
         <w:pStyle w:val="Heading2"/>
@@ -4672,19 +5289,13 @@
         <w:rPr>
           <w:rFonts w:ascii="Times New Roman" w:hAnsi="Times New Roman" w:eastAsia="Times New Roman" w:cs="Times New Roman"/>
         </w:rPr>
-        <w:t xml:space="preserve">4.16 </w:t>
-      </w:r>
-      <w:r>
-        <w:rPr>
-          <w:rFonts w:hint="eastAsia" w:ascii="Times New Roman" w:hAnsi="Times New Roman" w:eastAsia="Times New Roman" w:cs="Times New Roman"/>
-        </w:rPr>
-        <w:t>Ch20-P7-</w:t>
+        <w:t xml:space="preserve">4.18 </w:t>
       </w:r>
       <w:r>
         <w:rPr>
           <w:rFonts w:hint="eastAsia" w:ascii="Times New Roman" w:hAnsi="Times New Roman" w:eastAsia="SimHei" w:cs="Times New Roman"/>
         </w:rPr>
-        <w:t>亚硝化烯醇加脱羧异常步骤</w:t>
+        <w:t xml:space="preserve">亚硝化烯醇加脱羧异常步骤</w:t>
       </w:r>
     </w:p>
     <w:p>
@@ -4888,18 +5499,18 @@
           <wp:inline>
             <wp:extent cx="3600000" cy="730725"/>
             <wp:effectExtent b="0" l="0" r="0" t="0"/>
-            <wp:docPr descr="" title="" id="62" name="Picture"/>
+            <wp:docPr descr="" title="" id="73" name="Picture"/>
             <a:graphic>
               <a:graphicData uri="http://schemas.openxmlformats.org/drawingml/2006/picture">
                 <pic:pic>
                   <pic:nvPicPr>
-                    <pic:cNvPr descr="23a1e469bad9116d8564a3cee6bfc600165863d6ea356a751ef051b95d1dd71a.jpg" id="63" name="Picture"/>
+                    <pic:cNvPr descr="23a1e469bad9116d8564a3cee6bfc600165863d6ea356a751ef051b95d1dd71a.jpg" id="74" name="Picture"/>
                     <pic:cNvPicPr>
                       <a:picLocks noChangeArrowheads="1" noChangeAspect="1"/>
                     </pic:cNvPicPr>
                   </pic:nvPicPr>
                   <pic:blipFill>
-                    <a:blip r:embed="rId61"/>
+                    <a:blip r:embed="rId72"/>
                     <a:stretch>
                       <a:fillRect/>
                     </a:stretch>
@@ -4991,8 +5602,8 @@
         </w:pict>
       </w:r>
     </w:p>
-    <w:bookmarkEnd w:id="64"/>
-    <w:bookmarkStart w:id="71" w:name="ch21-p4-强给电子基的定位问题"/>
+    <w:bookmarkEnd w:id="75"/>
+    <w:bookmarkStart w:id="82" w:name="强给电子基的定位问题"/>
     <w:p>
       <w:pPr>
         <w:pStyle w:val="Heading2"/>
@@ -5002,19 +5613,13 @@
         <w:rPr>
           <w:rFonts w:ascii="Times New Roman" w:hAnsi="Times New Roman" w:eastAsia="Times New Roman" w:cs="Times New Roman"/>
         </w:rPr>
-        <w:t xml:space="preserve">4.17 </w:t>
-      </w:r>
-      <w:r>
-        <w:rPr>
-          <w:rFonts w:hint="eastAsia" w:ascii="Times New Roman" w:hAnsi="Times New Roman" w:eastAsia="Times New Roman" w:cs="Times New Roman"/>
-        </w:rPr>
-        <w:t>Ch21-P4-</w:t>
+        <w:t xml:space="preserve">4.19 </w:t>
       </w:r>
       <w:r>
         <w:rPr>
           <w:rFonts w:hint="eastAsia" w:ascii="Times New Roman" w:hAnsi="Times New Roman" w:eastAsia="SimHei" w:cs="Times New Roman"/>
         </w:rPr>
-        <w:t>强给电子基的定位问题</w:t>
+        <w:t xml:space="preserve">强给电子基的定位问题</w:t>
       </w:r>
     </w:p>
     <w:p>
@@ -5113,18 +5718,18 @@
           <wp:inline>
             <wp:extent cx="3600000" cy="1255045"/>
             <wp:effectExtent b="0" l="0" r="0" t="0"/>
-            <wp:docPr descr="" title="" id="66" name="Picture"/>
+            <wp:docPr descr="" title="" id="77" name="Picture"/>
             <a:graphic>
               <a:graphicData uri="http://schemas.openxmlformats.org/drawingml/2006/picture">
                 <pic:pic>
                   <pic:nvPicPr>
-                    <pic:cNvPr descr="0f1b8916e5e8e9c453cd9b781545b33121d35de3a5763adc52033d1824aa8a25.jpg" id="67" name="Picture"/>
+                    <pic:cNvPr descr="0f1b8916e5e8e9c453cd9b781545b33121d35de3a5763adc52033d1824aa8a25.jpg" id="78" name="Picture"/>
                     <pic:cNvPicPr>
                       <a:picLocks noChangeArrowheads="1" noChangeAspect="1"/>
                     </pic:cNvPicPr>
                   </pic:nvPicPr>
                   <pic:blipFill>
-                    <a:blip r:embed="rId65"/>
+                    <a:blip r:embed="rId76"/>
                     <a:stretch>
                       <a:fillRect/>
                     </a:stretch>
@@ -5165,18 +5770,18 @@
           <wp:inline>
             <wp:extent cx="3600000" cy="1737692"/>
             <wp:effectExtent b="0" l="0" r="0" t="0"/>
-            <wp:docPr descr="" title="" id="69" name="Picture"/>
+            <wp:docPr descr="" title="" id="80" name="Picture"/>
             <a:graphic>
               <a:graphicData uri="http://schemas.openxmlformats.org/drawingml/2006/picture">
                 <pic:pic>
                   <pic:nvPicPr>
-                    <pic:cNvPr descr="e57f329e3e1e3b436f9e096406953f580da3f44f5d1f07c44d0947d639ad1d22.jpg" id="70" name="Picture"/>
+                    <pic:cNvPr descr="e57f329e3e1e3b436f9e096406953f580da3f44f5d1f07c44d0947d639ad1d22.jpg" id="81" name="Picture"/>
                     <pic:cNvPicPr>
                       <a:picLocks noChangeArrowheads="1" noChangeAspect="1"/>
                     </pic:cNvPicPr>
                   </pic:nvPicPr>
                   <pic:blipFill>
-                    <a:blip r:embed="rId68"/>
+                    <a:blip r:embed="rId79"/>
                     <a:stretch>
                       <a:fillRect/>
                     </a:stretch>
@@ -5213,8 +5818,8 @@
         </w:pict>
       </w:r>
     </w:p>
-    <w:bookmarkEnd w:id="71"/>
-    <w:bookmarkStart w:id="75" w:name="ch21-p6-friedel-crafts酰基化异常产物分析"/>
+    <w:bookmarkEnd w:id="82"/>
+    <w:bookmarkStart w:id="86" w:name="friedel-crafts酰基化异常产物分析"/>
     <w:p>
       <w:pPr>
         <w:pStyle w:val="Heading2"/>
@@ -5224,13 +5829,13 @@
         <w:rPr>
           <w:rFonts w:ascii="Times New Roman" w:hAnsi="Times New Roman" w:eastAsia="Times New Roman" w:cs="Times New Roman"/>
         </w:rPr>
-        <w:t xml:space="preserve">4.18 </w:t>
-      </w:r>
-      <w:r>
-        <w:rPr>
-          <w:rFonts w:hint="eastAsia" w:ascii="Times New Roman" w:hAnsi="Times New Roman" w:eastAsia="Times New Roman" w:cs="Times New Roman"/>
-        </w:rPr>
-        <w:t>Ch21-P6-Friedel-Crafts</w:t>
+        <w:t xml:space="preserve">4.20 </w:t>
+      </w:r>
+      <w:r>
+        <w:rPr>
+          <w:rFonts w:hint="eastAsia" w:ascii="Times New Roman" w:hAnsi="Times New Roman" w:eastAsia="Times New Roman" w:cs="Times New Roman"/>
+        </w:rPr>
+        <w:t>Friedel-Crafts</w:t>
       </w:r>
       <w:r>
         <w:rPr>
@@ -5443,18 +6048,18 @@
           <wp:inline>
             <wp:extent cx="3600000" cy="768246"/>
             <wp:effectExtent b="0" l="0" r="0" t="0"/>
-            <wp:docPr descr="" title="" id="73" name="Picture"/>
+            <wp:docPr descr="" title="" id="84" name="Picture"/>
             <a:graphic>
               <a:graphicData uri="http://schemas.openxmlformats.org/drawingml/2006/picture">
                 <pic:pic>
                   <pic:nvPicPr>
-                    <pic:cNvPr descr="c1884d2acbff1542ee6de06c0d1b8d9e9215a412000219e5bf60f5a1f83d2d17.jpg" id="74" name="Picture"/>
+                    <pic:cNvPr descr="c1884d2acbff1542ee6de06c0d1b8d9e9215a412000219e5bf60f5a1f83d2d17.jpg" id="85" name="Picture"/>
                     <pic:cNvPicPr>
                       <a:picLocks noChangeArrowheads="1" noChangeAspect="1"/>
                     </pic:cNvPicPr>
                   </pic:nvPicPr>
                   <pic:blipFill>
-                    <a:blip r:embed="rId72"/>
+                    <a:blip r:embed="rId83"/>
                     <a:stretch>
                       <a:fillRect/>
                     </a:stretch>
@@ -5491,8 +6096,8 @@
         </w:pict>
       </w:r>
     </w:p>
-    <w:bookmarkEnd w:id="75"/>
-    <w:bookmarkStart w:id="79" w:name="ch21-p8-friedel-crafts关环可能异构体分析"/>
+    <w:bookmarkEnd w:id="86"/>
+    <w:bookmarkStart w:id="90" w:name="friedel-crafts关环可能异构体分析"/>
     <w:p>
       <w:pPr>
         <w:pStyle w:val="Heading2"/>
@@ -5502,13 +6107,13 @@
         <w:rPr>
           <w:rFonts w:ascii="Times New Roman" w:hAnsi="Times New Roman" w:eastAsia="Times New Roman" w:cs="Times New Roman"/>
         </w:rPr>
-        <w:t xml:space="preserve">4.19 </w:t>
-      </w:r>
-      <w:r>
-        <w:rPr>
-          <w:rFonts w:hint="eastAsia" w:ascii="Times New Roman" w:hAnsi="Times New Roman" w:eastAsia="Times New Roman" w:cs="Times New Roman"/>
-        </w:rPr>
-        <w:t>Ch21-P8-Friedel-Crafts</w:t>
+        <w:t xml:space="preserve">4.21 </w:t>
+      </w:r>
+      <w:r>
+        <w:rPr>
+          <w:rFonts w:hint="eastAsia" w:ascii="Times New Roman" w:hAnsi="Times New Roman" w:eastAsia="Times New Roman" w:cs="Times New Roman"/>
+        </w:rPr>
+        <w:t>Friedel-Crafts</w:t>
       </w:r>
       <w:r>
         <w:rPr>
@@ -5637,18 +6242,18 @@
           <wp:inline>
             <wp:extent cx="3600000" cy="886956"/>
             <wp:effectExtent b="0" l="0" r="0" t="0"/>
-            <wp:docPr descr="" title="" id="77" name="Picture"/>
+            <wp:docPr descr="" title="" id="88" name="Picture"/>
             <a:graphic>
               <a:graphicData uri="http://schemas.openxmlformats.org/drawingml/2006/picture">
                 <pic:pic>
                   <pic:nvPicPr>
-                    <pic:cNvPr descr="eaa7f45277f993606e4f6b66e69daa842eed0d3ab76f9eeb769b30b7f4d5df3c.jpg" id="78" name="Picture"/>
+                    <pic:cNvPr descr="eaa7f45277f993606e4f6b66e69daa842eed0d3ab76f9eeb769b30b7f4d5df3c.jpg" id="89" name="Picture"/>
                     <pic:cNvPicPr>
                       <a:picLocks noChangeArrowheads="1" noChangeAspect="1"/>
                     </pic:cNvPicPr>
                   </pic:nvPicPr>
                   <pic:blipFill>
-                    <a:blip r:embed="rId76"/>
+                    <a:blip r:embed="rId87"/>
                     <a:stretch>
                       <a:fillRect/>
                     </a:stretch>
@@ -5685,8 +6290,8 @@
         </w:pict>
       </w:r>
     </w:p>
-    <w:bookmarkEnd w:id="79"/>
-    <w:bookmarkStart w:id="83" w:name="ch29-p3-呋喃不寻常亲电取代选择性"/>
+    <w:bookmarkEnd w:id="90"/>
+    <w:bookmarkStart w:id="94" w:name="呋喃不寻常亲电取代选择性"/>
     <w:p>
       <w:pPr>
         <w:pStyle w:val="Heading2"/>
@@ -5696,19 +6301,13 @@
         <w:rPr>
           <w:rFonts w:ascii="Times New Roman" w:hAnsi="Times New Roman" w:eastAsia="Times New Roman" w:cs="Times New Roman"/>
         </w:rPr>
-        <w:t xml:space="preserve">4.20 </w:t>
-      </w:r>
-      <w:r>
-        <w:rPr>
-          <w:rFonts w:hint="eastAsia" w:ascii="Times New Roman" w:hAnsi="Times New Roman" w:eastAsia="Times New Roman" w:cs="Times New Roman"/>
-        </w:rPr>
-        <w:t>Ch29-P3-</w:t>
+        <w:t xml:space="preserve">4.22 </w:t>
       </w:r>
       <w:r>
         <w:rPr>
           <w:rFonts w:hint="eastAsia" w:ascii="Times New Roman" w:hAnsi="Times New Roman" w:eastAsia="SimHei" w:cs="Times New Roman"/>
         </w:rPr>
-        <w:t>呋喃不寻常亲电取代选择性</w:t>
+        <w:t xml:space="preserve">呋喃不寻常亲电取代选择性</w:t>
       </w:r>
     </w:p>
     <w:p>
@@ -5813,18 +6412,18 @@
           <wp:inline>
             <wp:extent cx="3600000" cy="1037935"/>
             <wp:effectExtent b="0" l="0" r="0" t="0"/>
-            <wp:docPr descr="" title="" id="81" name="Picture"/>
+            <wp:docPr descr="" title="" id="92" name="Picture"/>
             <a:graphic>
               <a:graphicData uri="http://schemas.openxmlformats.org/drawingml/2006/picture">
                 <pic:pic>
                   <pic:nvPicPr>
-                    <pic:cNvPr descr="6d8e34bc26694da3965962e3721da93473fd8c105298bda937bce3b23953fa9e.jpg" id="82" name="Picture"/>
+                    <pic:cNvPr descr="6d8e34bc26694da3965962e3721da93473fd8c105298bda937bce3b23953fa9e.jpg" id="93" name="Picture"/>
                     <pic:cNvPicPr>
                       <a:picLocks noChangeArrowheads="1" noChangeAspect="1"/>
                     </pic:cNvPicPr>
                   </pic:nvPicPr>
                   <pic:blipFill>
-                    <a:blip r:embed="rId80"/>
+                    <a:blip r:embed="rId91"/>
                     <a:stretch>
                       <a:fillRect/>
                     </a:stretch>
@@ -5861,8 +6460,8 @@
         </w:pict>
       </w:r>
     </w:p>
-    <w:bookmarkEnd w:id="83"/>
-    <w:bookmarkStart w:id="90" w:name="ch29-p7-2-吡啶酮转胺硝化酶抑制剂合成"/>
+    <w:bookmarkEnd w:id="94"/>
+    <w:bookmarkStart w:id="101" w:name="吡啶酮转胺硝化酶抑制剂合成"/>
     <w:p>
       <w:pPr>
         <w:pStyle w:val="Heading2"/>
@@ -5872,19 +6471,13 @@
         <w:rPr>
           <w:rFonts w:ascii="Times New Roman" w:hAnsi="Times New Roman" w:eastAsia="Times New Roman" w:cs="Times New Roman"/>
         </w:rPr>
-        <w:t xml:space="preserve">4.21 </w:t>
-      </w:r>
-      <w:r>
-        <w:rPr>
-          <w:rFonts w:hint="eastAsia" w:ascii="Times New Roman" w:hAnsi="Times New Roman" w:eastAsia="Times New Roman" w:cs="Times New Roman"/>
-        </w:rPr>
-        <w:t>Ch29-P7-2-</w:t>
+        <w:t xml:space="preserve">4.23 </w:t>
       </w:r>
       <w:r>
         <w:rPr>
           <w:rFonts w:hint="eastAsia" w:ascii="Times New Roman" w:hAnsi="Times New Roman" w:eastAsia="SimHei" w:cs="Times New Roman"/>
         </w:rPr>
-        <w:t>吡啶酮转胺硝化酶抑制剂合成</w:t>
+        <w:t xml:space="preserve">吡啶酮转胺硝化酶抑制剂合成</w:t>
       </w:r>
     </w:p>
     <w:p>
@@ -6151,18 +6744,18 @@
           <wp:inline>
             <wp:extent cx="3600000" cy="601518"/>
             <wp:effectExtent b="0" l="0" r="0" t="0"/>
-            <wp:docPr descr="" title="" id="85" name="Picture"/>
+            <wp:docPr descr="" title="" id="96" name="Picture"/>
             <a:graphic>
               <a:graphicData uri="http://schemas.openxmlformats.org/drawingml/2006/picture">
                 <pic:pic>
                   <pic:nvPicPr>
-                    <pic:cNvPr descr="ff175fa4d92dce98f0cf83c31a71202b7354536539931b9c94e79ba8dcd11c3b.jpg" id="86" name="Picture"/>
+                    <pic:cNvPr descr="ff175fa4d92dce98f0cf83c31a71202b7354536539931b9c94e79ba8dcd11c3b.jpg" id="97" name="Picture"/>
                     <pic:cNvPicPr>
                       <a:picLocks noChangeArrowheads="1" noChangeAspect="1"/>
                     </pic:cNvPicPr>
                   </pic:nvPicPr>
                   <pic:blipFill>
-                    <a:blip r:embed="rId84"/>
+                    <a:blip r:embed="rId95"/>
                     <a:stretch>
                       <a:fillRect/>
                     </a:stretch>
@@ -6214,18 +6807,18 @@
           <wp:inline>
             <wp:extent cx="3600000" cy="2112000"/>
             <wp:effectExtent b="0" l="0" r="0" t="0"/>
-            <wp:docPr descr="" title="" id="88" name="Picture"/>
+            <wp:docPr descr="" title="" id="99" name="Picture"/>
             <a:graphic>
               <a:graphicData uri="http://schemas.openxmlformats.org/drawingml/2006/picture">
                 <pic:pic>
                   <pic:nvPicPr>
-                    <pic:cNvPr descr="10a25afb8551a31e3d337ad061c6fbcf204336638632a8b48becfd00c789c901.jpg" id="89" name="Picture"/>
+                    <pic:cNvPr descr="10a25afb8551a31e3d337ad061c6fbcf204336638632a8b48becfd00c789c901.jpg" id="100" name="Picture"/>
                     <pic:cNvPicPr>
                       <a:picLocks noChangeArrowheads="1" noChangeAspect="1"/>
                     </pic:cNvPicPr>
                   </pic:nvPicPr>
                   <pic:blipFill>
-                    <a:blip r:embed="rId87"/>
+                    <a:blip r:embed="rId98"/>
                     <a:stretch>
                       <a:fillRect/>
                     </a:stretch>
@@ -6262,8 +6855,8 @@
         </w:pict>
       </w:r>
     </w:p>
-    <w:bookmarkEnd w:id="90"/>
-    <w:bookmarkStart w:id="94" w:name="ch29-p9-吡咯并吡啶芳香体系反应性和合成"/>
+    <w:bookmarkEnd w:id="101"/>
+    <w:bookmarkStart w:id="105" w:name="吡咯并吡啶芳香体系反应性和合成"/>
     <w:p>
       <w:pPr>
         <w:pStyle w:val="Heading2"/>
@@ -6273,19 +6866,13 @@
         <w:rPr>
           <w:rFonts w:ascii="Times New Roman" w:hAnsi="Times New Roman" w:eastAsia="Times New Roman" w:cs="Times New Roman"/>
         </w:rPr>
-        <w:t xml:space="preserve">4.22 </w:t>
-      </w:r>
-      <w:r>
-        <w:rPr>
-          <w:rFonts w:hint="eastAsia" w:ascii="Times New Roman" w:hAnsi="Times New Roman" w:eastAsia="Times New Roman" w:cs="Times New Roman"/>
-        </w:rPr>
-        <w:t>Ch29-P9-</w:t>
+        <w:t xml:space="preserve">4.24 </w:t>
       </w:r>
       <w:r>
         <w:rPr>
           <w:rFonts w:hint="eastAsia" w:ascii="Times New Roman" w:hAnsi="Times New Roman" w:eastAsia="SimHei" w:cs="Times New Roman"/>
         </w:rPr>
-        <w:t>吡咯并吡啶芳香体系反应性和合成</w:t>
+        <w:t xml:space="preserve">吡咯并吡啶芳香体系反应性和合成</w:t>
       </w:r>
     </w:p>
     <w:p>
@@ -6390,18 +6977,18 @@
           <wp:inline>
             <wp:extent cx="1981200" cy="1257300"/>
             <wp:effectExtent b="0" l="0" r="0" t="0"/>
-            <wp:docPr descr="" title="" id="92" name="Picture"/>
+            <wp:docPr descr="" title="" id="103" name="Picture"/>
             <a:graphic>
               <a:graphicData uri="http://schemas.openxmlformats.org/drawingml/2006/picture">
                 <pic:pic>
                   <pic:nvPicPr>
-                    <pic:cNvPr descr="b6ef16ca59abc29d3b5a56d074e68e562b82604b2de4deca5fe842dab4122350.jpg" id="93" name="Picture"/>
+                    <pic:cNvPr descr="b6ef16ca59abc29d3b5a56d074e68e562b82604b2de4deca5fe842dab4122350.jpg" id="104" name="Picture"/>
                     <pic:cNvPicPr>
                       <a:picLocks noChangeArrowheads="1" noChangeAspect="1"/>
                     </pic:cNvPicPr>
                   </pic:nvPicPr>
                   <pic:blipFill>
-                    <a:blip r:embed="rId91"/>
+                    <a:blip r:embed="rId102"/>
                     <a:stretch>
                       <a:fillRect/>
                     </a:stretch>
@@ -6438,8 +7025,8 @@
         </w:pict>
       </w:r>
     </w:p>
-    <w:bookmarkEnd w:id="94"/>
-    <w:bookmarkStart w:id="98" w:name="ch30-p7-芳香亲核取代三唑合成机理"/>
+    <w:bookmarkEnd w:id="105"/>
+    <w:bookmarkStart w:id="109" w:name="芳香亲核取代三唑合成机理"/>
     <w:p>
       <w:pPr>
         <w:pStyle w:val="Heading2"/>
@@ -6449,19 +7036,13 @@
         <w:rPr>
           <w:rFonts w:ascii="Times New Roman" w:hAnsi="Times New Roman" w:eastAsia="Times New Roman" w:cs="Times New Roman"/>
         </w:rPr>
-        <w:t xml:space="preserve">4.23 </w:t>
-      </w:r>
-      <w:r>
-        <w:rPr>
-          <w:rFonts w:hint="eastAsia" w:ascii="Times New Roman" w:hAnsi="Times New Roman" w:eastAsia="Times New Roman" w:cs="Times New Roman"/>
-        </w:rPr>
-        <w:t>Ch30-P7-</w:t>
+        <w:t xml:space="preserve">4.25 </w:t>
       </w:r>
       <w:r>
         <w:rPr>
           <w:rFonts w:hint="eastAsia" w:ascii="Times New Roman" w:hAnsi="Times New Roman" w:eastAsia="SimHei" w:cs="Times New Roman"/>
         </w:rPr>
-        <w:t>芳香亲核取代三唑合成机理</w:t>
+        <w:t xml:space="preserve">芳香亲核取代三唑合成机理</w:t>
       </w:r>
     </w:p>
     <w:p>
@@ -6578,18 +7159,18 @@
           <wp:inline>
             <wp:extent cx="3600000" cy="1489397"/>
             <wp:effectExtent b="0" l="0" r="0" t="0"/>
-            <wp:docPr descr="" title="" id="96" name="Picture"/>
+            <wp:docPr descr="" title="" id="107" name="Picture"/>
             <a:graphic>
               <a:graphicData uri="http://schemas.openxmlformats.org/drawingml/2006/picture">
                 <pic:pic>
                   <pic:nvPicPr>
-                    <pic:cNvPr descr="06b783d19497fe97e7b5f07d75a9946d64f9714dbd5609f4650e9a5d576e5d36.jpg" id="97" name="Picture"/>
+                    <pic:cNvPr descr="06b783d19497fe97e7b5f07d75a9946d64f9714dbd5609f4650e9a5d576e5d36.jpg" id="108" name="Picture"/>
                     <pic:cNvPicPr>
                       <a:picLocks noChangeArrowheads="1" noChangeAspect="1"/>
                     </pic:cNvPicPr>
                   </pic:nvPicPr>
                   <pic:blipFill>
-                    <a:blip r:embed="rId95"/>
+                    <a:blip r:embed="rId106"/>
                     <a:stretch>
                       <a:fillRect/>
                     </a:stretch>
@@ -6626,8 +7207,8 @@
         </w:pict>
       </w:r>
     </w:p>
-    <w:bookmarkEnd w:id="98"/>
-    <w:bookmarkStart w:id="117" w:name="二分册-l11实3-六分子碳共平面判断"/>
+    <w:bookmarkEnd w:id="109"/>
+    <w:bookmarkStart w:id="128" w:name="六分子碳共平面判断"/>
     <w:p>
       <w:pPr>
         <w:pStyle w:val="Heading2"/>
@@ -6637,37 +7218,13 @@
         <w:rPr>
           <w:rFonts w:ascii="Times New Roman" w:hAnsi="Times New Roman" w:eastAsia="Times New Roman" w:cs="Times New Roman"/>
         </w:rPr>
-        <w:t xml:space="preserve">4.24 </w:t>
+        <w:t xml:space="preserve">4.26 </w:t>
       </w:r>
       <w:r>
         <w:rPr>
           <w:rFonts w:hint="eastAsia" w:ascii="Times New Roman" w:hAnsi="Times New Roman" w:eastAsia="SimHei" w:cs="Times New Roman"/>
         </w:rPr>
-        <w:t>二分册</w:t>
-      </w:r>
-      <w:r>
-        <w:rPr>
-          <w:rFonts w:hint="eastAsia" w:ascii="Times New Roman" w:hAnsi="Times New Roman" w:eastAsia="Times New Roman" w:cs="Times New Roman"/>
-        </w:rPr>
-        <w:t>-L11</w:t>
-      </w:r>
-      <w:r>
-        <w:rPr>
-          <w:rFonts w:hint="eastAsia" w:ascii="Times New Roman" w:hAnsi="Times New Roman" w:eastAsia="SimHei" w:cs="Times New Roman"/>
-        </w:rPr>
-        <w:t>实</w:t>
-      </w:r>
-      <w:r>
-        <w:rPr>
-          <w:rFonts w:hint="eastAsia" w:ascii="Times New Roman" w:hAnsi="Times New Roman" w:eastAsia="Times New Roman" w:cs="Times New Roman"/>
-        </w:rPr>
-        <w:t>3-</w:t>
-      </w:r>
-      <w:r>
-        <w:rPr>
-          <w:rFonts w:hint="eastAsia" w:ascii="Times New Roman" w:hAnsi="Times New Roman" w:eastAsia="SimHei" w:cs="Times New Roman"/>
-        </w:rPr>
-        <w:t>六分子碳共平面判断</w:t>
+        <w:t xml:space="preserve">六分子碳共平面判断</w:t>
       </w:r>
     </w:p>
     <w:p>
@@ -6736,18 +7293,18 @@
           <wp:inline>
             <wp:extent cx="3600000" cy="1531491"/>
             <wp:effectExtent b="0" l="0" r="0" t="0"/>
-            <wp:docPr descr="" title="" id="100" name="Picture"/>
+            <wp:docPr descr="" title="" id="111" name="Picture"/>
             <a:graphic>
               <a:graphicData uri="http://schemas.openxmlformats.org/drawingml/2006/picture">
                 <pic:pic>
                   <pic:nvPicPr>
-                    <pic:cNvPr descr="91dcf61b01d7e03e52387d546091b31616bd3e82faf7cd57be7764990d9889c3.jpg" id="101" name="Picture"/>
+                    <pic:cNvPr descr="91dcf61b01d7e03e52387d546091b31616bd3e82faf7cd57be7764990d9889c3.jpg" id="112" name="Picture"/>
                     <pic:cNvPicPr>
                       <a:picLocks noChangeArrowheads="1" noChangeAspect="1"/>
                     </pic:cNvPicPr>
                   </pic:nvPicPr>
                   <pic:blipFill>
-                    <a:blip r:embed="rId99"/>
+                    <a:blip r:embed="rId110"/>
                     <a:stretch>
                       <a:fillRect/>
                     </a:stretch>
@@ -6799,18 +7356,18 @@
           <wp:inline>
             <wp:extent cx="3600000" cy="1627544"/>
             <wp:effectExtent b="0" l="0" r="0" t="0"/>
-            <wp:docPr descr="" title="" id="103" name="Picture"/>
+            <wp:docPr descr="" title="" id="114" name="Picture"/>
             <a:graphic>
               <a:graphicData uri="http://schemas.openxmlformats.org/drawingml/2006/picture">
                 <pic:pic>
                   <pic:nvPicPr>
-                    <pic:cNvPr descr="4c29253732ea298ab40a85d6d59e676dee6b62e9f00ed0240056b89d110aca9e.jpg" id="104" name="Picture"/>
+                    <pic:cNvPr descr="4c29253732ea298ab40a85d6d59e676dee6b62e9f00ed0240056b89d110aca9e.jpg" id="115" name="Picture"/>
                     <pic:cNvPicPr>
                       <a:picLocks noChangeArrowheads="1" noChangeAspect="1"/>
                     </pic:cNvPicPr>
                   </pic:nvPicPr>
                   <pic:blipFill>
-                    <a:blip r:embed="rId102"/>
+                    <a:blip r:embed="rId113"/>
                     <a:stretch>
                       <a:fillRect/>
                     </a:stretch>
@@ -6862,18 +7419,18 @@
           <wp:inline>
             <wp:extent cx="2311400" cy="1384300"/>
             <wp:effectExtent b="0" l="0" r="0" t="0"/>
-            <wp:docPr descr="" title="" id="106" name="Picture"/>
+            <wp:docPr descr="" title="" id="117" name="Picture"/>
             <a:graphic>
               <a:graphicData uri="http://schemas.openxmlformats.org/drawingml/2006/picture">
                 <pic:pic>
                   <pic:nvPicPr>
-                    <pic:cNvPr descr="2e009e1b46fab652ca796addba17e9f75fd1f8a1a8cb8d894a179555f4e78783.jpg" id="107" name="Picture"/>
+                    <pic:cNvPr descr="2e009e1b46fab652ca796addba17e9f75fd1f8a1a8cb8d894a179555f4e78783.jpg" id="118" name="Picture"/>
                     <pic:cNvPicPr>
                       <a:picLocks noChangeArrowheads="1" noChangeAspect="1"/>
                     </pic:cNvPicPr>
                   </pic:nvPicPr>
                   <pic:blipFill>
-                    <a:blip r:embed="rId105"/>
+                    <a:blip r:embed="rId116"/>
                     <a:stretch>
                       <a:fillRect/>
                     </a:stretch>
@@ -6925,18 +7482,18 @@
           <wp:inline>
             <wp:extent cx="3429000" cy="1600200"/>
             <wp:effectExtent b="0" l="0" r="0" t="0"/>
-            <wp:docPr descr="" title="" id="109" name="Picture"/>
+            <wp:docPr descr="" title="" id="120" name="Picture"/>
             <a:graphic>
               <a:graphicData uri="http://schemas.openxmlformats.org/drawingml/2006/picture">
                 <pic:pic>
                   <pic:nvPicPr>
-                    <pic:cNvPr descr="d1fd8a78b4f85430b0bf2427059ed1ba066169956b5aab0b25f1d29212afc03c.jpg" id="110" name="Picture"/>
+                    <pic:cNvPr descr="d1fd8a78b4f85430b0bf2427059ed1ba066169956b5aab0b25f1d29212afc03c.jpg" id="121" name="Picture"/>
                     <pic:cNvPicPr>
                       <a:picLocks noChangeArrowheads="1" noChangeAspect="1"/>
                     </pic:cNvPicPr>
                   </pic:nvPicPr>
                   <pic:blipFill>
-                    <a:blip r:embed="rId108"/>
+                    <a:blip r:embed="rId119"/>
                     <a:stretch>
                       <a:fillRect/>
                     </a:stretch>
@@ -6988,18 +7545,18 @@
           <wp:inline>
             <wp:extent cx="3327400" cy="2489200"/>
             <wp:effectExtent b="0" l="0" r="0" t="0"/>
-            <wp:docPr descr="" title="" id="112" name="Picture"/>
+            <wp:docPr descr="" title="" id="123" name="Picture"/>
             <a:graphic>
               <a:graphicData uri="http://schemas.openxmlformats.org/drawingml/2006/picture">
                 <pic:pic>
                   <pic:nvPicPr>
-                    <pic:cNvPr descr="ac42b2861f28d8bcb15504fecacde51fb9d51f2d2c17f191d11ceb3226fec161.jpg" id="113" name="Picture"/>
+                    <pic:cNvPr descr="ac42b2861f28d8bcb15504fecacde51fb9d51f2d2c17f191d11ceb3226fec161.jpg" id="124" name="Picture"/>
                     <pic:cNvPicPr>
                       <a:picLocks noChangeArrowheads="1" noChangeAspect="1"/>
                     </pic:cNvPicPr>
                   </pic:nvPicPr>
                   <pic:blipFill>
-                    <a:blip r:embed="rId111"/>
+                    <a:blip r:embed="rId122"/>
                     <a:stretch>
                       <a:fillRect/>
                     </a:stretch>
@@ -7051,18 +7608,18 @@
           <wp:inline>
             <wp:extent cx="3240000" cy="3322285"/>
             <wp:effectExtent b="0" l="0" r="0" t="0"/>
-            <wp:docPr descr="" title="" id="115" name="Picture"/>
+            <wp:docPr descr="" title="" id="126" name="Picture"/>
             <a:graphic>
               <a:graphicData uri="http://schemas.openxmlformats.org/drawingml/2006/picture">
                 <pic:pic>
                   <pic:nvPicPr>
-                    <pic:cNvPr descr="9b05bb80b2a50702483541a63ed91a4adca9056a10e4606a0fc1a9ce038505c8.jpg" id="116" name="Picture"/>
+                    <pic:cNvPr descr="9b05bb80b2a50702483541a63ed91a4adca9056a10e4606a0fc1a9ce038505c8.jpg" id="127" name="Picture"/>
                     <pic:cNvPicPr>
                       <a:picLocks noChangeArrowheads="1" noChangeAspect="1"/>
                     </pic:cNvPicPr>
                   </pic:nvPicPr>
                   <pic:blipFill>
-                    <a:blip r:embed="rId114"/>
+                    <a:blip r:embed="rId125"/>
                     <a:stretch>
                       <a:fillRect/>
                     </a:stretch>
@@ -7110,8 +7667,8 @@
         </w:pict>
       </w:r>
     </w:p>
-    <w:bookmarkEnd w:id="117"/>
-    <w:bookmarkStart w:id="124" w:name="二分册-l11实4-尼古丁与苯并芘判断"/>
+    <w:bookmarkEnd w:id="128"/>
+    <w:bookmarkStart w:id="135" w:name="尼古丁与苯并芘判断"/>
     <w:p>
       <w:pPr>
         <w:pStyle w:val="Heading2"/>
@@ -7121,37 +7678,13 @@
         <w:rPr>
           <w:rFonts w:ascii="Times New Roman" w:hAnsi="Times New Roman" w:eastAsia="Times New Roman" w:cs="Times New Roman"/>
         </w:rPr>
-        <w:t xml:space="preserve">4.25 </w:t>
+        <w:t xml:space="preserve">4.27 </w:t>
       </w:r>
       <w:r>
         <w:rPr>
           <w:rFonts w:hint="eastAsia" w:ascii="Times New Roman" w:hAnsi="Times New Roman" w:eastAsia="SimHei" w:cs="Times New Roman"/>
         </w:rPr>
-        <w:t>二分册</w:t>
-      </w:r>
-      <w:r>
-        <w:rPr>
-          <w:rFonts w:hint="eastAsia" w:ascii="Times New Roman" w:hAnsi="Times New Roman" w:eastAsia="Times New Roman" w:cs="Times New Roman"/>
-        </w:rPr>
-        <w:t>-L11</w:t>
-      </w:r>
-      <w:r>
-        <w:rPr>
-          <w:rFonts w:hint="eastAsia" w:ascii="Times New Roman" w:hAnsi="Times New Roman" w:eastAsia="SimHei" w:cs="Times New Roman"/>
-        </w:rPr>
-        <w:t>实</w:t>
-      </w:r>
-      <w:r>
-        <w:rPr>
-          <w:rFonts w:hint="eastAsia" w:ascii="Times New Roman" w:hAnsi="Times New Roman" w:eastAsia="Times New Roman" w:cs="Times New Roman"/>
-        </w:rPr>
-        <w:t>4-</w:t>
-      </w:r>
-      <w:r>
-        <w:rPr>
-          <w:rFonts w:hint="eastAsia" w:ascii="Times New Roman" w:hAnsi="Times New Roman" w:eastAsia="SimHei" w:cs="Times New Roman"/>
-        </w:rPr>
-        <w:t>尼古丁与苯并芘判断</w:t>
+        <w:t xml:space="preserve">尼古丁与苯并芘判断</w:t>
       </w:r>
     </w:p>
     <w:p>
@@ -7239,18 +7772,18 @@
           <wp:inline>
             <wp:extent cx="3009900" cy="2336800"/>
             <wp:effectExtent b="0" l="0" r="0" t="0"/>
-            <wp:docPr descr="" title="" id="119" name="Picture"/>
+            <wp:docPr descr="" title="" id="130" name="Picture"/>
             <a:graphic>
               <a:graphicData uri="http://schemas.openxmlformats.org/drawingml/2006/picture">
                 <pic:pic>
                   <pic:nvPicPr>
-                    <pic:cNvPr descr="2bf4248c16b91b2296813fef143d25b5aa960c3bee41024caa4b5ac02abeeaa6.jpg" id="120" name="Picture"/>
+                    <pic:cNvPr descr="2bf4248c16b91b2296813fef143d25b5aa960c3bee41024caa4b5ac02abeeaa6.jpg" id="131" name="Picture"/>
                     <pic:cNvPicPr>
                       <a:picLocks noChangeArrowheads="1" noChangeAspect="1"/>
                     </pic:cNvPicPr>
                   </pic:nvPicPr>
                   <pic:blipFill>
-                    <a:blip r:embed="rId118"/>
+                    <a:blip r:embed="rId129"/>
                     <a:stretch>
                       <a:fillRect/>
                     </a:stretch>
@@ -7302,18 +7835,18 @@
           <wp:inline>
             <wp:extent cx="3600000" cy="2198657"/>
             <wp:effectExtent b="0" l="0" r="0" t="0"/>
-            <wp:docPr descr="" title="" id="122" name="Picture"/>
+            <wp:docPr descr="" title="" id="133" name="Picture"/>
             <a:graphic>
               <a:graphicData uri="http://schemas.openxmlformats.org/drawingml/2006/picture">
                 <pic:pic>
                   <pic:nvPicPr>
-                    <pic:cNvPr descr="89753e6cfc4945ee4fb6594026aa084460eb4698bd37c732d88f29d51ac40f6c.jpg" id="123" name="Picture"/>
+                    <pic:cNvPr descr="89753e6cfc4945ee4fb6594026aa084460eb4698bd37c732d88f29d51ac40f6c.jpg" id="134" name="Picture"/>
                     <pic:cNvPicPr>
                       <a:picLocks noChangeArrowheads="1" noChangeAspect="1"/>
                     </pic:cNvPicPr>
                   </pic:nvPicPr>
                   <pic:blipFill>
-                    <a:blip r:embed="rId121"/>
+                    <a:blip r:embed="rId132"/>
                     <a:stretch>
                       <a:fillRect/>
                     </a:stretch>
@@ -7509,8 +8042,8 @@
         </w:pict>
       </w:r>
     </w:p>
-    <w:bookmarkEnd w:id="124"/>
-    <w:bookmarkStart w:id="137" w:name="二分册-l11实7-四物种芳香性判定"/>
+    <w:bookmarkEnd w:id="135"/>
+    <w:bookmarkStart w:id="148" w:name="四物种芳香性判定"/>
     <w:p>
       <w:pPr>
         <w:pStyle w:val="Heading2"/>
@@ -7520,37 +8053,13 @@
         <w:rPr>
           <w:rFonts w:ascii="Times New Roman" w:hAnsi="Times New Roman" w:eastAsia="Times New Roman" w:cs="Times New Roman"/>
         </w:rPr>
-        <w:t xml:space="preserve">4.26 </w:t>
+        <w:t xml:space="preserve">4.28 </w:t>
       </w:r>
       <w:r>
         <w:rPr>
           <w:rFonts w:hint="eastAsia" w:ascii="Times New Roman" w:hAnsi="Times New Roman" w:eastAsia="SimHei" w:cs="Times New Roman"/>
         </w:rPr>
-        <w:t>二分册</w:t>
-      </w:r>
-      <w:r>
-        <w:rPr>
-          <w:rFonts w:hint="eastAsia" w:ascii="Times New Roman" w:hAnsi="Times New Roman" w:eastAsia="Times New Roman" w:cs="Times New Roman"/>
-        </w:rPr>
-        <w:t>-L11</w:t>
-      </w:r>
-      <w:r>
-        <w:rPr>
-          <w:rFonts w:hint="eastAsia" w:ascii="Times New Roman" w:hAnsi="Times New Roman" w:eastAsia="SimHei" w:cs="Times New Roman"/>
-        </w:rPr>
-        <w:t>实</w:t>
-      </w:r>
-      <w:r>
-        <w:rPr>
-          <w:rFonts w:hint="eastAsia" w:ascii="Times New Roman" w:hAnsi="Times New Roman" w:eastAsia="Times New Roman" w:cs="Times New Roman"/>
-        </w:rPr>
-        <w:t>7-</w:t>
-      </w:r>
-      <w:r>
-        <w:rPr>
-          <w:rFonts w:hint="eastAsia" w:ascii="Times New Roman" w:hAnsi="Times New Roman" w:eastAsia="SimHei" w:cs="Times New Roman"/>
-        </w:rPr>
-        <w:t>四物种芳香性判定</w:t>
+        <w:t xml:space="preserve">四物种芳香性判定</w:t>
       </w:r>
     </w:p>
     <w:p>
@@ -7602,18 +8111,18 @@
           <wp:inline>
             <wp:extent cx="1524000" cy="1562100"/>
             <wp:effectExtent b="0" l="0" r="0" t="0"/>
-            <wp:docPr descr="" title="" id="126" name="Picture"/>
+            <wp:docPr descr="" title="" id="137" name="Picture"/>
             <a:graphic>
               <a:graphicData uri="http://schemas.openxmlformats.org/drawingml/2006/picture">
                 <pic:pic>
                   <pic:nvPicPr>
-                    <pic:cNvPr descr="4aca335ea16fd771a053aa9260369d2b59c3d4a7f5bf56adb44ed271a77e98f9.jpg" id="127" name="Picture"/>
+                    <pic:cNvPr descr="4aca335ea16fd771a053aa9260369d2b59c3d4a7f5bf56adb44ed271a77e98f9.jpg" id="138" name="Picture"/>
                     <pic:cNvPicPr>
                       <a:picLocks noChangeArrowheads="1" noChangeAspect="1"/>
                     </pic:cNvPicPr>
                   </pic:nvPicPr>
                   <pic:blipFill>
-                    <a:blip r:embed="rId125"/>
+                    <a:blip r:embed="rId136"/>
                     <a:stretch>
                       <a:fillRect/>
                     </a:stretch>
@@ -7654,18 +8163,18 @@
           <wp:inline>
             <wp:extent cx="2273300" cy="1600200"/>
             <wp:effectExtent b="0" l="0" r="0" t="0"/>
-            <wp:docPr descr="" title="" id="129" name="Picture"/>
+            <wp:docPr descr="" title="" id="140" name="Picture"/>
             <a:graphic>
               <a:graphicData uri="http://schemas.openxmlformats.org/drawingml/2006/picture">
                 <pic:pic>
                   <pic:nvPicPr>
-                    <pic:cNvPr descr="99360d4ab91b252e18b08d7cd9e55cf18c3e6a7821090cc7b0fce09727366f34.jpg" id="130" name="Picture"/>
+                    <pic:cNvPr descr="99360d4ab91b252e18b08d7cd9e55cf18c3e6a7821090cc7b0fce09727366f34.jpg" id="141" name="Picture"/>
                     <pic:cNvPicPr>
                       <a:picLocks noChangeArrowheads="1" noChangeAspect="1"/>
                     </pic:cNvPicPr>
                   </pic:nvPicPr>
                   <pic:blipFill>
-                    <a:blip r:embed="rId128"/>
+                    <a:blip r:embed="rId139"/>
                     <a:stretch>
                       <a:fillRect/>
                     </a:stretch>
@@ -7706,18 +8215,18 @@
           <wp:inline>
             <wp:extent cx="1562100" cy="1485900"/>
             <wp:effectExtent b="0" l="0" r="0" t="0"/>
-            <wp:docPr descr="" title="" id="132" name="Picture"/>
+            <wp:docPr descr="" title="" id="143" name="Picture"/>
             <a:graphic>
               <a:graphicData uri="http://schemas.openxmlformats.org/drawingml/2006/picture">
                 <pic:pic>
                   <pic:nvPicPr>
-                    <pic:cNvPr descr="36828f19804a0fc06b96e51fd7fee1916f5fcab3553326965e664d63c5fb8052.jpg" id="133" name="Picture"/>
+                    <pic:cNvPr descr="36828f19804a0fc06b96e51fd7fee1916f5fcab3553326965e664d63c5fb8052.jpg" id="144" name="Picture"/>
                     <pic:cNvPicPr>
                       <a:picLocks noChangeArrowheads="1" noChangeAspect="1"/>
                     </pic:cNvPicPr>
                   </pic:nvPicPr>
                   <pic:blipFill>
-                    <a:blip r:embed="rId131"/>
+                    <a:blip r:embed="rId142"/>
                     <a:stretch>
                       <a:fillRect/>
                     </a:stretch>
@@ -7758,18 +8267,18 @@
           <wp:inline>
             <wp:extent cx="2082800" cy="2806700"/>
             <wp:effectExtent b="0" l="0" r="0" t="0"/>
-            <wp:docPr descr="" title="" id="135" name="Picture"/>
+            <wp:docPr descr="" title="" id="146" name="Picture"/>
             <a:graphic>
               <a:graphicData uri="http://schemas.openxmlformats.org/drawingml/2006/picture">
                 <pic:pic>
                   <pic:nvPicPr>
-                    <pic:cNvPr descr="0a7281912748ff9cb374a251556a91fbd764cfdc9f051d9d83141e18ed376119.jpg" id="136" name="Picture"/>
+                    <pic:cNvPr descr="0a7281912748ff9cb374a251556a91fbd764cfdc9f051d9d83141e18ed376119.jpg" id="147" name="Picture"/>
                     <pic:cNvPicPr>
                       <a:picLocks noChangeArrowheads="1" noChangeAspect="1"/>
                     </pic:cNvPicPr>
                   </pic:nvPicPr>
                   <pic:blipFill>
-                    <a:blip r:embed="rId134"/>
+                    <a:blip r:embed="rId145"/>
                     <a:stretch>
                       <a:fillRect/>
                     </a:stretch>
@@ -7806,8 +8315,8 @@
         </w:pict>
       </w:r>
     </w:p>
-    <w:bookmarkEnd w:id="137"/>
-    <w:bookmarkStart w:id="159" w:name="二分册-l11实9-六取代苯一元卤代主产物"/>
+    <w:bookmarkEnd w:id="148"/>
+    <w:bookmarkStart w:id="170" w:name="六取代苯一元卤代主产物"/>
     <w:p>
       <w:pPr>
         <w:pStyle w:val="Heading2"/>
@@ -7817,37 +8326,13 @@
         <w:rPr>
           <w:rFonts w:ascii="Times New Roman" w:hAnsi="Times New Roman" w:eastAsia="Times New Roman" w:cs="Times New Roman"/>
         </w:rPr>
-        <w:t xml:space="preserve">4.27 </w:t>
+        <w:t xml:space="preserve">4.29 </w:t>
       </w:r>
       <w:r>
         <w:rPr>
           <w:rFonts w:hint="eastAsia" w:ascii="Times New Roman" w:hAnsi="Times New Roman" w:eastAsia="SimHei" w:cs="Times New Roman"/>
         </w:rPr>
-        <w:t>二分册</w:t>
-      </w:r>
-      <w:r>
-        <w:rPr>
-          <w:rFonts w:hint="eastAsia" w:ascii="Times New Roman" w:hAnsi="Times New Roman" w:eastAsia="Times New Roman" w:cs="Times New Roman"/>
-        </w:rPr>
-        <w:t>-L11</w:t>
-      </w:r>
-      <w:r>
-        <w:rPr>
-          <w:rFonts w:hint="eastAsia" w:ascii="Times New Roman" w:hAnsi="Times New Roman" w:eastAsia="SimHei" w:cs="Times New Roman"/>
-        </w:rPr>
-        <w:t>实</w:t>
-      </w:r>
-      <w:r>
-        <w:rPr>
-          <w:rFonts w:hint="eastAsia" w:ascii="Times New Roman" w:hAnsi="Times New Roman" w:eastAsia="Times New Roman" w:cs="Times New Roman"/>
-        </w:rPr>
-        <w:t>9-</w:t>
-      </w:r>
-      <w:r>
-        <w:rPr>
-          <w:rFonts w:hint="eastAsia" w:ascii="Times New Roman" w:hAnsi="Times New Roman" w:eastAsia="SimHei" w:cs="Times New Roman"/>
-        </w:rPr>
-        <w:t>六取代苯一元卤代主产物</w:t>
+        <w:t xml:space="preserve">六取代苯一元卤代主产物</w:t>
       </w:r>
     </w:p>
     <w:p>
@@ -7887,18 +8372,18 @@
           <wp:inline>
             <wp:extent cx="1800000" cy="3109090"/>
             <wp:effectExtent b="0" l="0" r="0" t="0"/>
-            <wp:docPr descr="" title="" id="139" name="Picture"/>
+            <wp:docPr descr="" title="" id="150" name="Picture"/>
             <a:graphic>
               <a:graphicData uri="http://schemas.openxmlformats.org/drawingml/2006/picture">
                 <pic:pic>
                   <pic:nvPicPr>
-                    <pic:cNvPr descr="59ed5a5ce855fad0fc390c7b284343afc31ad4a3772c75fb8b90addfa70993d1.jpg" id="140" name="Picture"/>
+                    <pic:cNvPr descr="59ed5a5ce855fad0fc390c7b284343afc31ad4a3772c75fb8b90addfa70993d1.jpg" id="151" name="Picture"/>
                     <pic:cNvPicPr>
                       <a:picLocks noChangeArrowheads="1" noChangeAspect="1"/>
                     </pic:cNvPicPr>
                   </pic:nvPicPr>
                   <pic:blipFill>
-                    <a:blip r:embed="rId138"/>
+                    <a:blip r:embed="rId149"/>
                     <a:stretch>
                       <a:fillRect/>
                     </a:stretch>
@@ -7939,18 +8424,18 @@
           <wp:inline>
             <wp:extent cx="2197100" cy="2374900"/>
             <wp:effectExtent b="0" l="0" r="0" t="0"/>
-            <wp:docPr descr="" title="" id="142" name="Picture"/>
+            <wp:docPr descr="" title="" id="153" name="Picture"/>
             <a:graphic>
               <a:graphicData uri="http://schemas.openxmlformats.org/drawingml/2006/picture">
                 <pic:pic>
                   <pic:nvPicPr>
-                    <pic:cNvPr descr="6a4d42fafe7e55052c53783f73718e14341aa9dec21f0df85424028cb9addda4.jpg" id="143" name="Picture"/>
+                    <pic:cNvPr descr="6a4d42fafe7e55052c53783f73718e14341aa9dec21f0df85424028cb9addda4.jpg" id="154" name="Picture"/>
                     <pic:cNvPicPr>
                       <a:picLocks noChangeArrowheads="1" noChangeAspect="1"/>
                     </pic:cNvPicPr>
                   </pic:nvPicPr>
                   <pic:blipFill>
-                    <a:blip r:embed="rId141"/>
+                    <a:blip r:embed="rId152"/>
                     <a:stretch>
                       <a:fillRect/>
                     </a:stretch>
@@ -7991,18 +8476,18 @@
           <wp:inline>
             <wp:extent cx="3048000" cy="2451100"/>
             <wp:effectExtent b="0" l="0" r="0" t="0"/>
-            <wp:docPr descr="" title="" id="145" name="Picture"/>
+            <wp:docPr descr="" title="" id="156" name="Picture"/>
             <a:graphic>
               <a:graphicData uri="http://schemas.openxmlformats.org/drawingml/2006/picture">
                 <pic:pic>
                   <pic:nvPicPr>
-                    <pic:cNvPr descr="f2391002aa5b65725fae33f8c171bda808438c49aad04182984adba229d764f1.jpg" id="146" name="Picture"/>
+                    <pic:cNvPr descr="f2391002aa5b65725fae33f8c171bda808438c49aad04182984adba229d764f1.jpg" id="157" name="Picture"/>
                     <pic:cNvPicPr>
                       <a:picLocks noChangeArrowheads="1" noChangeAspect="1"/>
                     </pic:cNvPicPr>
                   </pic:nvPicPr>
                   <pic:blipFill>
-                    <a:blip r:embed="rId144"/>
+                    <a:blip r:embed="rId155"/>
                     <a:stretch>
                       <a:fillRect/>
                     </a:stretch>
@@ -8043,18 +8528,18 @@
           <wp:inline>
             <wp:extent cx="1536700" cy="3429000"/>
             <wp:effectExtent b="0" l="0" r="0" t="0"/>
-            <wp:docPr descr="" title="" id="148" name="Picture"/>
+            <wp:docPr descr="" title="" id="159" name="Picture"/>
             <a:graphic>
               <a:graphicData uri="http://schemas.openxmlformats.org/drawingml/2006/picture">
                 <pic:pic>
                   <pic:nvPicPr>
-                    <pic:cNvPr descr="7390e93977e162ab8102468adac6ea51df9c83c8fac5f0b90c496912ce87831e.jpg" id="149" name="Picture"/>
+                    <pic:cNvPr descr="7390e93977e162ab8102468adac6ea51df9c83c8fac5f0b90c496912ce87831e.jpg" id="160" name="Picture"/>
                     <pic:cNvPicPr>
                       <a:picLocks noChangeArrowheads="1" noChangeAspect="1"/>
                     </pic:cNvPicPr>
                   </pic:nvPicPr>
                   <pic:blipFill>
-                    <a:blip r:embed="rId147"/>
+                    <a:blip r:embed="rId158"/>
                     <a:stretch>
                       <a:fillRect/>
                     </a:stretch>
@@ -8095,18 +8580,18 @@
           <wp:inline>
             <wp:extent cx="3600000" cy="1598823"/>
             <wp:effectExtent b="0" l="0" r="0" t="0"/>
-            <wp:docPr descr="" title="" id="151" name="Picture"/>
+            <wp:docPr descr="" title="" id="162" name="Picture"/>
             <a:graphic>
               <a:graphicData uri="http://schemas.openxmlformats.org/drawingml/2006/picture">
                 <pic:pic>
                   <pic:nvPicPr>
-                    <pic:cNvPr descr="487b645c3a0c96c3dd8498f5f298790f801fdc323cf6ce00d86f1988afaf679f.jpg" id="152" name="Picture"/>
+                    <pic:cNvPr descr="487b645c3a0c96c3dd8498f5f298790f801fdc323cf6ce00d86f1988afaf679f.jpg" id="163" name="Picture"/>
                     <pic:cNvPicPr>
                       <a:picLocks noChangeArrowheads="1" noChangeAspect="1"/>
                     </pic:cNvPicPr>
                   </pic:nvPicPr>
                   <pic:blipFill>
-                    <a:blip r:embed="rId150"/>
+                    <a:blip r:embed="rId161"/>
                     <a:stretch>
                       <a:fillRect/>
                     </a:stretch>
@@ -8147,18 +8632,18 @@
           <wp:inline>
             <wp:extent cx="2019300" cy="2374900"/>
             <wp:effectExtent b="0" l="0" r="0" t="0"/>
-            <wp:docPr descr="" title="" id="154" name="Picture"/>
+            <wp:docPr descr="" title="" id="165" name="Picture"/>
             <a:graphic>
               <a:graphicData uri="http://schemas.openxmlformats.org/drawingml/2006/picture">
                 <pic:pic>
                   <pic:nvPicPr>
-                    <pic:cNvPr descr="82d6896cb26d00378dd4cdcc1d63fef76715a82dc23356e24cfcdd94729a74f9.jpg" id="155" name="Picture"/>
+                    <pic:cNvPr descr="82d6896cb26d00378dd4cdcc1d63fef76715a82dc23356e24cfcdd94729a74f9.jpg" id="166" name="Picture"/>
                     <pic:cNvPicPr>
                       <a:picLocks noChangeArrowheads="1" noChangeAspect="1"/>
                     </pic:cNvPicPr>
                   </pic:nvPicPr>
                   <pic:blipFill>
-                    <a:blip r:embed="rId153"/>
+                    <a:blip r:embed="rId164"/>
                     <a:stretch>
                       <a:fillRect/>
                     </a:stretch>
@@ -8199,18 +8684,18 @@
           <wp:inline>
             <wp:extent cx="2171700" cy="1358900"/>
             <wp:effectExtent b="0" l="0" r="0" t="0"/>
-            <wp:docPr descr="" title="" id="157" name="Picture"/>
+            <wp:docPr descr="" title="" id="168" name="Picture"/>
             <a:graphic>
               <a:graphicData uri="http://schemas.openxmlformats.org/drawingml/2006/picture">
                 <pic:pic>
                   <pic:nvPicPr>
-                    <pic:cNvPr descr="e4ac2f5958c580783c34a1319303ed4c7658319a37efb6852de60e7032d98b61.jpg" id="158" name="Picture"/>
+                    <pic:cNvPr descr="e4ac2f5958c580783c34a1319303ed4c7658319a37efb6852de60e7032d98b61.jpg" id="169" name="Picture"/>
                     <pic:cNvPicPr>
                       <a:picLocks noChangeArrowheads="1" noChangeAspect="1"/>
                     </pic:cNvPicPr>
                   </pic:nvPicPr>
                   <pic:blipFill>
-                    <a:blip r:embed="rId156"/>
+                    <a:blip r:embed="rId167"/>
                     <a:stretch>
                       <a:fillRect/>
                     </a:stretch>
@@ -8247,8 +8732,8 @@
         </w:pict>
       </w:r>
     </w:p>
-    <w:bookmarkEnd w:id="159"/>
-    <w:bookmarkStart w:id="160" w:name="一溴代产物判断"/>
+    <w:bookmarkEnd w:id="170"/>
+    <w:bookmarkStart w:id="171" w:name="一溴代产物判断"/>
     <w:p>
       <w:pPr>
         <w:pStyle w:val="Heading2"/>
@@ -8258,7 +8743,7 @@
         <w:rPr>
           <w:rFonts w:ascii="Times New Roman" w:hAnsi="Times New Roman" w:eastAsia="Times New Roman" w:cs="Times New Roman"/>
         </w:rPr>
-        <w:t xml:space="preserve">4.28 </w:t>
+        <w:t xml:space="preserve">4.30 </w:t>
       </w:r>
       <w:r>
         <w:rPr>
@@ -8871,8 +9356,8 @@
         </w:pict>
       </w:r>
     </w:p>
-    <w:bookmarkEnd w:id="160"/>
-    <w:bookmarkStart w:id="161" w:name="芳香胺制备机理"/>
+    <w:bookmarkEnd w:id="171"/>
+    <w:bookmarkStart w:id="172" w:name="芳香胺制备机理"/>
     <w:p>
       <w:pPr>
         <w:pStyle w:val="Heading2"/>
@@ -8882,7 +9367,7 @@
         <w:rPr>
           <w:rFonts w:ascii="Times New Roman" w:hAnsi="Times New Roman" w:eastAsia="Times New Roman" w:cs="Times New Roman"/>
         </w:rPr>
-        <w:t xml:space="preserve">4.29 </w:t>
+        <w:t xml:space="preserve">4.31 </w:t>
       </w:r>
       <w:r>
         <w:rPr>
@@ -9054,15 +9539,25 @@
         <w:rPr>
           <w:rFonts w:hint="eastAsia" w:ascii="Times New Roman" w:hAnsi="Times New Roman" w:eastAsia="Times New Roman" w:cs="Times New Roman"/>
         </w:rPr>
-        <w:t>（NH</w:t>
-      </w:r>
-      <w:r>
-        <w:rPr>
-          <w:rFonts w:hint="eastAsia" w:ascii="Times New Roman" w:hAnsi="Times New Roman" w:eastAsia="Times New Roman" w:cs="Times New Roman"/>
-          <w:vertAlign w:val="subscript"/>
-        </w:rPr>
-        <w:t>2</w:t>
-      </w:r>
+        <w:t>（</w:t>
+      </w:r>
+      <m:oMath>
+        <m:r>
+          <m:t>N</m:t>
+        </m:r>
+        <m:sSub>
+          <m:e>
+            <m:r>
+              <m:t>H</m:t>
+            </m:r>
+          </m:e>
+          <m:sub>
+            <m:r>
+              <m:t>2</m:t>
+            </m:r>
+          </m:sub>
+        </m:sSub>
+      </m:oMath>
       <w:r>
         <w:rPr>
           <w:rFonts w:hint="eastAsia" w:ascii="Times New Roman" w:hAnsi="Times New Roman" w:eastAsia="Times New Roman" w:cs="Times New Roman"/>
@@ -9169,15 +9664,28 @@
         <w:rPr>
           <w:rFonts w:hint="eastAsia" w:ascii="Times New Roman" w:hAnsi="Times New Roman" w:eastAsia="Times New Roman" w:cs="Times New Roman"/>
         </w:rPr>
-        <w:t>（NO</w:t>
-      </w:r>
-      <w:r>
-        <w:rPr>
-          <w:rFonts w:hint="eastAsia" w:ascii="Times New Roman" w:hAnsi="Times New Roman" w:eastAsia="Times New Roman" w:cs="Times New Roman"/>
-          <w:vertAlign w:val="superscript"/>
-        </w:rPr>
-        <w:t>+</w:t>
-      </w:r>
+        <w:t>（</w:t>
+      </w:r>
+      <m:oMath>
+        <m:r>
+          <m:t>N</m:t>
+        </m:r>
+        <m:sSup>
+          <m:e>
+            <m:r>
+              <m:t>O</m:t>
+            </m:r>
+          </m:e>
+          <m:sup>
+            <m:r>
+              <m:rPr>
+                <m:sty m:val="p"/>
+              </m:rPr>
+              <m:t>+</m:t>
+            </m:r>
+          </m:sup>
+        </m:sSup>
+      </m:oMath>
       <w:r>
         <w:rPr>
           <w:rFonts w:hint="eastAsia" w:ascii="Times New Roman" w:hAnsi="Times New Roman" w:eastAsia="Times New Roman" w:cs="Times New Roman"/>
@@ -9737,8 +10245,8 @@
         </w:pict>
       </w:r>
     </w:p>
-    <w:bookmarkEnd w:id="161"/>
-    <w:bookmarkStart w:id="183" w:name="致钝邻对位定位基第38届初赛"/>
+    <w:bookmarkEnd w:id="172"/>
+    <w:bookmarkStart w:id="194" w:name="致钝邻对位定位基第38届初赛"/>
     <w:p>
       <w:pPr>
         <w:pStyle w:val="Heading2"/>
@@ -9748,7 +10256,7 @@
         <w:rPr>
           <w:rFonts w:ascii="Times New Roman" w:hAnsi="Times New Roman" w:eastAsia="Times New Roman" w:cs="Times New Roman"/>
         </w:rPr>
-        <w:t xml:space="preserve">4.30 </w:t>
+        <w:t xml:space="preserve">4.32 </w:t>
       </w:r>
       <w:r>
         <w:rPr>
@@ -10406,18 +10914,18 @@
           <wp:inline>
             <wp:extent cx="3149600" cy="3009900"/>
             <wp:effectExtent b="0" l="0" r="0" t="0"/>
-            <wp:docPr descr="" title="" id="163" name="Picture"/>
+            <wp:docPr descr="" title="" id="174" name="Picture"/>
             <a:graphic>
               <a:graphicData uri="http://schemas.openxmlformats.org/drawingml/2006/picture">
                 <pic:pic>
                   <pic:nvPicPr>
-                    <pic:cNvPr descr="3cb3818172f6cdbb223835052b36da3fec5943e15836d81758edcca5bbaa309d.jpg" id="164" name="Picture"/>
+                    <pic:cNvPr descr="3cb3818172f6cdbb223835052b36da3fec5943e15836d81758edcca5bbaa309d.jpg" id="175" name="Picture"/>
                     <pic:cNvPicPr>
                       <a:picLocks noChangeArrowheads="1" noChangeAspect="1"/>
                     </pic:cNvPicPr>
                   </pic:nvPicPr>
                   <pic:blipFill>
-                    <a:blip r:embed="rId162"/>
+                    <a:blip r:embed="rId173"/>
                     <a:stretch>
                       <a:fillRect/>
                     </a:stretch>
@@ -10476,18 +10984,18 @@
           <wp:inline>
             <wp:extent cx="3048000" cy="2971800"/>
             <wp:effectExtent b="0" l="0" r="0" t="0"/>
-            <wp:docPr descr="" title="" id="166" name="Picture"/>
+            <wp:docPr descr="" title="" id="177" name="Picture"/>
             <a:graphic>
               <a:graphicData uri="http://schemas.openxmlformats.org/drawingml/2006/picture">
                 <pic:pic>
                   <pic:nvPicPr>
-                    <pic:cNvPr descr="d2c4df1b00d78eeaf2b2b731a6336b8b0d76e7966fc25913e398dcdbb0421143.jpg" id="167" name="Picture"/>
+                    <pic:cNvPr descr="d2c4df1b00d78eeaf2b2b731a6336b8b0d76e7966fc25913e398dcdbb0421143.jpg" id="178" name="Picture"/>
                     <pic:cNvPicPr>
                       <a:picLocks noChangeArrowheads="1" noChangeAspect="1"/>
                     </pic:cNvPicPr>
                   </pic:nvPicPr>
                   <pic:blipFill>
-                    <a:blip r:embed="rId165"/>
+                    <a:blip r:embed="rId176"/>
                     <a:stretch>
                       <a:fillRect/>
                     </a:stretch>
@@ -10546,18 +11054,18 @@
           <wp:inline>
             <wp:extent cx="3073400" cy="2933700"/>
             <wp:effectExtent b="0" l="0" r="0" t="0"/>
-            <wp:docPr descr="" title="" id="169" name="Picture"/>
+            <wp:docPr descr="" title="" id="180" name="Picture"/>
             <a:graphic>
               <a:graphicData uri="http://schemas.openxmlformats.org/drawingml/2006/picture">
                 <pic:pic>
                   <pic:nvPicPr>
-                    <pic:cNvPr descr="a1991975088e26fd0a764c9bb65dd9337b7546d5d4468d82cc810051b559398d.jpg" id="170" name="Picture"/>
+                    <pic:cNvPr descr="a1991975088e26fd0a764c9bb65dd9337b7546d5d4468d82cc810051b559398d.jpg" id="181" name="Picture"/>
                     <pic:cNvPicPr>
                       <a:picLocks noChangeArrowheads="1" noChangeAspect="1"/>
                     </pic:cNvPicPr>
                   </pic:nvPicPr>
                   <pic:blipFill>
-                    <a:blip r:embed="rId168"/>
+                    <a:blip r:embed="rId179"/>
                     <a:stretch>
                       <a:fillRect/>
                     </a:stretch>
@@ -10851,18 +11359,18 @@
           <wp:inline>
             <wp:extent cx="3600000" cy="2019718"/>
             <wp:effectExtent b="0" l="0" r="0" t="0"/>
-            <wp:docPr descr="" title="" id="172" name="Picture"/>
+            <wp:docPr descr="" title="" id="183" name="Picture"/>
             <a:graphic>
               <a:graphicData uri="http://schemas.openxmlformats.org/drawingml/2006/picture">
                 <pic:pic>
                   <pic:nvPicPr>
-                    <pic:cNvPr descr="0df9f09b97c26790da55c5b655941da8c9b2421db0ba3ce39d38e73d33d3a24f.jpg" id="173" name="Picture"/>
+                    <pic:cNvPr descr="0df9f09b97c26790da55c5b655941da8c9b2421db0ba3ce39d38e73d33d3a24f.jpg" id="184" name="Picture"/>
                     <pic:cNvPicPr>
                       <a:picLocks noChangeArrowheads="1" noChangeAspect="1"/>
                     </pic:cNvPicPr>
                   </pic:nvPicPr>
                   <pic:blipFill>
-                    <a:blip r:embed="rId171"/>
+                    <a:blip r:embed="rId182"/>
                     <a:stretch>
                       <a:fillRect/>
                     </a:stretch>
@@ -10921,18 +11429,18 @@
           <wp:inline>
             <wp:extent cx="3600000" cy="2034042"/>
             <wp:effectExtent b="0" l="0" r="0" t="0"/>
-            <wp:docPr descr="" title="" id="175" name="Picture"/>
+            <wp:docPr descr="" title="" id="186" name="Picture"/>
             <a:graphic>
               <a:graphicData uri="http://schemas.openxmlformats.org/drawingml/2006/picture">
                 <pic:pic>
                   <pic:nvPicPr>
-                    <pic:cNvPr descr="70f5e3cebfdb48aafe412182ba2a0d03f40fe3d095c23e47d7bf61f4adba99dd.jpg" id="176" name="Picture"/>
+                    <pic:cNvPr descr="70f5e3cebfdb48aafe412182ba2a0d03f40fe3d095c23e47d7bf61f4adba99dd.jpg" id="187" name="Picture"/>
                     <pic:cNvPicPr>
                       <a:picLocks noChangeArrowheads="1" noChangeAspect="1"/>
                     </pic:cNvPicPr>
                   </pic:nvPicPr>
                   <pic:blipFill>
-                    <a:blip r:embed="rId174"/>
+                    <a:blip r:embed="rId185"/>
                     <a:stretch>
                       <a:fillRect/>
                     </a:stretch>
@@ -11030,18 +11538,18 @@
           <wp:inline>
             <wp:extent cx="3600000" cy="731182"/>
             <wp:effectExtent b="0" l="0" r="0" t="0"/>
-            <wp:docPr descr="" title="" id="178" name="Picture"/>
+            <wp:docPr descr="" title="" id="189" name="Picture"/>
             <a:graphic>
               <a:graphicData uri="http://schemas.openxmlformats.org/drawingml/2006/picture">
                 <pic:pic>
                   <pic:nvPicPr>
-                    <pic:cNvPr descr="9aa8d261abab3048e7629543208de9388f1ae7e8b8336fcc63e3e09cd62c0fe7.jpg" id="179" name="Picture"/>
+                    <pic:cNvPr descr="9aa8d261abab3048e7629543208de9388f1ae7e8b8336fcc63e3e09cd62c0fe7.jpg" id="190" name="Picture"/>
                     <pic:cNvPicPr>
                       <a:picLocks noChangeArrowheads="1" noChangeAspect="1"/>
                     </pic:cNvPicPr>
                   </pic:nvPicPr>
                   <pic:blipFill>
-                    <a:blip r:embed="rId177"/>
+                    <a:blip r:embed="rId188"/>
                     <a:stretch>
                       <a:fillRect/>
                     </a:stretch>
@@ -11165,18 +11673,18 @@
           <wp:inline>
             <wp:extent cx="3600000" cy="1076156"/>
             <wp:effectExtent b="0" l="0" r="0" t="0"/>
-            <wp:docPr descr="" title="" id="181" name="Picture"/>
+            <wp:docPr descr="" title="" id="192" name="Picture"/>
             <a:graphic>
               <a:graphicData uri="http://schemas.openxmlformats.org/drawingml/2006/picture">
                 <pic:pic>
                   <pic:nvPicPr>
-                    <pic:cNvPr descr="7f8eeb5869f7666a176c36668b9563b200761882e290049efa46142492a1fb48.jpg" id="182" name="Picture"/>
+                    <pic:cNvPr descr="7f8eeb5869f7666a176c36668b9563b200761882e290049efa46142492a1fb48.jpg" id="193" name="Picture"/>
                     <pic:cNvPicPr>
                       <a:picLocks noChangeArrowheads="1" noChangeAspect="1"/>
                     </pic:cNvPicPr>
                   </pic:nvPicPr>
                   <pic:blipFill>
-                    <a:blip r:embed="rId180"/>
+                    <a:blip r:embed="rId191"/>
                     <a:stretch>
                       <a:fillRect/>
                     </a:stretch>
@@ -11288,8 +11796,8 @@
         </w:pict>
       </w:r>
     </w:p>
-    <w:bookmarkEnd w:id="183"/>
-    <w:bookmarkStart w:id="187" w:name="二分册-l11例1-氯苯合成1溴3氯苯"/>
+    <w:bookmarkEnd w:id="194"/>
+    <w:bookmarkStart w:id="198" w:name="氯苯合成1溴3氯苯"/>
     <w:p>
       <w:pPr>
         <w:pStyle w:val="Heading2"/>
@@ -11299,60 +11807,36 @@
         <w:rPr>
           <w:rFonts w:ascii="Times New Roman" w:hAnsi="Times New Roman" w:eastAsia="Times New Roman" w:cs="Times New Roman"/>
         </w:rPr>
-        <w:t xml:space="preserve">4.31 </w:t>
+        <w:t xml:space="preserve">4.33 </w:t>
       </w:r>
       <w:r>
         <w:rPr>
           <w:rFonts w:hint="eastAsia" w:ascii="Times New Roman" w:hAnsi="Times New Roman" w:eastAsia="SimHei" w:cs="Times New Roman"/>
         </w:rPr>
-        <w:t>二分册</w:t>
-      </w:r>
-      <w:r>
-        <w:rPr>
-          <w:rFonts w:hint="eastAsia" w:ascii="Times New Roman" w:hAnsi="Times New Roman" w:eastAsia="Times New Roman" w:cs="Times New Roman"/>
-        </w:rPr>
-        <w:t>-L11</w:t>
+        <w:t>氯苯合成</w:t>
+      </w:r>
+      <w:r>
+        <w:rPr>
+          <w:rFonts w:hint="eastAsia" w:ascii="Times New Roman" w:hAnsi="Times New Roman" w:eastAsia="Times New Roman" w:cs="Times New Roman"/>
+        </w:rPr>
+        <w:t>1</w:t>
       </w:r>
       <w:r>
         <w:rPr>
           <w:rFonts w:hint="eastAsia" w:ascii="Times New Roman" w:hAnsi="Times New Roman" w:eastAsia="SimHei" w:cs="Times New Roman"/>
         </w:rPr>
-        <w:t>例</w:t>
-      </w:r>
-      <w:r>
-        <w:rPr>
-          <w:rFonts w:hint="eastAsia" w:ascii="Times New Roman" w:hAnsi="Times New Roman" w:eastAsia="Times New Roman" w:cs="Times New Roman"/>
-        </w:rPr>
-        <w:t>1-</w:t>
+        <w:t>溴</w:t>
+      </w:r>
+      <w:r>
+        <w:rPr>
+          <w:rFonts w:hint="eastAsia" w:ascii="Times New Roman" w:hAnsi="Times New Roman" w:eastAsia="Times New Roman" w:cs="Times New Roman"/>
+        </w:rPr>
+        <w:t>3</w:t>
       </w:r>
       <w:r>
         <w:rPr>
           <w:rFonts w:hint="eastAsia" w:ascii="Times New Roman" w:hAnsi="Times New Roman" w:eastAsia="SimHei" w:cs="Times New Roman"/>
         </w:rPr>
-        <w:t>氯苯合成</w:t>
-      </w:r>
-      <w:r>
-        <w:rPr>
-          <w:rFonts w:hint="eastAsia" w:ascii="Times New Roman" w:hAnsi="Times New Roman" w:eastAsia="Times New Roman" w:cs="Times New Roman"/>
-        </w:rPr>
-        <w:t>1</w:t>
-      </w:r>
-      <w:r>
-        <w:rPr>
-          <w:rFonts w:hint="eastAsia" w:ascii="Times New Roman" w:hAnsi="Times New Roman" w:eastAsia="SimHei" w:cs="Times New Roman"/>
-        </w:rPr>
-        <w:t>溴</w:t>
-      </w:r>
-      <w:r>
-        <w:rPr>
-          <w:rFonts w:hint="eastAsia" w:ascii="Times New Roman" w:hAnsi="Times New Roman" w:eastAsia="Times New Roman" w:cs="Times New Roman"/>
-        </w:rPr>
-        <w:t>3</w:t>
-      </w:r>
-      <w:r>
-        <w:rPr>
-          <w:rFonts w:hint="eastAsia" w:ascii="Times New Roman" w:hAnsi="Times New Roman" w:eastAsia="SimHei" w:cs="Times New Roman"/>
-        </w:rPr>
         <w:t>氯苯</w:t>
       </w:r>
     </w:p>
@@ -11360,30 +11844,6 @@
       <w:pPr>
         <w:pStyle w:val="FirstParagraph"/>
       </w:pPr>
-      <w:r>
-        <w:rPr>
-          <w:rFonts w:hint="eastAsia" w:ascii="Times New Roman" w:hAnsi="Times New Roman" w:eastAsia="Times New Roman" w:cs="Times New Roman"/>
-        </w:rPr>
-        <w:t>【</w:t>
-      </w:r>
-      <w:r>
-        <w:rPr>
-          <w:rFonts w:hint="eastAsia" w:ascii="Times New Roman" w:hAnsi="Times New Roman" w:eastAsia="FangSong" w:cs="Times New Roman"/>
-        </w:rPr>
-        <w:t>例</w:t>
-      </w:r>
-      <w:r>
-        <w:rPr>
-          <w:rFonts w:ascii="Times New Roman" w:hAnsi="Times New Roman" w:eastAsia="Times New Roman" w:cs="Times New Roman"/>
-        </w:rPr>
-        <w:t xml:space="preserve"> </w:t>
-      </w:r>
-      <w:r>
-        <w:rPr>
-          <w:rFonts w:hint="eastAsia" w:ascii="Times New Roman" w:hAnsi="Times New Roman" w:eastAsia="Times New Roman" w:cs="Times New Roman"/>
-        </w:rPr>
-        <w:t>1】</w:t>
-      </w:r>
       <w:r>
         <w:rPr>
           <w:rFonts w:hint="eastAsia" w:ascii="Times New Roman" w:hAnsi="Times New Roman" w:eastAsia="FangSong" w:cs="Times New Roman"/>
@@ -11477,18 +11937,18 @@
           <wp:inline>
             <wp:extent cx="1800000" cy="3297029"/>
             <wp:effectExtent b="0" l="0" r="0" t="0"/>
-            <wp:docPr descr="" title="" id="185" name="Picture"/>
+            <wp:docPr descr="" title="" id="196" name="Picture"/>
             <a:graphic>
               <a:graphicData uri="http://schemas.openxmlformats.org/drawingml/2006/picture">
                 <pic:pic>
                   <pic:nvPicPr>
-                    <pic:cNvPr descr="d3aea487686ce2fdc1f2eb0f4da91a586e7323b7a7df2d6389ac059bfc47b86c.jpg" id="186" name="Picture"/>
+                    <pic:cNvPr descr="d3aea487686ce2fdc1f2eb0f4da91a586e7323b7a7df2d6389ac059bfc47b86c.jpg" id="197" name="Picture"/>
                     <pic:cNvPicPr>
                       <a:picLocks noChangeArrowheads="1" noChangeAspect="1"/>
                     </pic:cNvPicPr>
                   </pic:nvPicPr>
                   <pic:blipFill>
-                    <a:blip r:embed="rId184"/>
+                    <a:blip r:embed="rId195"/>
                     <a:stretch>
                       <a:fillRect/>
                     </a:stretch>
@@ -11525,8 +11985,8 @@
         </w:pict>
       </w:r>
     </w:p>
-    <w:bookmarkEnd w:id="187"/>
-    <w:bookmarkStart w:id="188" w:name="二分册-l11例2-蒽氧化产物与苯六甲酸稠环"/>
+    <w:bookmarkEnd w:id="198"/>
+    <w:bookmarkStart w:id="199" w:name="蒽氧化产物与苯六甲酸稠环"/>
     <w:p>
       <w:pPr>
         <w:pStyle w:val="Heading2"/>
@@ -11536,61 +11996,19 @@
         <w:rPr>
           <w:rFonts w:ascii="Times New Roman" w:hAnsi="Times New Roman" w:eastAsia="Times New Roman" w:cs="Times New Roman"/>
         </w:rPr>
-        <w:t xml:space="preserve">4.32 </w:t>
+        <w:t xml:space="preserve">4.34 </w:t>
       </w:r>
       <w:r>
         <w:rPr>
           <w:rFonts w:hint="eastAsia" w:ascii="Times New Roman" w:hAnsi="Times New Roman" w:eastAsia="SimHei" w:cs="Times New Roman"/>
         </w:rPr>
-        <w:t>二分册</w:t>
-      </w:r>
-      <w:r>
-        <w:rPr>
-          <w:rFonts w:hint="eastAsia" w:ascii="Times New Roman" w:hAnsi="Times New Roman" w:eastAsia="Times New Roman" w:cs="Times New Roman"/>
-        </w:rPr>
-        <w:t>-L11</w:t>
-      </w:r>
-      <w:r>
-        <w:rPr>
-          <w:rFonts w:hint="eastAsia" w:ascii="Times New Roman" w:hAnsi="Times New Roman" w:eastAsia="SimHei" w:cs="Times New Roman"/>
-        </w:rPr>
-        <w:t>例</w:t>
-      </w:r>
-      <w:r>
-        <w:rPr>
-          <w:rFonts w:hint="eastAsia" w:ascii="Times New Roman" w:hAnsi="Times New Roman" w:eastAsia="Times New Roman" w:cs="Times New Roman"/>
-        </w:rPr>
-        <w:t>2-</w:t>
-      </w:r>
-      <w:r>
-        <w:rPr>
-          <w:rFonts w:hint="eastAsia" w:ascii="Times New Roman" w:hAnsi="Times New Roman" w:eastAsia="SimHei" w:cs="Times New Roman"/>
-        </w:rPr>
-        <w:t>蒽氧化产物与苯六甲酸稠环</w:t>
+        <w:t xml:space="preserve">蒽氧化产物与苯六甲酸稠环</w:t>
       </w:r>
     </w:p>
     <w:p>
       <w:pPr>
         <w:pStyle w:val="FirstParagraph"/>
       </w:pPr>
-      <w:r>
-        <w:rPr>
-          <w:rFonts w:hint="eastAsia" w:ascii="Times New Roman" w:hAnsi="Times New Roman" w:eastAsia="Times New Roman" w:cs="Times New Roman"/>
-        </w:rPr>
-        <w:t>【</w:t>
-      </w:r>
-      <w:r>
-        <w:rPr>
-          <w:rFonts w:hint="eastAsia" w:ascii="Times New Roman" w:hAnsi="Times New Roman" w:eastAsia="FangSong" w:cs="Times New Roman"/>
-        </w:rPr>
-        <w:t>例</w:t>
-      </w:r>
-      <w:r>
-        <w:rPr>
-          <w:rFonts w:hint="eastAsia" w:ascii="Times New Roman" w:hAnsi="Times New Roman" w:eastAsia="Times New Roman" w:cs="Times New Roman"/>
-        </w:rPr>
-        <w:t>2】</w:t>
-      </w:r>
       <w:r>
         <w:rPr>
           <w:rFonts w:hint="eastAsia" w:ascii="Times New Roman" w:hAnsi="Times New Roman" w:eastAsia="FangSong" w:cs="Times New Roman"/>
@@ -11988,8 +12406,8 @@
         </w:pict>
       </w:r>
     </w:p>
-    <w:bookmarkEnd w:id="188"/>
-    <w:bookmarkStart w:id="189" w:name="二分册-l11对例1-2005全国初赛命名抽提顺磁"/>
+    <w:bookmarkEnd w:id="199"/>
+    <w:bookmarkStart w:id="200" w:name="全国初赛命名抽提顺磁"/>
     <w:p>
       <w:pPr>
         <w:pStyle w:val="Heading2"/>
@@ -11999,36 +12417,18 @@
         <w:rPr>
           <w:rFonts w:ascii="Times New Roman" w:hAnsi="Times New Roman" w:eastAsia="Times New Roman" w:cs="Times New Roman"/>
         </w:rPr>
-        <w:t xml:space="preserve">4.33 </w:t>
+        <w:t xml:space="preserve">4.35 </w:t>
+      </w:r>
+      <w:r>
+        <w:rPr>
+          <w:rFonts w:hint="eastAsia" w:ascii="Times New Roman" w:hAnsi="Times New Roman" w:eastAsia="Times New Roman" w:cs="Times New Roman"/>
+        </w:rPr>
+        <w:t>2005</w:t>
       </w:r>
       <w:r>
         <w:rPr>
           <w:rFonts w:hint="eastAsia" w:ascii="Times New Roman" w:hAnsi="Times New Roman" w:eastAsia="SimHei" w:cs="Times New Roman"/>
         </w:rPr>
-        <w:t>二分册</w:t>
-      </w:r>
-      <w:r>
-        <w:rPr>
-          <w:rFonts w:hint="eastAsia" w:ascii="Times New Roman" w:hAnsi="Times New Roman" w:eastAsia="Times New Roman" w:cs="Times New Roman"/>
-        </w:rPr>
-        <w:t>-L11</w:t>
-      </w:r>
-      <w:r>
-        <w:rPr>
-          <w:rFonts w:hint="eastAsia" w:ascii="Times New Roman" w:hAnsi="Times New Roman" w:eastAsia="SimHei" w:cs="Times New Roman"/>
-        </w:rPr>
-        <w:t>对例</w:t>
-      </w:r>
-      <w:r>
-        <w:rPr>
-          <w:rFonts w:hint="eastAsia" w:ascii="Times New Roman" w:hAnsi="Times New Roman" w:eastAsia="Times New Roman" w:cs="Times New Roman"/>
-        </w:rPr>
-        <w:t>1-2005</w:t>
-      </w:r>
-      <w:r>
-        <w:rPr>
-          <w:rFonts w:hint="eastAsia" w:ascii="Times New Roman" w:hAnsi="Times New Roman" w:eastAsia="SimHei" w:cs="Times New Roman"/>
-        </w:rPr>
         <w:t>全国初赛命名抽提顺磁</w:t>
       </w:r>
     </w:p>
@@ -12040,19 +12440,7 @@
         <w:rPr>
           <w:rFonts w:hint="eastAsia" w:ascii="Times New Roman" w:hAnsi="Times New Roman" w:eastAsia="Times New Roman" w:cs="Times New Roman"/>
         </w:rPr>
-        <w:t>【</w:t>
-      </w:r>
-      <w:r>
-        <w:rPr>
-          <w:rFonts w:hint="eastAsia" w:ascii="Times New Roman" w:hAnsi="Times New Roman" w:eastAsia="FangSong" w:cs="Times New Roman"/>
-        </w:rPr>
-        <w:t>例</w:t>
-      </w:r>
-      <w:r>
-        <w:rPr>
-          <w:rFonts w:hint="eastAsia" w:ascii="Times New Roman" w:hAnsi="Times New Roman" w:eastAsia="Times New Roman" w:cs="Times New Roman"/>
-        </w:rPr>
-        <w:t>1】（2005</w:t>
+        <w:t xml:space="preserve">（2005</w:t>
       </w:r>
       <w:r>
         <w:rPr>
@@ -12683,8 +13071,8 @@
         </w:pict>
       </w:r>
     </w:p>
-    <w:bookmarkEnd w:id="189"/>
-    <w:bookmarkStart w:id="190" w:name="二分册-l11对例2-2009全国初赛碗形芳香二价阴离子"/>
+    <w:bookmarkEnd w:id="200"/>
+    <w:bookmarkStart w:id="201" w:name="全国初赛碗形芳香二价阴离子"/>
     <w:p>
       <w:pPr>
         <w:pStyle w:val="Heading2"/>
@@ -12694,36 +13082,18 @@
         <w:rPr>
           <w:rFonts w:ascii="Times New Roman" w:hAnsi="Times New Roman" w:eastAsia="Times New Roman" w:cs="Times New Roman"/>
         </w:rPr>
-        <w:t xml:space="preserve">4.34 </w:t>
+        <w:t xml:space="preserve">4.36 </w:t>
+      </w:r>
+      <w:r>
+        <w:rPr>
+          <w:rFonts w:hint="eastAsia" w:ascii="Times New Roman" w:hAnsi="Times New Roman" w:eastAsia="Times New Roman" w:cs="Times New Roman"/>
+        </w:rPr>
+        <w:t>2009</w:t>
       </w:r>
       <w:r>
         <w:rPr>
           <w:rFonts w:hint="eastAsia" w:ascii="Times New Roman" w:hAnsi="Times New Roman" w:eastAsia="SimHei" w:cs="Times New Roman"/>
         </w:rPr>
-        <w:t>二分册</w:t>
-      </w:r>
-      <w:r>
-        <w:rPr>
-          <w:rFonts w:hint="eastAsia" w:ascii="Times New Roman" w:hAnsi="Times New Roman" w:eastAsia="Times New Roman" w:cs="Times New Roman"/>
-        </w:rPr>
-        <w:t>-L11</w:t>
-      </w:r>
-      <w:r>
-        <w:rPr>
-          <w:rFonts w:hint="eastAsia" w:ascii="Times New Roman" w:hAnsi="Times New Roman" w:eastAsia="SimHei" w:cs="Times New Roman"/>
-        </w:rPr>
-        <w:t>对例</w:t>
-      </w:r>
-      <w:r>
-        <w:rPr>
-          <w:rFonts w:hint="eastAsia" w:ascii="Times New Roman" w:hAnsi="Times New Roman" w:eastAsia="Times New Roman" w:cs="Times New Roman"/>
-        </w:rPr>
-        <w:t>2-2009</w:t>
-      </w:r>
-      <w:r>
-        <w:rPr>
-          <w:rFonts w:hint="eastAsia" w:ascii="Times New Roman" w:hAnsi="Times New Roman" w:eastAsia="SimHei" w:cs="Times New Roman"/>
-        </w:rPr>
         <w:t>全国初赛碗形芳香二价阴离子</w:t>
       </w:r>
     </w:p>
@@ -12735,19 +13105,7 @@
         <w:rPr>
           <w:rFonts w:hint="eastAsia" w:ascii="Times New Roman" w:hAnsi="Times New Roman" w:eastAsia="Times New Roman" w:cs="Times New Roman"/>
         </w:rPr>
-        <w:t>【</w:t>
-      </w:r>
-      <w:r>
-        <w:rPr>
-          <w:rFonts w:hint="eastAsia" w:ascii="Times New Roman" w:hAnsi="Times New Roman" w:eastAsia="FangSong" w:cs="Times New Roman"/>
-        </w:rPr>
-        <w:t>例</w:t>
-      </w:r>
-      <w:r>
-        <w:rPr>
-          <w:rFonts w:hint="eastAsia" w:ascii="Times New Roman" w:hAnsi="Times New Roman" w:eastAsia="Times New Roman" w:cs="Times New Roman"/>
-        </w:rPr>
-        <w:t>2】（2009</w:t>
+        <w:t xml:space="preserve">（2009</w:t>
       </w:r>
       <w:r>
         <w:rPr>
@@ -13247,10 +13605,7 @@
                 </m:e>
                 <m:sub>
                   <m:r>
-                    <m:t>1</m:t>
-                  </m:r>
-                  <m:r>
-                    <m:t>0</m:t>
+                    <m:t>10</m:t>
                   </m:r>
                 </m:sub>
               </m:sSub>
@@ -13265,10 +13620,7 @@
                 </m:e>
                 <m:sub>
                   <m:r>
-                    <m:t>1</m:t>
-                  </m:r>
-                  <m:r>
-                    <m:t>0</m:t>
+                    <m:t>10</m:t>
                   </m:r>
                 </m:sub>
               </m:sSub>
@@ -13366,10 +13718,7 @@
                         </m:e>
                         <m:sub>
                           <m:r>
-                            <m:t>1</m:t>
-                          </m:r>
-                          <m:r>
-                            <m:t>4</m:t>
+                            <m:t>14</m:t>
                           </m:r>
                         </m:sub>
                       </m:sSub>
@@ -13534,10 +13883,7 @@
                 </m:e>
                 <m:sub>
                   <m:r>
-                    <m:t>1</m:t>
-                  </m:r>
-                  <m:r>
-                    <m:t>0</m:t>
+                    <m:t>10</m:t>
                   </m:r>
                 </m:sub>
               </m:sSub>
@@ -13870,10 +14216,7 @@
                 </m:e>
                 <m:sub>
                   <m:r>
-                    <m:t>1</m:t>
-                  </m:r>
-                  <m:r>
-                    <m:t>0</m:t>
+                    <m:t>10</m:t>
                   </m:r>
                 </m:sub>
               </m:sSub>
@@ -14035,8 +14378,8 @@
         </w:pict>
       </w:r>
     </w:p>
-    <w:bookmarkEnd w:id="190"/>
-    <w:bookmarkStart w:id="197" w:name="二分册-l11对例3-2003浙江初赛芳烃等差数列"/>
+    <w:bookmarkEnd w:id="201"/>
+    <w:bookmarkStart w:id="208" w:name="浙江初赛芳烃等差数列"/>
     <w:p>
       <w:pPr>
         <w:pStyle w:val="Heading2"/>
@@ -14046,36 +14389,18 @@
         <w:rPr>
           <w:rFonts w:ascii="Times New Roman" w:hAnsi="Times New Roman" w:eastAsia="Times New Roman" w:cs="Times New Roman"/>
         </w:rPr>
-        <w:t xml:space="preserve">4.35 </w:t>
+        <w:t xml:space="preserve">4.37 </w:t>
+      </w:r>
+      <w:r>
+        <w:rPr>
+          <w:rFonts w:hint="eastAsia" w:ascii="Times New Roman" w:hAnsi="Times New Roman" w:eastAsia="Times New Roman" w:cs="Times New Roman"/>
+        </w:rPr>
+        <w:t>2003</w:t>
       </w:r>
       <w:r>
         <w:rPr>
           <w:rFonts w:hint="eastAsia" w:ascii="Times New Roman" w:hAnsi="Times New Roman" w:eastAsia="SimHei" w:cs="Times New Roman"/>
         </w:rPr>
-        <w:t>二分册</w:t>
-      </w:r>
-      <w:r>
-        <w:rPr>
-          <w:rFonts w:hint="eastAsia" w:ascii="Times New Roman" w:hAnsi="Times New Roman" w:eastAsia="Times New Roman" w:cs="Times New Roman"/>
-        </w:rPr>
-        <w:t>-L11</w:t>
-      </w:r>
-      <w:r>
-        <w:rPr>
-          <w:rFonts w:hint="eastAsia" w:ascii="Times New Roman" w:hAnsi="Times New Roman" w:eastAsia="SimHei" w:cs="Times New Roman"/>
-        </w:rPr>
-        <w:t>对例</w:t>
-      </w:r>
-      <w:r>
-        <w:rPr>
-          <w:rFonts w:hint="eastAsia" w:ascii="Times New Roman" w:hAnsi="Times New Roman" w:eastAsia="Times New Roman" w:cs="Times New Roman"/>
-        </w:rPr>
-        <w:t>3-2003</w:t>
-      </w:r>
-      <w:r>
-        <w:rPr>
-          <w:rFonts w:hint="eastAsia" w:ascii="Times New Roman" w:hAnsi="Times New Roman" w:eastAsia="SimHei" w:cs="Times New Roman"/>
-        </w:rPr>
         <w:t>浙江初赛芳烃等差数列</w:t>
       </w:r>
     </w:p>
@@ -14087,25 +14412,7 @@
         <w:rPr>
           <w:rFonts w:hint="eastAsia" w:ascii="Times New Roman" w:hAnsi="Times New Roman" w:eastAsia="Times New Roman" w:cs="Times New Roman"/>
         </w:rPr>
-        <w:t>【</w:t>
-      </w:r>
-      <w:r>
-        <w:rPr>
-          <w:rFonts w:hint="eastAsia" w:ascii="Times New Roman" w:hAnsi="Times New Roman" w:eastAsia="FangSong" w:cs="Times New Roman"/>
-        </w:rPr>
-        <w:t>例</w:t>
-      </w:r>
-      <w:r>
-        <w:rPr>
-          <w:rFonts w:ascii="Times New Roman" w:hAnsi="Times New Roman" w:eastAsia="Times New Roman" w:cs="Times New Roman"/>
-        </w:rPr>
-        <w:t xml:space="preserve"> </w:t>
-      </w:r>
-      <w:r>
-        <w:rPr>
-          <w:rFonts w:hint="eastAsia" w:ascii="Times New Roman" w:hAnsi="Times New Roman" w:eastAsia="Times New Roman" w:cs="Times New Roman"/>
-        </w:rPr>
-        <w:t xml:space="preserve">3】（2003</w:t>
+        <w:t xml:space="preserve">（2003</w:t>
       </w:r>
       <w:r>
         <w:rPr>
@@ -14236,18 +14543,18 @@
           <wp:inline>
             <wp:extent cx="3600000" cy="1305221"/>
             <wp:effectExtent b="0" l="0" r="0" t="0"/>
-            <wp:docPr descr="" title="" id="192" name="Picture"/>
+            <wp:docPr descr="" title="" id="203" name="Picture"/>
             <a:graphic>
               <a:graphicData uri="http://schemas.openxmlformats.org/drawingml/2006/picture">
                 <pic:pic>
                   <pic:nvPicPr>
-                    <pic:cNvPr descr="86ce4f1c2296e2c5731235a7d32da8a4156f51f6ae3e4548647d8d713f19c637.jpg" id="193" name="Picture"/>
+                    <pic:cNvPr descr="86ce4f1c2296e2c5731235a7d32da8a4156f51f6ae3e4548647d8d713f19c637.jpg" id="204" name="Picture"/>
                     <pic:cNvPicPr>
                       <a:picLocks noChangeArrowheads="1" noChangeAspect="1"/>
                     </pic:cNvPicPr>
                   </pic:nvPicPr>
                   <pic:blipFill>
-                    <a:blip r:embed="rId191"/>
+                    <a:blip r:embed="rId202"/>
                     <a:stretch>
                       <a:fillRect/>
                     </a:stretch>
@@ -14464,18 +14771,18 @@
           <wp:inline>
             <wp:extent cx="3600000" cy="420679"/>
             <wp:effectExtent b="0" l="0" r="0" t="0"/>
-            <wp:docPr descr="" title="" id="195" name="Picture"/>
+            <wp:docPr descr="" title="" id="206" name="Picture"/>
             <a:graphic>
               <a:graphicData uri="http://schemas.openxmlformats.org/drawingml/2006/picture">
                 <pic:pic>
                   <pic:nvPicPr>
-                    <pic:cNvPr descr="0a414976f5aaf1705432cd8b5186b8e73c3b250bfd7b36ecaba19369b00c8f3e.jpg" id="196" name="Picture"/>
+                    <pic:cNvPr descr="0a414976f5aaf1705432cd8b5186b8e73c3b250bfd7b36ecaba19369b00c8f3e.jpg" id="207" name="Picture"/>
                     <pic:cNvPicPr>
                       <a:picLocks noChangeArrowheads="1" noChangeAspect="1"/>
                     </pic:cNvPicPr>
                   </pic:nvPicPr>
                   <pic:blipFill>
-                    <a:blip r:embed="rId194"/>
+                    <a:blip r:embed="rId205"/>
                     <a:stretch>
                       <a:fillRect/>
                     </a:stretch>
@@ -15171,8 +15478,8 @@
         </w:pict>
       </w:r>
     </w:p>
-    <w:bookmarkEnd w:id="197"/>
-    <w:bookmarkStart w:id="201" w:name="二分册-l11实5-定位效应叠加一氯产物分数"/>
+    <w:bookmarkEnd w:id="208"/>
+    <w:bookmarkStart w:id="212" w:name="定位效应叠加一氯产物分数"/>
     <w:p>
       <w:pPr>
         <w:pStyle w:val="Heading2"/>
@@ -15182,37 +15489,13 @@
         <w:rPr>
           <w:rFonts w:ascii="Times New Roman" w:hAnsi="Times New Roman" w:eastAsia="Times New Roman" w:cs="Times New Roman"/>
         </w:rPr>
-        <w:t xml:space="preserve">4.36 </w:t>
+        <w:t xml:space="preserve">4.38 </w:t>
       </w:r>
       <w:r>
         <w:rPr>
           <w:rFonts w:hint="eastAsia" w:ascii="Times New Roman" w:hAnsi="Times New Roman" w:eastAsia="SimHei" w:cs="Times New Roman"/>
         </w:rPr>
-        <w:t>二分册</w:t>
-      </w:r>
-      <w:r>
-        <w:rPr>
-          <w:rFonts w:hint="eastAsia" w:ascii="Times New Roman" w:hAnsi="Times New Roman" w:eastAsia="Times New Roman" w:cs="Times New Roman"/>
-        </w:rPr>
-        <w:t>-L11</w:t>
-      </w:r>
-      <w:r>
-        <w:rPr>
-          <w:rFonts w:hint="eastAsia" w:ascii="Times New Roman" w:hAnsi="Times New Roman" w:eastAsia="SimHei" w:cs="Times New Roman"/>
-        </w:rPr>
-        <w:t>实</w:t>
-      </w:r>
-      <w:r>
-        <w:rPr>
-          <w:rFonts w:hint="eastAsia" w:ascii="Times New Roman" w:hAnsi="Times New Roman" w:eastAsia="Times New Roman" w:cs="Times New Roman"/>
-        </w:rPr>
-        <w:t>5-</w:t>
-      </w:r>
-      <w:r>
-        <w:rPr>
-          <w:rFonts w:hint="eastAsia" w:ascii="Times New Roman" w:hAnsi="Times New Roman" w:eastAsia="SimHei" w:cs="Times New Roman"/>
-        </w:rPr>
-        <w:t>定位效应叠加一氯产物分数</w:t>
+        <w:t xml:space="preserve">定位效应叠加一氯产物分数</w:t>
       </w:r>
     </w:p>
     <w:p>
@@ -15434,18 +15717,18 @@
           <wp:inline>
             <wp:extent cx="3600000" cy="1899674"/>
             <wp:effectExtent b="0" l="0" r="0" t="0"/>
-            <wp:docPr descr="" title="" id="199" name="Picture"/>
+            <wp:docPr descr="" title="" id="210" name="Picture"/>
             <a:graphic>
               <a:graphicData uri="http://schemas.openxmlformats.org/drawingml/2006/picture">
                 <pic:pic>
                   <pic:nvPicPr>
-                    <pic:cNvPr descr="250f6d06d01aaadd475fc67079276896873c1a2f120c4978c2be72a22b904175.jpg" id="200" name="Picture"/>
+                    <pic:cNvPr descr="250f6d06d01aaadd475fc67079276896873c1a2f120c4978c2be72a22b904175.jpg" id="211" name="Picture"/>
                     <pic:cNvPicPr>
                       <a:picLocks noChangeArrowheads="1" noChangeAspect="1"/>
                     </pic:cNvPicPr>
                   </pic:nvPicPr>
                   <pic:blipFill>
-                    <a:blip r:embed="rId198"/>
+                    <a:blip r:embed="rId209"/>
                     <a:stretch>
                       <a:fillRect/>
                     </a:stretch>
@@ -15522,8 +15805,8 @@
         </w:pict>
       </w:r>
     </w:p>
-    <w:bookmarkEnd w:id="201"/>
-    <w:bookmarkStart w:id="205" w:name="二分册-l11实6-苯制有机物反应网三问"/>
+    <w:bookmarkEnd w:id="212"/>
+    <w:bookmarkStart w:id="216" w:name="苯制有机物反应网三问"/>
     <w:p>
       <w:pPr>
         <w:pStyle w:val="Heading2"/>
@@ -15533,37 +15816,13 @@
         <w:rPr>
           <w:rFonts w:ascii="Times New Roman" w:hAnsi="Times New Roman" w:eastAsia="Times New Roman" w:cs="Times New Roman"/>
         </w:rPr>
-        <w:t xml:space="preserve">4.37 </w:t>
+        <w:t xml:space="preserve">4.39 </w:t>
       </w:r>
       <w:r>
         <w:rPr>
           <w:rFonts w:hint="eastAsia" w:ascii="Times New Roman" w:hAnsi="Times New Roman" w:eastAsia="SimHei" w:cs="Times New Roman"/>
         </w:rPr>
-        <w:t>二分册</w:t>
-      </w:r>
-      <w:r>
-        <w:rPr>
-          <w:rFonts w:hint="eastAsia" w:ascii="Times New Roman" w:hAnsi="Times New Roman" w:eastAsia="Times New Roman" w:cs="Times New Roman"/>
-        </w:rPr>
-        <w:t>-L11</w:t>
-      </w:r>
-      <w:r>
-        <w:rPr>
-          <w:rFonts w:hint="eastAsia" w:ascii="Times New Roman" w:hAnsi="Times New Roman" w:eastAsia="SimHei" w:cs="Times New Roman"/>
-        </w:rPr>
-        <w:t>实</w:t>
-      </w:r>
-      <w:r>
-        <w:rPr>
-          <w:rFonts w:hint="eastAsia" w:ascii="Times New Roman" w:hAnsi="Times New Roman" w:eastAsia="Times New Roman" w:cs="Times New Roman"/>
-        </w:rPr>
-        <w:t>6-</w:t>
-      </w:r>
-      <w:r>
-        <w:rPr>
-          <w:rFonts w:hint="eastAsia" w:ascii="Times New Roman" w:hAnsi="Times New Roman" w:eastAsia="SimHei" w:cs="Times New Roman"/>
-        </w:rPr>
-        <w:t>苯制有机物反应网三问</w:t>
+        <w:t xml:space="preserve">苯制有机物反应网三问</w:t>
       </w:r>
     </w:p>
     <w:p>
@@ -15627,18 +15886,18 @@
           <wp:inline>
             <wp:extent cx="3600000" cy="1357894"/>
             <wp:effectExtent b="0" l="0" r="0" t="0"/>
-            <wp:docPr descr="" title="" id="203" name="Picture"/>
+            <wp:docPr descr="" title="" id="214" name="Picture"/>
             <a:graphic>
               <a:graphicData uri="http://schemas.openxmlformats.org/drawingml/2006/picture">
                 <pic:pic>
                   <pic:nvPicPr>
-                    <pic:cNvPr descr="29411066ba4c743719c47e5d79618b76dcb22c20b451ac28629c697f604395ea.jpg" id="204" name="Picture"/>
+                    <pic:cNvPr descr="29411066ba4c743719c47e5d79618b76dcb22c20b451ac28629c697f604395ea.jpg" id="215" name="Picture"/>
                     <pic:cNvPicPr>
                       <a:picLocks noChangeArrowheads="1" noChangeAspect="1"/>
                     </pic:cNvPicPr>
                   </pic:nvPicPr>
                   <pic:blipFill>
-                    <a:blip r:embed="rId202"/>
+                    <a:blip r:embed="rId213"/>
                     <a:stretch>
                       <a:fillRect/>
                     </a:stretch>
@@ -16282,8 +16541,8 @@
         </w:pict>
       </w:r>
     </w:p>
-    <w:bookmarkEnd w:id="205"/>
-    <w:bookmarkStart w:id="215" w:name="二分册-l11实8-邻二甲苯氧化链与酚酞"/>
+    <w:bookmarkEnd w:id="216"/>
+    <w:bookmarkStart w:id="226" w:name="邻二甲苯氧化链与酚酞"/>
     <w:p>
       <w:pPr>
         <w:pStyle w:val="Heading2"/>
@@ -16293,37 +16552,13 @@
         <w:rPr>
           <w:rFonts w:ascii="Times New Roman" w:hAnsi="Times New Roman" w:eastAsia="Times New Roman" w:cs="Times New Roman"/>
         </w:rPr>
-        <w:t xml:space="preserve">4.38 </w:t>
+        <w:t xml:space="preserve">4.40 </w:t>
       </w:r>
       <w:r>
         <w:rPr>
           <w:rFonts w:hint="eastAsia" w:ascii="Times New Roman" w:hAnsi="Times New Roman" w:eastAsia="SimHei" w:cs="Times New Roman"/>
         </w:rPr>
-        <w:t>二分册</w:t>
-      </w:r>
-      <w:r>
-        <w:rPr>
-          <w:rFonts w:hint="eastAsia" w:ascii="Times New Roman" w:hAnsi="Times New Roman" w:eastAsia="Times New Roman" w:cs="Times New Roman"/>
-        </w:rPr>
-        <w:t>-L11</w:t>
-      </w:r>
-      <w:r>
-        <w:rPr>
-          <w:rFonts w:hint="eastAsia" w:ascii="Times New Roman" w:hAnsi="Times New Roman" w:eastAsia="SimHei" w:cs="Times New Roman"/>
-        </w:rPr>
-        <w:t>实</w:t>
-      </w:r>
-      <w:r>
-        <w:rPr>
-          <w:rFonts w:hint="eastAsia" w:ascii="Times New Roman" w:hAnsi="Times New Roman" w:eastAsia="Times New Roman" w:cs="Times New Roman"/>
-        </w:rPr>
-        <w:t>8-</w:t>
-      </w:r>
-      <w:r>
-        <w:rPr>
-          <w:rFonts w:hint="eastAsia" w:ascii="Times New Roman" w:hAnsi="Times New Roman" w:eastAsia="SimHei" w:cs="Times New Roman"/>
-        </w:rPr>
-        <w:t>邻二甲苯氧化链与酚酞</w:t>
+        <w:t xml:space="preserve">邻二甲苯氧化链与酚酞</w:t>
       </w:r>
     </w:p>
     <w:p>
@@ -16387,18 +16622,18 @@
           <wp:inline>
             <wp:extent cx="3600000" cy="1375665"/>
             <wp:effectExtent b="0" l="0" r="0" t="0"/>
-            <wp:docPr descr="" title="" id="207" name="Picture"/>
+            <wp:docPr descr="" title="" id="218" name="Picture"/>
             <a:graphic>
               <a:graphicData uri="http://schemas.openxmlformats.org/drawingml/2006/picture">
                 <pic:pic>
                   <pic:nvPicPr>
-                    <pic:cNvPr descr="97c5c804864d58a8cc1f8a67297640fac7d6a2d9310c1f9c43fa76f0d15bf2ba.jpg" id="208" name="Picture"/>
+                    <pic:cNvPr descr="97c5c804864d58a8cc1f8a67297640fac7d6a2d9310c1f9c43fa76f0d15bf2ba.jpg" id="219" name="Picture"/>
                     <pic:cNvPicPr>
                       <a:picLocks noChangeArrowheads="1" noChangeAspect="1"/>
                     </pic:cNvPicPr>
                   </pic:nvPicPr>
                   <pic:blipFill>
-                    <a:blip r:embed="rId206"/>
+                    <a:blip r:embed="rId217"/>
                     <a:stretch>
                       <a:fillRect/>
                     </a:stretch>
@@ -16636,18 +16871,18 @@
           <wp:inline>
             <wp:extent cx="3600000" cy="1983792"/>
             <wp:effectExtent b="0" l="0" r="0" t="0"/>
-            <wp:docPr descr="" title="" id="210" name="Picture"/>
+            <wp:docPr descr="" title="" id="221" name="Picture"/>
             <a:graphic>
               <a:graphicData uri="http://schemas.openxmlformats.org/drawingml/2006/picture">
                 <pic:pic>
                   <pic:nvPicPr>
-                    <pic:cNvPr descr="dc5d4a53695976b31c172d62db9a175ae82fb1db904f523b239080ba2b03b0eb.jpg" id="211" name="Picture"/>
+                    <pic:cNvPr descr="dc5d4a53695976b31c172d62db9a175ae82fb1db904f523b239080ba2b03b0eb.jpg" id="222" name="Picture"/>
                     <pic:cNvPicPr>
                       <a:picLocks noChangeArrowheads="1" noChangeAspect="1"/>
                     </pic:cNvPicPr>
                   </pic:nvPicPr>
                   <pic:blipFill>
-                    <a:blip r:embed="rId209"/>
+                    <a:blip r:embed="rId220"/>
                     <a:stretch>
                       <a:fillRect/>
                     </a:stretch>
@@ -16705,18 +16940,18 @@
           <wp:inline>
             <wp:extent cx="3240000" cy="3185849"/>
             <wp:effectExtent b="0" l="0" r="0" t="0"/>
-            <wp:docPr descr="" title="" id="213" name="Picture"/>
+            <wp:docPr descr="" title="" id="224" name="Picture"/>
             <a:graphic>
               <a:graphicData uri="http://schemas.openxmlformats.org/drawingml/2006/picture">
                 <pic:pic>
                   <pic:nvPicPr>
-                    <pic:cNvPr descr="c1e6aac5782cecea54f8cef6324dc8188bc4df960aa95326e1922ca5f6d4744d.jpg" id="214" name="Picture"/>
+                    <pic:cNvPr descr="c1e6aac5782cecea54f8cef6324dc8188bc4df960aa95326e1922ca5f6d4744d.jpg" id="225" name="Picture"/>
                     <pic:cNvPicPr>
                       <a:picLocks noChangeArrowheads="1" noChangeAspect="1"/>
                     </pic:cNvPicPr>
                   </pic:nvPicPr>
                   <pic:blipFill>
-                    <a:blip r:embed="rId212"/>
+                    <a:blip r:embed="rId223"/>
                     <a:stretch>
                       <a:fillRect/>
                     </a:stretch>
@@ -16850,8 +17085,8 @@
         </w:pict>
       </w:r>
     </w:p>
-    <w:bookmarkEnd w:id="215"/>
-    <w:bookmarkStart w:id="225" w:name="二分册-l11实10-四氢化萘制饱和氢溴酸实验"/>
+    <w:bookmarkEnd w:id="226"/>
+    <w:bookmarkStart w:id="236" w:name="四氢化萘制饱和氢溴酸实验"/>
     <w:p>
       <w:pPr>
         <w:pStyle w:val="Heading2"/>
@@ -16861,37 +17096,13 @@
         <w:rPr>
           <w:rFonts w:ascii="Times New Roman" w:hAnsi="Times New Roman" w:eastAsia="Times New Roman" w:cs="Times New Roman"/>
         </w:rPr>
-        <w:t xml:space="preserve">4.39 </w:t>
+        <w:t xml:space="preserve">4.41 </w:t>
       </w:r>
       <w:r>
         <w:rPr>
           <w:rFonts w:hint="eastAsia" w:ascii="Times New Roman" w:hAnsi="Times New Roman" w:eastAsia="SimHei" w:cs="Times New Roman"/>
         </w:rPr>
-        <w:t>二分册</w:t>
-      </w:r>
-      <w:r>
-        <w:rPr>
-          <w:rFonts w:hint="eastAsia" w:ascii="Times New Roman" w:hAnsi="Times New Roman" w:eastAsia="Times New Roman" w:cs="Times New Roman"/>
-        </w:rPr>
-        <w:t>-L11</w:t>
-      </w:r>
-      <w:r>
-        <w:rPr>
-          <w:rFonts w:hint="eastAsia" w:ascii="Times New Roman" w:hAnsi="Times New Roman" w:eastAsia="SimHei" w:cs="Times New Roman"/>
-        </w:rPr>
-        <w:t>实</w:t>
-      </w:r>
-      <w:r>
-        <w:rPr>
-          <w:rFonts w:hint="eastAsia" w:ascii="Times New Roman" w:hAnsi="Times New Roman" w:eastAsia="Times New Roman" w:cs="Times New Roman"/>
-        </w:rPr>
-        <w:t>10-</w:t>
-      </w:r>
-      <w:r>
-        <w:rPr>
-          <w:rFonts w:hint="eastAsia" w:ascii="Times New Roman" w:hAnsi="Times New Roman" w:eastAsia="SimHei" w:cs="Times New Roman"/>
-        </w:rPr>
-        <w:t>四氢化萘制饱和氢溴酸实验</w:t>
+        <w:t xml:space="preserve">四氢化萘制饱和氢溴酸实验</w:t>
       </w:r>
     </w:p>
     <w:p>
@@ -17628,18 +17839,18 @@
           <wp:inline>
             <wp:extent cx="3240000" cy="3469701"/>
             <wp:effectExtent b="0" l="0" r="0" t="0"/>
-            <wp:docPr descr="" title="" id="217" name="Picture"/>
+            <wp:docPr descr="" title="" id="228" name="Picture"/>
             <a:graphic>
               <a:graphicData uri="http://schemas.openxmlformats.org/drawingml/2006/picture">
                 <pic:pic>
                   <pic:nvPicPr>
-                    <pic:cNvPr descr="b01d1a5e794996d0ad1da1b52fbde4265ed99c61b13bf98d4b078511d2842ca3.jpg" id="218" name="Picture"/>
+                    <pic:cNvPr descr="b01d1a5e794996d0ad1da1b52fbde4265ed99c61b13bf98d4b078511d2842ca3.jpg" id="229" name="Picture"/>
                     <pic:cNvPicPr>
                       <a:picLocks noChangeArrowheads="1" noChangeAspect="1"/>
                     </pic:cNvPicPr>
                   </pic:nvPicPr>
                   <pic:blipFill>
-                    <a:blip r:embed="rId216"/>
+                    <a:blip r:embed="rId227"/>
                     <a:stretch>
                       <a:fillRect/>
                     </a:stretch>
@@ -17680,18 +17891,18 @@
           <wp:inline>
             <wp:extent cx="2730500" cy="3759200"/>
             <wp:effectExtent b="0" l="0" r="0" t="0"/>
-            <wp:docPr descr="" title="" id="220" name="Picture"/>
+            <wp:docPr descr="" title="" id="231" name="Picture"/>
             <a:graphic>
               <a:graphicData uri="http://schemas.openxmlformats.org/drawingml/2006/picture">
                 <pic:pic>
                   <pic:nvPicPr>
-                    <pic:cNvPr descr="00698d41dd3ff109d065b03e9d831ddfcaaf7f8b81c577c4077eea051ae2082a.jpg" id="221" name="Picture"/>
+                    <pic:cNvPr descr="00698d41dd3ff109d065b03e9d831ddfcaaf7f8b81c577c4077eea051ae2082a.jpg" id="232" name="Picture"/>
                     <pic:cNvPicPr>
                       <a:picLocks noChangeArrowheads="1" noChangeAspect="1"/>
                     </pic:cNvPicPr>
                   </pic:nvPicPr>
                   <pic:blipFill>
-                    <a:blip r:embed="rId219"/>
+                    <a:blip r:embed="rId230"/>
                     <a:stretch>
                       <a:fillRect/>
                     </a:stretch>
@@ -17732,18 +17943,18 @@
           <wp:inline>
             <wp:extent cx="3240000" cy="3315568"/>
             <wp:effectExtent b="0" l="0" r="0" t="0"/>
-            <wp:docPr descr="" title="" id="223" name="Picture"/>
+            <wp:docPr descr="" title="" id="234" name="Picture"/>
             <a:graphic>
               <a:graphicData uri="http://schemas.openxmlformats.org/drawingml/2006/picture">
                 <pic:pic>
                   <pic:nvPicPr>
-                    <pic:cNvPr descr="5288ad570d79bfc0eefe7f9a973f5ca4fadd558fda78e2eab8051a8278b3fb28.jpg" id="224" name="Picture"/>
+                    <pic:cNvPr descr="5288ad570d79bfc0eefe7f9a973f5ca4fadd558fda78e2eab8051a8278b3fb28.jpg" id="235" name="Picture"/>
                     <pic:cNvPicPr>
                       <a:picLocks noChangeArrowheads="1" noChangeAspect="1"/>
                     </pic:cNvPicPr>
                   </pic:nvPicPr>
                   <pic:blipFill>
-                    <a:blip r:embed="rId222"/>
+                    <a:blip r:embed="rId233"/>
                     <a:stretch>
                       <a:fillRect/>
                     </a:stretch>
@@ -18071,8 +18282,8 @@
         </w:pict>
       </w:r>
     </w:p>
-    <w:bookmarkEnd w:id="225"/>
-    <w:bookmarkStart w:id="241" w:name="二分册-l11实11-并n苯通式与一氯二氯异构"/>
+    <w:bookmarkEnd w:id="236"/>
+    <w:bookmarkStart w:id="252" w:name="并n苯通式与一氯二氯异构"/>
     <w:p>
       <w:pPr>
         <w:pStyle w:val="Heading2"/>
@@ -18082,31 +18293,7 @@
         <w:rPr>
           <w:rFonts w:ascii="Times New Roman" w:hAnsi="Times New Roman" w:eastAsia="Times New Roman" w:cs="Times New Roman"/>
         </w:rPr>
-        <w:t xml:space="preserve">4.40 </w:t>
-      </w:r>
-      <w:r>
-        <w:rPr>
-          <w:rFonts w:hint="eastAsia" w:ascii="Times New Roman" w:hAnsi="Times New Roman" w:eastAsia="SimHei" w:cs="Times New Roman"/>
-        </w:rPr>
-        <w:t>二分册</w:t>
-      </w:r>
-      <w:r>
-        <w:rPr>
-          <w:rFonts w:hint="eastAsia" w:ascii="Times New Roman" w:hAnsi="Times New Roman" w:eastAsia="Times New Roman" w:cs="Times New Roman"/>
-        </w:rPr>
-        <w:t>-L11</w:t>
-      </w:r>
-      <w:r>
-        <w:rPr>
-          <w:rFonts w:hint="eastAsia" w:ascii="Times New Roman" w:hAnsi="Times New Roman" w:eastAsia="SimHei" w:cs="Times New Roman"/>
-        </w:rPr>
-        <w:t>实</w:t>
-      </w:r>
-      <w:r>
-        <w:rPr>
-          <w:rFonts w:hint="eastAsia" w:ascii="Times New Roman" w:hAnsi="Times New Roman" w:eastAsia="Times New Roman" w:cs="Times New Roman"/>
-        </w:rPr>
-        <w:t>11-</w:t>
+        <w:t xml:space="preserve">4.42 </w:t>
       </w:r>
       <w:r>
         <w:rPr>
@@ -18164,18 +18351,18 @@
           <wp:inline>
             <wp:extent cx="1714500" cy="1422400"/>
             <wp:effectExtent b="0" l="0" r="0" t="0"/>
-            <wp:docPr descr="" title="" id="227" name="Picture"/>
+            <wp:docPr descr="" title="" id="238" name="Picture"/>
             <a:graphic>
               <a:graphicData uri="http://schemas.openxmlformats.org/drawingml/2006/picture">
                 <pic:pic>
                   <pic:nvPicPr>
-                    <pic:cNvPr descr="e54860811a2508843cfe278cde8daf67a2975cf7268801235cec5fa6f0afe002.jpg" id="228" name="Picture"/>
+                    <pic:cNvPr descr="e54860811a2508843cfe278cde8daf67a2975cf7268801235cec5fa6f0afe002.jpg" id="239" name="Picture"/>
                     <pic:cNvPicPr>
                       <a:picLocks noChangeArrowheads="1" noChangeAspect="1"/>
                     </pic:cNvPicPr>
                   </pic:nvPicPr>
                   <pic:blipFill>
-                    <a:blip r:embed="rId226"/>
+                    <a:blip r:embed="rId237"/>
                     <a:stretch>
                       <a:fillRect/>
                     </a:stretch>
@@ -18233,18 +18420,18 @@
           <wp:inline>
             <wp:extent cx="2235200" cy="1422400"/>
             <wp:effectExtent b="0" l="0" r="0" t="0"/>
-            <wp:docPr descr="" title="" id="230" name="Picture"/>
+            <wp:docPr descr="" title="" id="241" name="Picture"/>
             <a:graphic>
               <a:graphicData uri="http://schemas.openxmlformats.org/drawingml/2006/picture">
                 <pic:pic>
                   <pic:nvPicPr>
-                    <pic:cNvPr descr="1c25ab8070a6b032fc608e7b691495de2b61f217a8dcee10745f537cfb76e6dd.jpg" id="231" name="Picture"/>
+                    <pic:cNvPr descr="1c25ab8070a6b032fc608e7b691495de2b61f217a8dcee10745f537cfb76e6dd.jpg" id="242" name="Picture"/>
                     <pic:cNvPicPr>
                       <a:picLocks noChangeArrowheads="1" noChangeAspect="1"/>
                     </pic:cNvPicPr>
                   </pic:nvPicPr>
                   <pic:blipFill>
-                    <a:blip r:embed="rId229"/>
+                    <a:blip r:embed="rId240"/>
                     <a:stretch>
                       <a:fillRect/>
                     </a:stretch>
@@ -18302,18 +18489,18 @@
           <wp:inline>
             <wp:extent cx="3225800" cy="1397000"/>
             <wp:effectExtent b="0" l="0" r="0" t="0"/>
-            <wp:docPr descr="" title="" id="233" name="Picture"/>
+            <wp:docPr descr="" title="" id="244" name="Picture"/>
             <a:graphic>
               <a:graphicData uri="http://schemas.openxmlformats.org/drawingml/2006/picture">
                 <pic:pic>
                   <pic:nvPicPr>
-                    <pic:cNvPr descr="579aa5ecf47b18f1f1756721363b742c267d1d0eaa0c6e0231a26840bec4775c.jpg" id="234" name="Picture"/>
+                    <pic:cNvPr descr="579aa5ecf47b18f1f1756721363b742c267d1d0eaa0c6e0231a26840bec4775c.jpg" id="245" name="Picture"/>
                     <pic:cNvPicPr>
                       <a:picLocks noChangeArrowheads="1" noChangeAspect="1"/>
                     </pic:cNvPicPr>
                   </pic:nvPicPr>
                   <pic:blipFill>
-                    <a:blip r:embed="rId232"/>
+                    <a:blip r:embed="rId243"/>
                     <a:stretch>
                       <a:fillRect/>
                     </a:stretch>
@@ -18371,18 +18558,18 @@
           <wp:inline>
             <wp:extent cx="3600000" cy="1185498"/>
             <wp:effectExtent b="0" l="0" r="0" t="0"/>
-            <wp:docPr descr="" title="" id="236" name="Picture"/>
+            <wp:docPr descr="" title="" id="247" name="Picture"/>
             <a:graphic>
               <a:graphicData uri="http://schemas.openxmlformats.org/drawingml/2006/picture">
                 <pic:pic>
                   <pic:nvPicPr>
-                    <pic:cNvPr descr="490a60e9aa967c881582a0fa73761c44a2c9bb7491549854d8d941118d134fdf.jpg" id="237" name="Picture"/>
+                    <pic:cNvPr descr="490a60e9aa967c881582a0fa73761c44a2c9bb7491549854d8d941118d134fdf.jpg" id="248" name="Picture"/>
                     <pic:cNvPicPr>
                       <a:picLocks noChangeArrowheads="1" noChangeAspect="1"/>
                     </pic:cNvPicPr>
                   </pic:nvPicPr>
                   <pic:blipFill>
-                    <a:blip r:embed="rId235"/>
+                    <a:blip r:embed="rId246"/>
                     <a:stretch>
                       <a:fillRect/>
                     </a:stretch>
@@ -18440,18 +18627,18 @@
           <wp:inline>
             <wp:extent cx="3600000" cy="978640"/>
             <wp:effectExtent b="0" l="0" r="0" t="0"/>
-            <wp:docPr descr="" title="" id="239" name="Picture"/>
+            <wp:docPr descr="" title="" id="250" name="Picture"/>
             <a:graphic>
               <a:graphicData uri="http://schemas.openxmlformats.org/drawingml/2006/picture">
                 <pic:pic>
                   <pic:nvPicPr>
-                    <pic:cNvPr descr="97d550ee5a619241ac6c610c9255d102c98264a16508c774fd837c9f7008bfee.jpg" id="240" name="Picture"/>
+                    <pic:cNvPr descr="97d550ee5a619241ac6c610c9255d102c98264a16508c774fd837c9f7008bfee.jpg" id="251" name="Picture"/>
                     <pic:cNvPicPr>
                       <a:picLocks noChangeArrowheads="1" noChangeAspect="1"/>
                     </pic:cNvPicPr>
                   </pic:nvPicPr>
                   <pic:blipFill>
-                    <a:blip r:embed="rId238"/>
+                    <a:blip r:embed="rId249"/>
                     <a:stretch>
                       <a:fillRect/>
                     </a:stretch>
@@ -18750,8 +18937,8 @@
         </w:pict>
       </w:r>
     </w:p>
-    <w:bookmarkEnd w:id="241"/>
-    <w:bookmarkStart w:id="245" w:name="二分册-l11实12-巨型烃c1134h1146结构单元计数"/>
+    <w:bookmarkEnd w:id="252"/>
+    <w:bookmarkStart w:id="256" w:name="巨型烃c1134h1146结构单元计数"/>
     <w:p>
       <w:pPr>
         <w:pStyle w:val="Heading2"/>
@@ -18761,31 +18948,7 @@
         <w:rPr>
           <w:rFonts w:ascii="Times New Roman" w:hAnsi="Times New Roman" w:eastAsia="Times New Roman" w:cs="Times New Roman"/>
         </w:rPr>
-        <w:t xml:space="preserve">4.41 </w:t>
-      </w:r>
-      <w:r>
-        <w:rPr>
-          <w:rFonts w:hint="eastAsia" w:ascii="Times New Roman" w:hAnsi="Times New Roman" w:eastAsia="SimHei" w:cs="Times New Roman"/>
-        </w:rPr>
-        <w:t>二分册</w:t>
-      </w:r>
-      <w:r>
-        <w:rPr>
-          <w:rFonts w:hint="eastAsia" w:ascii="Times New Roman" w:hAnsi="Times New Roman" w:eastAsia="Times New Roman" w:cs="Times New Roman"/>
-        </w:rPr>
-        <w:t>-L11</w:t>
-      </w:r>
-      <w:r>
-        <w:rPr>
-          <w:rFonts w:hint="eastAsia" w:ascii="Times New Roman" w:hAnsi="Times New Roman" w:eastAsia="SimHei" w:cs="Times New Roman"/>
-        </w:rPr>
-        <w:t>实</w:t>
-      </w:r>
-      <w:r>
-        <w:rPr>
-          <w:rFonts w:hint="eastAsia" w:ascii="Times New Roman" w:hAnsi="Times New Roman" w:eastAsia="Times New Roman" w:cs="Times New Roman"/>
-        </w:rPr>
-        <w:t>12-</w:t>
+        <w:t xml:space="preserve">4.43 </w:t>
       </w:r>
       <w:r>
         <w:rPr>
@@ -19043,18 +19206,18 @@
           <wp:inline>
             <wp:extent cx="1943100" cy="2235200"/>
             <wp:effectExtent b="0" l="0" r="0" t="0"/>
-            <wp:docPr descr="" title="" id="243" name="Picture"/>
+            <wp:docPr descr="" title="" id="254" name="Picture"/>
             <a:graphic>
               <a:graphicData uri="http://schemas.openxmlformats.org/drawingml/2006/picture">
                 <pic:pic>
                   <pic:nvPicPr>
-                    <pic:cNvPr descr="4681944b71960406236a826c8982c342b9be83875f0f7afe98385529866e88e5.jpg" id="244" name="Picture"/>
+                    <pic:cNvPr descr="4681944b71960406236a826c8982c342b9be83875f0f7afe98385529866e88e5.jpg" id="255" name="Picture"/>
                     <pic:cNvPicPr>
                       <a:picLocks noChangeArrowheads="1" noChangeAspect="1"/>
                     </pic:cNvPicPr>
                   </pic:nvPicPr>
                   <pic:blipFill>
-                    <a:blip r:embed="rId242"/>
+                    <a:blip r:embed="rId253"/>
                     <a:stretch>
                       <a:fillRect/>
                     </a:stretch>
@@ -19615,8 +19778,8 @@
         </w:pict>
       </w:r>
     </w:p>
-    <w:bookmarkEnd w:id="245"/>
-    <w:bookmarkStart w:id="246" w:name="二分册-l11实13-钠处理c5h6br2得芳香c15h18"/>
+    <w:bookmarkEnd w:id="256"/>
+    <w:bookmarkStart w:id="257" w:name="钠处理c5h6br2得芳香c15h18"/>
     <w:p>
       <w:pPr>
         <w:pStyle w:val="Heading2"/>
@@ -19626,31 +19789,7 @@
         <w:rPr>
           <w:rFonts w:ascii="Times New Roman" w:hAnsi="Times New Roman" w:eastAsia="Times New Roman" w:cs="Times New Roman"/>
         </w:rPr>
-        <w:t xml:space="preserve">4.42 </w:t>
-      </w:r>
-      <w:r>
-        <w:rPr>
-          <w:rFonts w:hint="eastAsia" w:ascii="Times New Roman" w:hAnsi="Times New Roman" w:eastAsia="SimHei" w:cs="Times New Roman"/>
-        </w:rPr>
-        <w:t>二分册</w:t>
-      </w:r>
-      <w:r>
-        <w:rPr>
-          <w:rFonts w:hint="eastAsia" w:ascii="Times New Roman" w:hAnsi="Times New Roman" w:eastAsia="Times New Roman" w:cs="Times New Roman"/>
-        </w:rPr>
-        <w:t>-L11</w:t>
-      </w:r>
-      <w:r>
-        <w:rPr>
-          <w:rFonts w:hint="eastAsia" w:ascii="Times New Roman" w:hAnsi="Times New Roman" w:eastAsia="SimHei" w:cs="Times New Roman"/>
-        </w:rPr>
-        <w:t>实</w:t>
-      </w:r>
-      <w:r>
-        <w:rPr>
-          <w:rFonts w:hint="eastAsia" w:ascii="Times New Roman" w:hAnsi="Times New Roman" w:eastAsia="Times New Roman" w:cs="Times New Roman"/>
-        </w:rPr>
-        <w:t>13-</w:t>
+        <w:t xml:space="preserve">4.44 </w:t>
       </w:r>
       <w:r>
         <w:rPr>
@@ -20015,8 +20154,8 @@
         </w:pict>
       </w:r>
     </w:p>
-    <w:bookmarkEnd w:id="246"/>
-    <w:bookmarkStart w:id="247" w:name="二分册-l11实14-c9h12光照铁催化两路溴化"/>
+    <w:bookmarkEnd w:id="257"/>
+    <w:bookmarkStart w:id="258" w:name="c9h12光照铁催化两路溴化"/>
     <w:p>
       <w:pPr>
         <w:pStyle w:val="Heading2"/>
@@ -20026,31 +20165,13 @@
         <w:rPr>
           <w:rFonts w:ascii="Times New Roman" w:hAnsi="Times New Roman" w:eastAsia="Times New Roman" w:cs="Times New Roman"/>
         </w:rPr>
-        <w:t xml:space="preserve">4.43 </w:t>
-      </w:r>
-      <w:r>
-        <w:rPr>
-          <w:rFonts w:hint="eastAsia" w:ascii="Times New Roman" w:hAnsi="Times New Roman" w:eastAsia="SimHei" w:cs="Times New Roman"/>
-        </w:rPr>
-        <w:t>二分册</w:t>
-      </w:r>
-      <w:r>
-        <w:rPr>
-          <w:rFonts w:hint="eastAsia" w:ascii="Times New Roman" w:hAnsi="Times New Roman" w:eastAsia="Times New Roman" w:cs="Times New Roman"/>
-        </w:rPr>
-        <w:t>-L11</w:t>
-      </w:r>
-      <w:r>
-        <w:rPr>
-          <w:rFonts w:hint="eastAsia" w:ascii="Times New Roman" w:hAnsi="Times New Roman" w:eastAsia="SimHei" w:cs="Times New Roman"/>
-        </w:rPr>
-        <w:t>实</w:t>
-      </w:r>
-      <w:r>
-        <w:rPr>
-          <w:rFonts w:hint="eastAsia" w:ascii="Times New Roman" w:hAnsi="Times New Roman" w:eastAsia="Times New Roman" w:cs="Times New Roman"/>
-        </w:rPr>
-        <w:t>14-C9H12</w:t>
+        <w:t xml:space="preserve">4.45 </w:t>
+      </w:r>
+      <w:r>
+        <w:rPr>
+          <w:rFonts w:hint="eastAsia" w:ascii="Times New Roman" w:hAnsi="Times New Roman" w:eastAsia="Times New Roman" w:cs="Times New Roman"/>
+        </w:rPr>
+        <w:t>C9H12</w:t>
       </w:r>
       <w:r>
         <w:rPr>
@@ -20844,8 +20965,8 @@
         </w:pict>
       </w:r>
     </w:p>
-    <w:bookmarkEnd w:id="247"/>
-    <w:bookmarkStart w:id="248" w:name="有机-芳香-多取代苯sear定位判断"/>
+    <w:bookmarkEnd w:id="258"/>
+    <w:bookmarkStart w:id="259" w:name="芳香-多取代苯sear定位判断"/>
     <w:p>
       <w:pPr>
         <w:pStyle w:val="Heading2"/>
@@ -20855,19 +20976,7 @@
         <w:rPr>
           <w:rFonts w:ascii="Times New Roman" w:hAnsi="Times New Roman" w:eastAsia="Times New Roman" w:cs="Times New Roman"/>
         </w:rPr>
-        <w:t xml:space="preserve">4.44 </w:t>
-      </w:r>
-      <w:r>
-        <w:rPr>
-          <w:rFonts w:hint="eastAsia" w:ascii="Times New Roman" w:hAnsi="Times New Roman" w:eastAsia="SimHei" w:cs="Times New Roman"/>
-        </w:rPr>
-        <w:t>有机</w:t>
-      </w:r>
-      <w:r>
-        <w:rPr>
-          <w:rFonts w:hint="eastAsia" w:ascii="Times New Roman" w:hAnsi="Times New Roman" w:eastAsia="Times New Roman" w:cs="Times New Roman"/>
-        </w:rPr>
-        <w:t>-</w:t>
+        <w:t xml:space="preserve">4.46 </w:t>
       </w:r>
       <w:r>
         <w:rPr>
@@ -21694,8 +21803,8 @@
         </w:pict>
       </w:r>
     </w:p>
-    <w:bookmarkEnd w:id="248"/>
-    <w:bookmarkStart w:id="249" w:name="有机-芳香-多取代苯合成路线设计"/>
+    <w:bookmarkEnd w:id="259"/>
+    <w:bookmarkStart w:id="260" w:name="芳香-多取代苯合成路线设计"/>
     <w:p>
       <w:pPr>
         <w:pStyle w:val="Heading2"/>
@@ -21705,19 +21814,7 @@
         <w:rPr>
           <w:rFonts w:ascii="Times New Roman" w:hAnsi="Times New Roman" w:eastAsia="Times New Roman" w:cs="Times New Roman"/>
         </w:rPr>
-        <w:t xml:space="preserve">4.45 </w:t>
-      </w:r>
-      <w:r>
-        <w:rPr>
-          <w:rFonts w:hint="eastAsia" w:ascii="Times New Roman" w:hAnsi="Times New Roman" w:eastAsia="SimHei" w:cs="Times New Roman"/>
-        </w:rPr>
-        <w:t>有机</w:t>
-      </w:r>
-      <w:r>
-        <w:rPr>
-          <w:rFonts w:hint="eastAsia" w:ascii="Times New Roman" w:hAnsi="Times New Roman" w:eastAsia="Times New Roman" w:cs="Times New Roman"/>
-        </w:rPr>
-        <w:t>-</w:t>
+        <w:t xml:space="preserve">4.47 </w:t>
       </w:r>
       <w:r>
         <w:rPr>
@@ -22438,8 +22535,8 @@
         </w:pict>
       </w:r>
     </w:p>
-    <w:bookmarkEnd w:id="249"/>
-    <w:bookmarkEnd w:id="250"/>
+    <w:bookmarkEnd w:id="260"/>
+    <w:bookmarkEnd w:id="261"/>
     <w:sectPr>
       <w:footerReference w:type="default" r:id="rId9"/>
       <w:footnotePr>
@@ -25190,7 +25287,7 @@
     <ns0:name ns0:val="Verbatim Char"/>
     <ns0:basedOn ns0:val="BodyTextChar"/>
     <ns0:rPr>
-      <ns0:rFonts ns0:ascii="Times New Roman" ns0:cs="Times New Roman" ns0:eastAsia="FangSong" ns0:hAnsi="Times New Roman"/>
+      <ns0:rFonts ns0:ascii="SimSun" ns0:cs="SimSun" ns0:eastAsia="SimSun" ns0:hAnsi="SimSun"/>
       <ns0:b ns0:val="0"/>
       <ns0:sz ns0:val="20"/>
     </ns0:rPr>
@@ -25244,7 +25341,7 @@
       <w:wordWrap w:val="off"/>
     </w:pPr>
     <ns0:rPr>
-      <w:rFonts ns0:ascii="Times New Roman" ns0:hAnsi="Times New Roman" ns0:eastAsia="FangSong" ns0:cs="Times New Roman"/>
+      <w:rFonts ns0:ascii="SimSun" ns0:hAnsi="SimSun" ns0:eastAsia="SimSun" ns0:cs="SimSun"/>
     </ns0:rPr>
   </w:style>
   <w:style w:type="character" w:customStyle="1" w:styleId="KeywordTok">
